--- a/docs/VoceAnatomy Scriptable Command System Design.docx
+++ b/docs/VoceAnatomy Scriptable Command System Design.docx
@@ -1,25 +1,23 @@
 
 <file path=word/document.xml><?xml version="1.0" encoding="utf-8"?>
-<w:document xmlns:w="http://schemas.openxmlformats.org/wordprocessingml/2006/main" xmlns:r="http://schemas.openxmlformats.org/officeDocument/2006/relationships" xmlns:wp="http://schemas.openxmlformats.org/drawingml/2006/wordprocessingDrawing" xmlns:a="http://schemas.openxmlformats.org/drawingml/2006/main" xmlns:pic="http://schemas.openxmlformats.org/drawingml/2006/picture">
+<w:document xmlns:wpc="http://schemas.microsoft.com/office/word/2010/wordprocessingCanvas" xmlns:cx="http://schemas.microsoft.com/office/drawing/2014/chartex" xmlns:cx1="http://schemas.microsoft.com/office/drawing/2015/9/8/chartex" xmlns:cx2="http://schemas.microsoft.com/office/drawing/2015/10/21/chartex" xmlns:cx3="http://schemas.microsoft.com/office/drawing/2016/5/9/chartex" xmlns:cx4="http://schemas.microsoft.com/office/drawing/2016/5/10/chartex" xmlns:cx5="http://schemas.microsoft.com/office/drawing/2016/5/11/chartex" xmlns:cx6="http://schemas.microsoft.com/office/drawing/2016/5/12/chartex" xmlns:cx7="http://schemas.microsoft.com/office/drawing/2016/5/13/chartex" xmlns:cx8="http://schemas.microsoft.com/office/drawing/2016/5/14/chartex" xmlns:mc="http://schemas.openxmlformats.org/markup-compatibility/2006" xmlns:aink="http://schemas.microsoft.com/office/drawing/2016/ink" xmlns:am3d="http://schemas.microsoft.com/office/drawing/2017/model3d" xmlns:o="urn:schemas-microsoft-com:office:office" xmlns:oel="http://schemas.microsoft.com/office/2019/extlst" xmlns:r="http://schemas.openxmlformats.org/officeDocument/2006/relationships" xmlns:m="http://schemas.openxmlformats.org/officeDocument/2006/math" xmlns:v="urn:schemas-microsoft-com:vml" xmlns:wp14="http://schemas.microsoft.com/office/word/2010/wordprocessingDrawing" xmlns:wp="http://schemas.openxmlformats.org/drawingml/2006/wordprocessingDrawing" xmlns:w10="urn:schemas-microsoft-com:office:word" xmlns:w="http://schemas.openxmlformats.org/wordprocessingml/2006/main" xmlns:w14="http://schemas.microsoft.com/office/word/2010/wordml" xmlns:w15="http://schemas.microsoft.com/office/word/2012/wordml" xmlns:w16cex="http://schemas.microsoft.com/office/word/2018/wordml/cex" xmlns:w16cid="http://schemas.microsoft.com/office/word/2016/wordml/cid" xmlns:w16="http://schemas.microsoft.com/office/word/2018/wordml" xmlns:w16du="http://schemas.microsoft.com/office/word/2023/wordml/word16du" xmlns:w16sdtdh="http://schemas.microsoft.com/office/word/2020/wordml/sdtdatahash" xmlns:w16sdtfl="http://schemas.microsoft.com/office/word/2024/wordml/sdtformatlock" xmlns:w16se="http://schemas.microsoft.com/office/word/2015/wordml/symex" xmlns:wpg="http://schemas.microsoft.com/office/word/2010/wordprocessingGroup" xmlns:wpi="http://schemas.microsoft.com/office/word/2010/wordprocessingInk" xmlns:wne="http://schemas.microsoft.com/office/word/2006/wordml" xmlns:wps="http://schemas.microsoft.com/office/word/2010/wordprocessingShape" mc:Ignorable="w14 w15 w16se w16cid w16 w16cex w16sdtdh w16sdtfl w16du wp14">
   <w:body>
     <w:p>
       <w:pPr>
         <w:pStyle w:val="Heading1"/>
       </w:pPr>
-      <w:r>
-        <w:t xml:space="preserve">VoceAnatomy: Scriptable Command System Design</w:t>
-      </w:r>
-    </w:p>
-    <w:p>
-      <w:pPr/>
-      <w:r>
-        <w:t xml:space="preserve">Oct 27, 2026</w:t>
-      </w:r>
-      <w:r>
-        <w:t xml:space="preserve"> · </w:t>
-      </w:r>
-      <w:r>
-        <w:t xml:space="preserve">@Steve DiPaola</w:t>
+      <w:proofErr w:type="spellStart"/>
+      <w:r>
+        <w:t>VoceAnatomy</w:t>
+      </w:r>
+      <w:proofErr w:type="spellEnd"/>
+      <w:r>
+        <w:t>: Scriptable Command System Design</w:t>
+      </w:r>
+    </w:p>
+    <w:p>
+      <w:r>
+        <w:t>Oct 27, 2026 · @Steve DiPaola</w:t>
       </w:r>
     </w:p>
     <w:p>
@@ -27,19 +25,22 @@
         <w:pStyle w:val="Heading2"/>
       </w:pPr>
       <w:r>
-        <w:t xml:space="preserve">Purpose and scope</w:t>
-      </w:r>
-    </w:p>
-    <w:p>
-      <w:pPr/>
-      <w:r>
-        <w:t xml:space="preserve">VoceAnatomy's voice commands become one scriptable command language that can be spoken, typed in a console, or saved as named macros, and that anatomy experts can extend without writing code.</w:t>
-      </w:r>
-    </w:p>
-    <w:p>
-      <w:pPr/>
-      <w:r>
-        <w:t xml:space="preserve">The system needs to:</w:t>
+        <w:t>Purpose and scope</w:t>
+      </w:r>
+    </w:p>
+    <w:p>
+      <w:proofErr w:type="spellStart"/>
+      <w:r>
+        <w:t>VoceAnatomy's</w:t>
+      </w:r>
+      <w:proofErr w:type="spellEnd"/>
+      <w:r>
+        <w:t xml:space="preserve"> voice commands become one scriptable command language that can be spoken, typed in a console, or saved as named macros, and that anatomy experts can extend without writing code.</w:t>
+      </w:r>
+    </w:p>
+    <w:p>
+      <w:r>
+        <w:t>The system needs to:</w:t>
       </w:r>
     </w:p>
     <w:p>
@@ -51,7 +52,7 @@
         </w:numPr>
       </w:pPr>
       <w:r>
-        <w:t xml:space="preserve">Reach any body part in the model by name, not just the five organs wired in today (heart, brain, lungs, liver, stomach).</w:t>
+        <w:t>Reach any body part in the model by name, not just the five organs wired in today (heart, brain, lungs, liver, stomach).</w:t>
       </w:r>
     </w:p>
     <w:p>
@@ -63,7 +64,7 @@
         </w:numPr>
       </w:pPr>
       <w:r>
-        <w:t xml:space="preserve">Add navigation, label, caption and quiz commands.</w:t>
+        <w:t>Add navigation, label, caption and quiz commands.</w:t>
       </w:r>
     </w:p>
     <w:p>
@@ -81,7 +82,7 @@
         <w:rPr>
           <w:rStyle w:val="CodeChar"/>
         </w:rPr>
-        <w:t xml:space="preserve">wait N</w:t>
+        <w:t>wait N</w:t>
       </w:r>
       <w:r>
         <w:t xml:space="preserve"> pauses.</w:t>
@@ -96,7 +97,7 @@
         </w:numPr>
       </w:pPr>
       <w:r>
-        <w:t xml:space="preserve">Save a sequence under a name and replay it by typing or saying that name.</w:t>
+        <w:t>Save a sequence under a name and replay it by typing or saying that name.</w:t>
       </w:r>
     </w:p>
     <w:p>
@@ -108,7 +109,7 @@
         </w:numPr>
       </w:pPr>
       <w:r>
-        <w:t xml:space="preserve">Offer a typed console for testing, debugging, writing macros, and names that voice recognition gets wrong.</w:t>
+        <w:t>Offer a typed console for testing, debugging, writing macros, and names that voice recognition gets wrong.</w:t>
       </w:r>
     </w:p>
     <w:p>
@@ -120,13 +121,18 @@
         </w:numPr>
       </w:pPr>
       <w:r>
-        <w:t xml:space="preserve">Support teaching: on-screen narration text, part descriptions, and quizzes where a student clicks the named part.</w:t>
-      </w:r>
-    </w:p>
-    <w:p>
-      <w:pPr/>
-      <w:r>
-        <w:t xml:space="preserve">This is a design only. No code has changed yet.</w:t>
+        <w:t xml:space="preserve">Support teaching: </w:t>
+      </w:r>
+      <w:r>
+        <w:t xml:space="preserve">possible options it can support in future: </w:t>
+      </w:r>
+      <w:r>
+        <w:t>on-screen narration text, part descriptions, and quizzes where a student clicks the named part.</w:t>
+      </w:r>
+    </w:p>
+    <w:p>
+      <w:r>
+        <w:t>This is a design only. No code has changed yet.</w:t>
       </w:r>
     </w:p>
     <w:p>
@@ -134,23 +140,29 @@
         <w:pStyle w:val="Heading2"/>
       </w:pPr>
       <w:r>
-        <w:t xml:space="preserve">Where the code is today</w:t>
-      </w:r>
-    </w:p>
-    <w:p>
-      <w:pPr/>
-      <w:r>
-        <w:t xml:space="preserve">The voice pipeline is already split into clean stages, so a typed console can feed text in at the same point the speech transcript does. What doesn't scale is the fixed rule list and the fire-and-forget actions.</w:t>
-      </w:r>
-    </w:p>
-    <w:p>
-      <w:pPr/>
+        <w:t>Where the code is today</w:t>
+      </w:r>
+    </w:p>
+    <w:p>
+      <w:r>
+        <w:t>The voice pipeline is already split into clean stages, so a typed console can feed text in at the same point the speech transcript does. What doesn't scale is the fixed rule list and the fire-and-forget actions.</w:t>
+      </w:r>
+    </w:p>
+    <w:p>
       <w:r>
         <w:rPr>
           <w:b/>
         </w:rPr>
-        <w:t xml:space="preserve">Already in our favour</w:t>
-      </w:r>
+        <w:t xml:space="preserve">Already in our </w:t>
+      </w:r>
+      <w:proofErr w:type="spellStart"/>
+      <w:r>
+        <w:rPr>
+          <w:b/>
+        </w:rPr>
+        <w:t>favour</w:t>
+      </w:r>
+      <w:proofErr w:type="spellEnd"/>
     </w:p>
     <w:p>
       <w:pPr>
@@ -160,41 +172,61 @@
           <w:numId w:val="3"/>
         </w:numPr>
       </w:pPr>
-      <w:r>
-        <w:rPr>
-          <w:rStyle w:val="CodeChar"/>
-        </w:rPr>
-        <w:t xml:space="preserve">VoiceCommands.cs</w:t>
-      </w:r>
+      <w:proofErr w:type="spellStart"/>
+      <w:r>
+        <w:rPr>
+          <w:rStyle w:val="CodeChar"/>
+        </w:rPr>
+        <w:t>VoiceCommands.cs</w:t>
+      </w:r>
+      <w:proofErr w:type="spellEnd"/>
       <w:r>
         <w:t xml:space="preserve"> runs capture → transcribe → </w:t>
       </w:r>
-      <w:r>
-        <w:rPr>
-          <w:rStyle w:val="CodeChar"/>
-        </w:rPr>
-        <w:t xml:space="preserve">TranscriptNormalizer</w:t>
-      </w:r>
+      <w:proofErr w:type="spellStart"/>
+      <w:r>
+        <w:rPr>
+          <w:rStyle w:val="CodeChar"/>
+        </w:rPr>
+        <w:t>TranscriptNormalizer</w:t>
+      </w:r>
+      <w:proofErr w:type="spellEnd"/>
       <w:r>
         <w:t xml:space="preserve"> → </w:t>
       </w:r>
-      <w:r>
-        <w:rPr>
-          <w:rStyle w:val="CodeChar"/>
-        </w:rPr>
-        <w:t xml:space="preserve">VoiceCommandMatcher.Match()</w:t>
+      <w:proofErr w:type="spellStart"/>
+      <w:r>
+        <w:rPr>
+          <w:rStyle w:val="CodeChar"/>
+        </w:rPr>
+        <w:t>VoiceCommandMatcher.Match</w:t>
+      </w:r>
+      <w:proofErr w:type="spellEnd"/>
+      <w:r>
+        <w:rPr>
+          <w:rStyle w:val="CodeChar"/>
+        </w:rPr>
+        <w:t>()</w:t>
       </w:r>
       <w:r>
         <w:t xml:space="preserve"> → </w:t>
       </w:r>
-      <w:r>
-        <w:rPr>
-          <w:rStyle w:val="CodeChar"/>
-        </w:rPr>
-        <w:t xml:space="preserve">Execute()</w:t>
-      </w:r>
-      <w:r>
-        <w:t xml:space="preserve">. The matcher takes plain text and has no scene access.</w:t>
+      <w:proofErr w:type="gramStart"/>
+      <w:r>
+        <w:rPr>
+          <w:rStyle w:val="CodeChar"/>
+        </w:rPr>
+        <w:t>Execute(</w:t>
+      </w:r>
+      <w:proofErr w:type="gramEnd"/>
+      <w:r>
+        <w:rPr>
+          <w:rStyle w:val="CodeChar"/>
+        </w:rPr>
+        <w:t>)</w:t>
+      </w:r>
+      <w:r>
+        <w:t>. The matcher takes plain text and has no scene access.</w:t>
       </w:r>
     </w:p>
     <w:p>
@@ -208,23 +240,27 @@
       <w:r>
         <w:t xml:space="preserve">Every part already has </w:t>
       </w:r>
-      <w:r>
-        <w:rPr>
-          <w:rStyle w:val="CodeChar"/>
-        </w:rPr>
-        <w:t xml:space="preserve">NameAndDescription</w:t>
-      </w:r>
+      <w:proofErr w:type="spellStart"/>
+      <w:r>
+        <w:rPr>
+          <w:rStyle w:val="CodeChar"/>
+        </w:rPr>
+        <w:t>NameAndDescription</w:t>
+      </w:r>
+      <w:proofErr w:type="spellEnd"/>
       <w:r>
         <w:t xml:space="preserve"> data: names in several languages, synonyms (loaded by </w:t>
       </w:r>
-      <w:r>
-        <w:rPr>
-          <w:rStyle w:val="CodeChar"/>
-        </w:rPr>
-        <w:t xml:space="preserve">NamesManagement</w:t>
-      </w:r>
-      <w:r>
-        <w:t xml:space="preserve">), a left/right side, and a description from the database.</w:t>
+      <w:proofErr w:type="spellStart"/>
+      <w:r>
+        <w:rPr>
+          <w:rStyle w:val="CodeChar"/>
+        </w:rPr>
+        <w:t>NamesManagement</w:t>
+      </w:r>
+      <w:proofErr w:type="spellEnd"/>
+      <w:r>
+        <w:t>), a left/right side, and a description from the database.</w:t>
       </w:r>
     </w:p>
     <w:p>
@@ -235,21 +271,25 @@
           <w:numId w:val="3"/>
         </w:numPr>
       </w:pPr>
-      <w:r>
-        <w:rPr>
-          <w:rStyle w:val="CodeChar"/>
-        </w:rPr>
-        <w:t xml:space="preserve">SearchEngine</w:t>
-      </w:r>
+      <w:proofErr w:type="spellStart"/>
+      <w:r>
+        <w:rPr>
+          <w:rStyle w:val="CodeChar"/>
+        </w:rPr>
+        <w:t>SearchEngine</w:t>
+      </w:r>
+      <w:proofErr w:type="spellEnd"/>
       <w:r>
         <w:t xml:space="preserve"> already searches every </w:t>
       </w:r>
-      <w:r>
-        <w:rPr>
-          <w:rStyle w:val="CodeChar"/>
-        </w:rPr>
-        <w:t xml:space="preserve">BodyPartVisibility</w:t>
-      </w:r>
+      <w:proofErr w:type="spellStart"/>
+      <w:r>
+        <w:rPr>
+          <w:rStyle w:val="CodeChar"/>
+        </w:rPr>
+        <w:t>BodyPartVisibility</w:t>
+      </w:r>
+      <w:proofErr w:type="spellEnd"/>
       <w:r>
         <w:t xml:space="preserve"> by "starts with" and "contains".</w:t>
       </w:r>
@@ -262,11 +302,19 @@
           <w:numId w:val="3"/>
         </w:numPr>
       </w:pPr>
-      <w:r>
-        <w:rPr>
-          <w:rStyle w:val="CodeChar"/>
-        </w:rPr>
-        <w:t xml:space="preserve">Shortcuts.UserIsWriting()</w:t>
+      <w:proofErr w:type="spellStart"/>
+      <w:r>
+        <w:rPr>
+          <w:rStyle w:val="CodeChar"/>
+        </w:rPr>
+        <w:t>Shortcuts.UserIsWriting</w:t>
+      </w:r>
+      <w:proofErr w:type="spellEnd"/>
+      <w:r>
+        <w:rPr>
+          <w:rStyle w:val="CodeChar"/>
+        </w:rPr>
+        <w:t>()</w:t>
       </w:r>
       <w:r>
         <w:t xml:space="preserve"> turns off hotkeys while a TMP text field has focus, so console typing won't trigger push-to-talk (V) or isolate (Space).</w:t>
@@ -281,52 +329,57 @@
         </w:numPr>
       </w:pPr>
       <w:r>
-        <w:t xml:space="preserve">The app already has a selection system (</w:t>
-      </w:r>
-      <w:r>
-        <w:rPr>
-          <w:rStyle w:val="CodeChar"/>
-        </w:rPr>
-        <w:t xml:space="preserve">SelectedObjectsManagement</w:t>
-      </w:r>
-      <w:r>
-        <w:t xml:space="preserve">), isolation (</w:t>
-      </w:r>
-      <w:r>
-        <w:rPr>
-          <w:rStyle w:val="CodeChar"/>
-        </w:rPr>
-        <w:t xml:space="preserve">MeshManagement.IsolationClick</w:t>
-      </w:r>
-      <w:r>
-        <w:t xml:space="preserve">) and labels (</w:t>
-      </w:r>
-      <w:r>
-        <w:rPr>
-          <w:rStyle w:val="CodeChar"/>
-        </w:rPr>
-        <w:t xml:space="preserve">Label</w:t>
+        <w:t>The app already has a selection system (</w:t>
+      </w:r>
+      <w:proofErr w:type="spellStart"/>
+      <w:r>
+        <w:rPr>
+          <w:rStyle w:val="CodeChar"/>
+        </w:rPr>
+        <w:t>SelectedObjectsManagement</w:t>
+      </w:r>
+      <w:proofErr w:type="spellEnd"/>
+      <w:r>
+        <w:t>), isolation (</w:t>
+      </w:r>
+      <w:proofErr w:type="spellStart"/>
+      <w:r>
+        <w:rPr>
+          <w:rStyle w:val="CodeChar"/>
+        </w:rPr>
+        <w:t>MeshManagement.IsolationClick</w:t>
+      </w:r>
+      <w:proofErr w:type="spellEnd"/>
+      <w:r>
+        <w:t>) and labels (</w:t>
+      </w:r>
+      <w:r>
+        <w:rPr>
+          <w:rStyle w:val="CodeChar"/>
+        </w:rPr>
+        <w:t>Label</w:t>
       </w:r>
       <w:r>
         <w:t xml:space="preserve">, </w:t>
       </w:r>
-      <w:r>
-        <w:rPr>
-          <w:rStyle w:val="CodeChar"/>
-        </w:rPr>
-        <w:t xml:space="preserve">LabelGroup</w:t>
-      </w:r>
-      <w:r>
-        <w:t xml:space="preserve">).</w:t>
-      </w:r>
-    </w:p>
-    <w:p>
-      <w:pPr/>
+      <w:proofErr w:type="spellStart"/>
+      <w:r>
+        <w:rPr>
+          <w:rStyle w:val="CodeChar"/>
+        </w:rPr>
+        <w:t>LabelGroup</w:t>
+      </w:r>
+      <w:proofErr w:type="spellEnd"/>
+      <w:r>
+        <w:t>).</w:t>
+      </w:r>
+    </w:p>
+    <w:p>
       <w:r>
         <w:rPr>
           <w:b/>
         </w:rPr>
-        <w:t xml:space="preserve">What blocks the new features</w:t>
+        <w:t>What blocks the new features</w:t>
       </w:r>
     </w:p>
     <w:tbl>
@@ -334,7 +387,7 @@
         <w:tblStyle w:val="TableGrid"/>
         <w:tblW w:w="0" w:type="auto"/>
         <w:tblLayout w:type="fixed"/>
-        <w:tblLook w:val="04A0" w:firstRow="1" w:lastRow="0" w:firstColumn="0" w:lastColumn="0" w:noHBand="0" w:noVBand="1"/>
+        <w:tblLook w:val="0420" w:firstRow="1" w:lastRow="0" w:firstColumn="0" w:lastColumn="0" w:noHBand="0" w:noVBand="1"/>
       </w:tblPr>
       <w:tblGrid>
         <w:gridCol w:w="1977"/>
@@ -351,9 +404,8 @@
             <w:shd w:val="clear" w:color="auto" w:fill="F2F2F2"/>
           </w:tcPr>
           <w:p>
-            <w:pPr/>
-            <w:r>
-              <w:t xml:space="preserve">Limit</w:t>
+            <w:r>
+              <w:t>Limit</w:t>
             </w:r>
           </w:p>
         </w:tc>
@@ -363,9 +415,8 @@
             <w:shd w:val="clear" w:color="auto" w:fill="F2F2F2"/>
           </w:tcPr>
           <w:p>
-            <w:pPr/>
-            <w:r>
-              <w:t xml:space="preserve">Where</w:t>
+            <w:r>
+              <w:t>Where</w:t>
             </w:r>
           </w:p>
         </w:tc>
@@ -375,9 +426,8 @@
             <w:shd w:val="clear" w:color="auto" w:fill="F2F2F2"/>
           </w:tcPr>
           <w:p>
-            <w:pPr/>
-            <w:r>
-              <w:t xml:space="preserve">Effect</w:t>
+            <w:r>
+              <w:t>Effect</w:t>
             </w:r>
           </w:p>
         </w:tc>
@@ -388,9 +438,8 @@
             <w:tcW w:w="1977" w:type="dxa"/>
           </w:tcPr>
           <w:p>
-            <w:pPr/>
-            <w:r>
-              <w:t xml:space="preserve">Body parts are hard-coded</w:t>
+            <w:r>
+              <w:t>Body parts are hard-coded</w:t>
             </w:r>
           </w:p>
         </w:tc>
@@ -399,22 +448,25 @@
             <w:tcW w:w="3523" w:type="dxa"/>
           </w:tcPr>
           <w:p>
-            <w:pPr/>
-            <w:r>
-              <w:rPr>
-                <w:rStyle w:val="CodeChar"/>
-              </w:rPr>
-              <w:t xml:space="preserve">AddHeroOrganRule</w:t>
-            </w:r>
+            <w:proofErr w:type="spellStart"/>
+            <w:r>
+              <w:rPr>
+                <w:rStyle w:val="CodeChar"/>
+              </w:rPr>
+              <w:t>AddHeroOrganRule</w:t>
+            </w:r>
+            <w:proofErr w:type="spellEnd"/>
             <w:r>
               <w:t xml:space="preserve">, one </w:t>
             </w:r>
-            <w:r>
-              <w:rPr>
-                <w:rStyle w:val="CodeChar"/>
-              </w:rPr>
-              <w:t xml:space="preserve">VoiceCommandActions</w:t>
-            </w:r>
+            <w:proofErr w:type="spellStart"/>
+            <w:r>
+              <w:rPr>
+                <w:rStyle w:val="CodeChar"/>
+              </w:rPr>
+              <w:t>VoiceCommandActions</w:t>
+            </w:r>
+            <w:proofErr w:type="spellEnd"/>
             <w:r>
               <w:t xml:space="preserve"> field each</w:t>
             </w:r>
@@ -425,9 +477,8 @@
             <w:tcW w:w="3859" w:type="dxa"/>
           </w:tcPr>
           <w:p>
-            <w:pPr/>
-            <w:r>
-              <w:t xml:space="preserve">Can't grow past a handful of organs</w:t>
+            <w:r>
+              <w:t>Can't grow past a handful of organs</w:t>
             </w:r>
           </w:p>
         </w:tc>
@@ -438,9 +489,9 @@
             <w:tcW w:w="1977" w:type="dxa"/>
           </w:tcPr>
           <w:p>
-            <w:pPr/>
-            <w:r>
-              <w:t xml:space="preserve">Word order is ignored</w:t>
+            <w:r>
+              <w:lastRenderedPageBreak/>
+              <w:t>Word order is ignored</w:t>
             </w:r>
           </w:p>
         </w:tc>
@@ -449,9 +500,8 @@
             <w:tcW w:w="3523" w:type="dxa"/>
           </w:tcPr>
           <w:p>
-            <w:pPr/>
-            <w:r>
-              <w:t xml:space="preserve">Rules are sets of required words</w:t>
+            <w:r>
+              <w:t>Rules are sets of required words</w:t>
             </w:r>
           </w:p>
         </w:tc>
@@ -460,9 +510,8 @@
             <w:tcW w:w="3859" w:type="dxa"/>
           </w:tcPr>
           <w:p>
-            <w:pPr/>
-            <w:r>
-              <w:t xml:space="preserve">Can't read "the rest of the sentence" as a part name</w:t>
+            <w:r>
+              <w:t>Can't read "the rest of the sentence" as a part name</w:t>
             </w:r>
           </w:p>
         </w:tc>
@@ -473,9 +522,8 @@
             <w:tcW w:w="1977" w:type="dxa"/>
           </w:tcPr>
           <w:p>
-            <w:pPr/>
-            <w:r>
-              <w:t xml:space="preserve">Commands don't report completion</w:t>
+            <w:r>
+              <w:t>Commands don't report completion</w:t>
             </w:r>
           </w:p>
         </w:tc>
@@ -484,40 +532,47 @@
             <w:tcW w:w="3523" w:type="dxa"/>
           </w:tcPr>
           <w:p>
-            <w:pPr/>
-            <w:r>
-              <w:rPr>
-                <w:rStyle w:val="CodeChar"/>
-              </w:rPr>
-              <w:t xml:space="preserve">StartAutoRotate</w:t>
-            </w:r>
+            <w:proofErr w:type="spellStart"/>
+            <w:r>
+              <w:rPr>
+                <w:rStyle w:val="CodeChar"/>
+              </w:rPr>
+              <w:t>StartAutoRotate</w:t>
+            </w:r>
+            <w:proofErr w:type="spellEnd"/>
             <w:r>
               <w:t xml:space="preserve">, </w:t>
             </w:r>
-            <w:r>
-              <w:rPr>
-                <w:rStyle w:val="CodeChar"/>
-              </w:rPr>
-              <w:t xml:space="preserve">RotateBy</w:t>
-            </w:r>
+            <w:proofErr w:type="spellStart"/>
+            <w:r>
+              <w:rPr>
+                <w:rStyle w:val="CodeChar"/>
+              </w:rPr>
+              <w:t>RotateBy</w:t>
+            </w:r>
+            <w:proofErr w:type="spellEnd"/>
             <w:r>
               <w:t xml:space="preserve">, </w:t>
             </w:r>
-            <w:r>
-              <w:rPr>
-                <w:rStyle w:val="CodeChar"/>
-              </w:rPr>
-              <w:t xml:space="preserve">CenterView</w:t>
-            </w:r>
+            <w:proofErr w:type="spellStart"/>
+            <w:r>
+              <w:rPr>
+                <w:rStyle w:val="CodeChar"/>
+              </w:rPr>
+              <w:t>CenterView</w:t>
+            </w:r>
+            <w:proofErr w:type="spellEnd"/>
             <w:r>
               <w:t xml:space="preserve">, </w:t>
             </w:r>
-            <w:r>
-              <w:rPr>
-                <w:rStyle w:val="CodeChar"/>
-              </w:rPr>
-              <w:t xml:space="preserve">VoiceSlowSlice</w:t>
-            </w:r>
+            <w:proofErr w:type="spellStart"/>
+            <w:r>
+              <w:rPr>
+                <w:rStyle w:val="CodeChar"/>
+              </w:rPr>
+              <w:t>VoiceSlowSlice</w:t>
+            </w:r>
+            <w:proofErr w:type="spellEnd"/>
             <w:r>
               <w:t xml:space="preserve"> start a coroutine and return</w:t>
             </w:r>
@@ -528,9 +583,8 @@
             <w:tcW w:w="3859" w:type="dxa"/>
           </w:tcPr>
           <w:p>
-            <w:pPr/>
-            <w:r>
-              <w:t xml:space="preserve">A sequence can't wait for a rotation to finish; today it waits a fixed 0.4 s</w:t>
+            <w:r>
+              <w:t>A sequence can't wait for a rotation to finish; today it waits a fixed 0.4 s</w:t>
             </w:r>
           </w:p>
         </w:tc>
@@ -541,9 +595,8 @@
             <w:tcW w:w="1977" w:type="dxa"/>
           </w:tcPr>
           <w:p>
-            <w:pPr/>
-            <w:r>
-              <w:t xml:space="preserve">Focus target is private</w:t>
+            <w:r>
+              <w:t>Focus target is private</w:t>
             </w:r>
           </w:p>
         </w:tc>
@@ -552,22 +605,25 @@
             <w:tcW w:w="3523" w:type="dxa"/>
           </w:tcPr>
           <w:p>
-            <w:pPr/>
-            <w:r>
-              <w:rPr>
-                <w:rStyle w:val="CodeChar"/>
-              </w:rPr>
-              <w:t xml:space="preserve">lastShownObjects</w:t>
-            </w:r>
+            <w:proofErr w:type="spellStart"/>
+            <w:r>
+              <w:rPr>
+                <w:rStyle w:val="CodeChar"/>
+              </w:rPr>
+              <w:t>lastShownObjects</w:t>
+            </w:r>
+            <w:proofErr w:type="spellEnd"/>
             <w:r>
               <w:t xml:space="preserve"> inside </w:t>
             </w:r>
-            <w:r>
-              <w:rPr>
-                <w:rStyle w:val="CodeChar"/>
-              </w:rPr>
-              <w:t xml:space="preserve">VoiceCommands</w:t>
-            </w:r>
+            <w:proofErr w:type="spellStart"/>
+            <w:r>
+              <w:rPr>
+                <w:rStyle w:val="CodeChar"/>
+              </w:rPr>
+              <w:t>VoiceCommands</w:t>
+            </w:r>
+            <w:proofErr w:type="spellEnd"/>
           </w:p>
         </w:tc>
         <w:tc>
@@ -575,9 +631,8 @@
             <w:tcW w:w="3859" w:type="dxa"/>
           </w:tcPr>
           <w:p>
-            <w:pPr/>
-            <w:r>
-              <w:t xml:space="preserve">Typed commands and macros can't see what to focus on</w:t>
+            <w:r>
+              <w:t>Typed commands and macros can't see what to focus on</w:t>
             </w:r>
           </w:p>
         </w:tc>
@@ -588,9 +643,8 @@
             <w:tcW w:w="1977" w:type="dxa"/>
           </w:tcPr>
           <w:p>
-            <w:pPr/>
-            <w:r>
-              <w:t xml:space="preserve">Chains are capped</w:t>
+            <w:r>
+              <w:t>Chains are capped</w:t>
             </w:r>
           </w:p>
         </w:tc>
@@ -599,21 +653,36 @@
             <w:tcW w:w="3523" w:type="dxa"/>
           </w:tcPr>
           <w:p>
-            <w:pPr/>
-            <w:r>
-              <w:rPr>
-                <w:rStyle w:val="CodeChar"/>
-              </w:rPr>
-              <w:t xml:space="preserve">.Take(3)</w:t>
+            <w:proofErr w:type="gramStart"/>
+            <w:r>
+              <w:rPr>
+                <w:rStyle w:val="CodeChar"/>
+              </w:rPr>
+              <w:t>.Take</w:t>
+            </w:r>
+            <w:proofErr w:type="gramEnd"/>
+            <w:r>
+              <w:rPr>
+                <w:rStyle w:val="CodeChar"/>
+              </w:rPr>
+              <w:t>(3)</w:t>
             </w:r>
             <w:r>
               <w:t xml:space="preserve"> in </w:t>
             </w:r>
-            <w:r>
-              <w:rPr>
-                <w:rStyle w:val="CodeChar"/>
-              </w:rPr>
-              <w:t xml:space="preserve">Match()</w:t>
+            <w:proofErr w:type="gramStart"/>
+            <w:r>
+              <w:rPr>
+                <w:rStyle w:val="CodeChar"/>
+              </w:rPr>
+              <w:t>Match(</w:t>
+            </w:r>
+            <w:proofErr w:type="gramEnd"/>
+            <w:r>
+              <w:rPr>
+                <w:rStyle w:val="CodeChar"/>
+              </w:rPr>
+              <w:t>)</w:t>
             </w:r>
           </w:p>
         </w:tc>
@@ -622,9 +691,8 @@
             <w:tcW w:w="3859" w:type="dxa"/>
           </w:tcPr>
           <w:p>
-            <w:pPr/>
-            <w:r>
-              <w:t xml:space="preserve">At most 3 spoken commands per utterance</w:t>
+            <w:r>
+              <w:t>At most 3 spoken commands per utterance</w:t>
             </w:r>
           </w:p>
         </w:tc>
@@ -635,25 +703,40 @@
         <w:pStyle w:val="Heading2"/>
       </w:pPr>
       <w:r>
-        <w:t xml:space="preserve">Core concept: the selection</w:t>
-      </w:r>
-    </w:p>
-    <w:p>
-      <w:pPr/>
+        <w:t>Core concept: the selection</w:t>
+      </w:r>
+    </w:p>
+    <w:p>
       <w:r>
         <w:rPr>
           <w:b/>
         </w:rPr>
-        <w:t xml:space="preserve">Rule: any command that names a part makes that part the current selection. Commands that don't name a part act on the current selection.</w:t>
-      </w:r>
-      <w:r>
-        <w:t xml:space="preserve"> So </w:t>
-      </w:r>
-      <w:r>
-        <w:rPr>
-          <w:rStyle w:val="CodeChar"/>
-        </w:rPr>
-        <w:t xml:space="preserve">show heart</w:t>
+        <w:t>Rule: any command that names a part makes that part the current selection. Commands that don't name a part act on the current selection.</w:t>
+      </w:r>
+      <w:r>
+        <w:t xml:space="preserve"> </w:t>
+      </w:r>
+      <w:proofErr w:type="gramStart"/>
+      <w:r>
+        <w:t>So</w:t>
+      </w:r>
+      <w:proofErr w:type="gramEnd"/>
+      <w:r>
+        <w:t xml:space="preserve"> </w:t>
+      </w:r>
+      <w:proofErr w:type="gramStart"/>
+      <w:r>
+        <w:rPr>
+          <w:rStyle w:val="CodeChar"/>
+        </w:rPr>
+        <w:t>show</w:t>
+      </w:r>
+      <w:proofErr w:type="gramEnd"/>
+      <w:r>
+        <w:rPr>
+          <w:rStyle w:val="CodeChar"/>
+        </w:rPr>
+        <w:t xml:space="preserve"> heart</w:t>
       </w:r>
       <w:r>
         <w:t xml:space="preserve"> makes the heart visible </w:t>
@@ -662,7 +745,7 @@
         <w:rPr>
           <w:i/>
         </w:rPr>
-        <w:t xml:space="preserve">and</w:t>
+        <w:t>and</w:t>
       </w:r>
       <w:r>
         <w:t xml:space="preserve"> selects it, and a following </w:t>
@@ -671,7 +754,7 @@
         <w:rPr>
           <w:rStyle w:val="CodeChar"/>
         </w:rPr>
-        <w:t xml:space="preserve">focus</w:t>
+        <w:t>focus</w:t>
       </w:r>
       <w:r>
         <w:t xml:space="preserve">, </w:t>
@@ -680,7 +763,7 @@
         <w:rPr>
           <w:rStyle w:val="CodeChar"/>
         </w:rPr>
-        <w:t xml:space="preserve">rotate</w:t>
+        <w:t>rotate</w:t>
       </w:r>
       <w:r>
         <w:t xml:space="preserve"> or </w:t>
@@ -689,23 +772,24 @@
         <w:rPr>
           <w:rStyle w:val="CodeChar"/>
         </w:rPr>
-        <w:t xml:space="preserve">label</w:t>
+        <w:t>label</w:t>
       </w:r>
       <w:r>
         <w:t xml:space="preserve"> works on the heart.</w:t>
       </w:r>
     </w:p>
     <w:p>
-      <w:pPr/>
       <w:r>
         <w:t xml:space="preserve">The selection is the app's existing </w:t>
       </w:r>
-      <w:r>
-        <w:rPr>
-          <w:rStyle w:val="CodeChar"/>
-        </w:rPr>
-        <w:t xml:space="preserve">SelectedObjectsManagement</w:t>
-      </w:r>
+      <w:proofErr w:type="spellStart"/>
+      <w:r>
+        <w:rPr>
+          <w:rStyle w:val="CodeChar"/>
+        </w:rPr>
+        <w:t>SelectedObjectsManagement</w:t>
+      </w:r>
+      <w:proofErr w:type="spellEnd"/>
       <w:r>
         <w:t xml:space="preserve"> selection, so it's shared by everything. A part clicked with the mouse, named by voice, or set by a macro is the same thing, and </w:t>
       </w:r>
@@ -713,7 +797,7 @@
         <w:rPr>
           <w:rStyle w:val="CodeChar"/>
         </w:rPr>
-        <w:t xml:space="preserve">focus</w:t>
+        <w:t>focus</w:t>
       </w:r>
       <w:r>
         <w:t xml:space="preserve"> always knows what to frame.</w:t>
@@ -724,13 +808,12 @@
         <w:pStyle w:val="Heading3"/>
       </w:pPr>
       <w:r>
-        <w:t xml:space="preserve">Verbs that name parts</w:t>
-      </w:r>
-    </w:p>
-    <w:p>
-      <w:pPr/>
-      <w:r>
-        <w:t xml:space="preserve">They differ only in what they do to visibility. All of them set the selection.</w:t>
+        <w:t>Verbs that name parts</w:t>
+      </w:r>
+    </w:p>
+    <w:p>
+      <w:r>
+        <w:t>They differ only in what they do to visibility. All of them set the selection.</w:t>
       </w:r>
     </w:p>
     <w:tbl>
@@ -738,7 +821,7 @@
         <w:tblStyle w:val="TableGrid"/>
         <w:tblW w:w="0" w:type="auto"/>
         <w:tblLayout w:type="fixed"/>
-        <w:tblLook w:val="04A0" w:firstRow="1" w:lastRow="0" w:firstColumn="0" w:lastColumn="0" w:noHBand="0" w:noVBand="1"/>
+        <w:tblLook w:val="0420" w:firstRow="1" w:lastRow="0" w:firstColumn="0" w:lastColumn="0" w:noHBand="0" w:noVBand="1"/>
       </w:tblPr>
       <w:tblGrid>
         <w:gridCol w:w="1316"/>
@@ -756,9 +839,8 @@
             <w:shd w:val="clear" w:color="auto" w:fill="F2F2F2"/>
           </w:tcPr>
           <w:p>
-            <w:pPr/>
-            <w:r>
-              <w:t xml:space="preserve">Verb</w:t>
+            <w:r>
+              <w:t>Verb</w:t>
             </w:r>
           </w:p>
         </w:tc>
@@ -768,9 +850,8 @@
             <w:shd w:val="clear" w:color="auto" w:fill="F2F2F2"/>
           </w:tcPr>
           <w:p>
-            <w:pPr/>
-            <w:r>
-              <w:t xml:space="preserve">Visibility effect</w:t>
+            <w:r>
+              <w:t>Visibility effect</w:t>
             </w:r>
           </w:p>
         </w:tc>
@@ -780,9 +861,8 @@
             <w:shd w:val="clear" w:color="auto" w:fill="F2F2F2"/>
           </w:tcPr>
           <w:p>
-            <w:pPr/>
-            <w:r>
-              <w:t xml:space="preserve">Selection after</w:t>
+            <w:r>
+              <w:t>Selection after</w:t>
             </w:r>
           </w:p>
         </w:tc>
@@ -792,9 +872,8 @@
             <w:shd w:val="clear" w:color="auto" w:fill="F2F2F2"/>
           </w:tcPr>
           <w:p>
-            <w:pPr/>
-            <w:r>
-              <w:t xml:space="preserve">Example</w:t>
+            <w:r>
+              <w:t>Example</w:t>
             </w:r>
           </w:p>
         </w:tc>
@@ -805,12 +884,11 @@
             <w:tcW w:w="1316" w:type="dxa"/>
           </w:tcPr>
           <w:p>
-            <w:pPr/>
-            <w:r>
-              <w:rPr>
-                <w:rStyle w:val="CodeChar"/>
-              </w:rPr>
-              <w:t xml:space="preserve">show X</w:t>
+            <w:r>
+              <w:rPr>
+                <w:rStyle w:val="CodeChar"/>
+              </w:rPr>
+              <w:t>show X</w:t>
             </w:r>
           </w:p>
         </w:tc>
@@ -819,9 +897,8 @@
             <w:tcW w:w="4791" w:type="dxa"/>
           </w:tcPr>
           <w:p>
-            <w:pPr/>
-            <w:r>
-              <w:t xml:space="preserve">Makes X visible; everything else stays as it is</w:t>
+            <w:r>
+              <w:t>Makes X visible; everything else stays as it is</w:t>
             </w:r>
           </w:p>
         </w:tc>
@@ -830,9 +907,8 @@
             <w:tcW w:w="1455" w:type="dxa"/>
           </w:tcPr>
           <w:p>
-            <w:pPr/>
-            <w:r>
-              <w:t xml:space="preserve">X</w:t>
+            <w:r>
+              <w:t>X</w:t>
             </w:r>
           </w:p>
         </w:tc>
@@ -841,12 +917,11 @@
             <w:tcW w:w="1798" w:type="dxa"/>
           </w:tcPr>
           <w:p>
-            <w:pPr/>
-            <w:r>
-              <w:rPr>
-                <w:rStyle w:val="CodeChar"/>
-              </w:rPr>
-              <w:t xml:space="preserve">show heart</w:t>
+            <w:r>
+              <w:rPr>
+                <w:rStyle w:val="CodeChar"/>
+              </w:rPr>
+              <w:t>show heart</w:t>
             </w:r>
           </w:p>
         </w:tc>
@@ -857,12 +932,11 @@
             <w:tcW w:w="1316" w:type="dxa"/>
           </w:tcPr>
           <w:p>
-            <w:pPr/>
-            <w:r>
-              <w:rPr>
-                <w:rStyle w:val="CodeChar"/>
-              </w:rPr>
-              <w:t xml:space="preserve">select X</w:t>
+            <w:r>
+              <w:rPr>
+                <w:rStyle w:val="CodeChar"/>
+              </w:rPr>
+              <w:t>select X</w:t>
             </w:r>
           </w:p>
         </w:tc>
@@ -871,7 +945,6 @@
             <w:tcW w:w="4791" w:type="dxa"/>
           </w:tcPr>
           <w:p>
-            <w:pPr/>
             <w:r>
               <w:t xml:space="preserve">Same as </w:t>
             </w:r>
@@ -879,7 +952,7 @@
               <w:rPr>
                 <w:rStyle w:val="CodeChar"/>
               </w:rPr>
-              <w:t xml:space="preserve">show</w:t>
+              <w:t>show</w:t>
             </w:r>
             <w:r>
               <w:t xml:space="preserve"> (a hidden part can't be selected, so it's made visible)</w:t>
@@ -891,9 +964,8 @@
             <w:tcW w:w="1455" w:type="dxa"/>
           </w:tcPr>
           <w:p>
-            <w:pPr/>
-            <w:r>
-              <w:t xml:space="preserve">X</w:t>
+            <w:r>
+              <w:t>X</w:t>
             </w:r>
           </w:p>
         </w:tc>
@@ -902,12 +974,11 @@
             <w:tcW w:w="1798" w:type="dxa"/>
           </w:tcPr>
           <w:p>
-            <w:pPr/>
-            <w:r>
-              <w:rPr>
-                <w:rStyle w:val="CodeChar"/>
-              </w:rPr>
-              <w:t xml:space="preserve">select left kidney</w:t>
+            <w:r>
+              <w:rPr>
+                <w:rStyle w:val="CodeChar"/>
+              </w:rPr>
+              <w:t>select left kidney</w:t>
             </w:r>
           </w:p>
         </w:tc>
@@ -918,12 +989,11 @@
             <w:tcW w:w="1316" w:type="dxa"/>
           </w:tcPr>
           <w:p>
-            <w:pPr/>
-            <w:r>
-              <w:rPr>
-                <w:rStyle w:val="CodeChar"/>
-              </w:rPr>
-              <w:t xml:space="preserve">isolate X</w:t>
+            <w:r>
+              <w:rPr>
+                <w:rStyle w:val="CodeChar"/>
+              </w:rPr>
+              <w:t>isolate X</w:t>
             </w:r>
           </w:p>
         </w:tc>
@@ -932,9 +1002,8 @@
             <w:tcW w:w="4791" w:type="dxa"/>
           </w:tcPr>
           <w:p>
-            <w:pPr/>
-            <w:r>
-              <w:t xml:space="preserve">Makes X visible and hides everything else</w:t>
+            <w:r>
+              <w:t>Makes X visible and hides everything else</w:t>
             </w:r>
           </w:p>
         </w:tc>
@@ -943,9 +1012,8 @@
             <w:tcW w:w="1455" w:type="dxa"/>
           </w:tcPr>
           <w:p>
-            <w:pPr/>
-            <w:r>
-              <w:t xml:space="preserve">X</w:t>
+            <w:r>
+              <w:t>X</w:t>
             </w:r>
           </w:p>
         </w:tc>
@@ -954,12 +1022,11 @@
             <w:tcW w:w="1798" w:type="dxa"/>
           </w:tcPr>
           <w:p>
-            <w:pPr/>
-            <w:r>
-              <w:rPr>
-                <w:rStyle w:val="CodeChar"/>
-              </w:rPr>
-              <w:t xml:space="preserve">isolate heart</w:t>
+            <w:r>
+              <w:rPr>
+                <w:rStyle w:val="CodeChar"/>
+              </w:rPr>
+              <w:t>isolate heart</w:t>
             </w:r>
           </w:p>
         </w:tc>
@@ -970,12 +1037,11 @@
             <w:tcW w:w="1316" w:type="dxa"/>
           </w:tcPr>
           <w:p>
-            <w:pPr/>
-            <w:r>
-              <w:rPr>
-                <w:rStyle w:val="CodeChar"/>
-              </w:rPr>
-              <w:t xml:space="preserve">hide X</w:t>
+            <w:r>
+              <w:rPr>
+                <w:rStyle w:val="CodeChar"/>
+              </w:rPr>
+              <w:t>hide X</w:t>
             </w:r>
           </w:p>
         </w:tc>
@@ -984,9 +1050,8 @@
             <w:tcW w:w="4791" w:type="dxa"/>
           </w:tcPr>
           <w:p>
-            <w:pPr/>
-            <w:r>
-              <w:t xml:space="preserve">Hides X</w:t>
+            <w:r>
+              <w:t>Hides X</w:t>
             </w:r>
           </w:p>
         </w:tc>
@@ -995,9 +1060,8 @@
             <w:tcW w:w="1455" w:type="dxa"/>
           </w:tcPr>
           <w:p>
-            <w:pPr/>
-            <w:r>
-              <w:t xml:space="preserve">Selection minus X</w:t>
+            <w:r>
+              <w:t>Selection minus X</w:t>
             </w:r>
           </w:p>
         </w:tc>
@@ -1006,12 +1070,11 @@
             <w:tcW w:w="1798" w:type="dxa"/>
           </w:tcPr>
           <w:p>
-            <w:pPr/>
-            <w:r>
-              <w:rPr>
-                <w:rStyle w:val="CodeChar"/>
-              </w:rPr>
-              <w:t xml:space="preserve">hide ribs</w:t>
+            <w:r>
+              <w:rPr>
+                <w:rStyle w:val="CodeChar"/>
+              </w:rPr>
+              <w:t>hide ribs</w:t>
             </w:r>
           </w:p>
         </w:tc>
@@ -1022,12 +1085,19 @@
             <w:tcW w:w="1316" w:type="dxa"/>
           </w:tcPr>
           <w:p>
-            <w:pPr/>
-            <w:r>
-              <w:rPr>
-                <w:rStyle w:val="CodeChar"/>
-              </w:rPr>
-              <w:t xml:space="preserve">also X</w:t>
+            <w:proofErr w:type="gramStart"/>
+            <w:r>
+              <w:rPr>
+                <w:rStyle w:val="CodeChar"/>
+              </w:rPr>
+              <w:t>also</w:t>
+            </w:r>
+            <w:proofErr w:type="gramEnd"/>
+            <w:r>
+              <w:rPr>
+                <w:rStyle w:val="CodeChar"/>
+              </w:rPr>
+              <w:t xml:space="preserve"> X</w:t>
             </w:r>
           </w:p>
         </w:tc>
@@ -1036,9 +1106,8 @@
             <w:tcW w:w="4791" w:type="dxa"/>
           </w:tcPr>
           <w:p>
-            <w:pPr/>
-            <w:r>
-              <w:t xml:space="preserve">Makes X visible and adds it to the selection</w:t>
+            <w:r>
+              <w:t>Makes X visible and adds it to the selection</w:t>
             </w:r>
           </w:p>
         </w:tc>
@@ -1047,9 +1116,8 @@
             <w:tcW w:w="1455" w:type="dxa"/>
           </w:tcPr>
           <w:p>
-            <w:pPr/>
-            <w:r>
-              <w:t xml:space="preserve">Previous selection + X</w:t>
+            <w:r>
+              <w:t>Previous selection + X</w:t>
             </w:r>
           </w:p>
         </w:tc>
@@ -1058,33 +1126,47 @@
             <w:tcW w:w="1798" w:type="dxa"/>
           </w:tcPr>
           <w:p>
-            <w:pPr/>
-            <w:r>
-              <w:rPr>
-                <w:rStyle w:val="CodeChar"/>
-              </w:rPr>
-              <w:t xml:space="preserve">also lungs</w:t>
+            <w:proofErr w:type="gramStart"/>
+            <w:r>
+              <w:rPr>
+                <w:rStyle w:val="CodeChar"/>
+              </w:rPr>
+              <w:t>also</w:t>
+            </w:r>
+            <w:proofErr w:type="gramEnd"/>
+            <w:r>
+              <w:rPr>
+                <w:rStyle w:val="CodeChar"/>
+              </w:rPr>
+              <w:t xml:space="preserve"> lungs</w:t>
             </w:r>
           </w:p>
         </w:tc>
       </w:tr>
     </w:tbl>
     <w:p>
-      <w:pPr/>
-      <w:r>
-        <w:rPr>
-          <w:rStyle w:val="CodeChar"/>
-        </w:rPr>
-        <w:t xml:space="preserve">select</w:t>
-      </w:r>
-      <w:r>
-        <w:t xml:space="preserve"> is kept as a synonym of </w:t>
-      </w:r>
-      <w:r>
-        <w:rPr>
-          <w:rStyle w:val="CodeChar"/>
-        </w:rPr>
-        <w:t xml:space="preserve">show</w:t>
+      <w:r>
+        <w:rPr>
+          <w:rStyle w:val="CodeChar"/>
+        </w:rPr>
+        <w:t>select</w:t>
+      </w:r>
+      <w:r>
+        <w:t xml:space="preserve"> is kept as a synonym </w:t>
+      </w:r>
+      <w:proofErr w:type="gramStart"/>
+      <w:r>
+        <w:t>of</w:t>
+      </w:r>
+      <w:proofErr w:type="gramEnd"/>
+      <w:r>
+        <w:t xml:space="preserve"> </w:t>
+      </w:r>
+      <w:r>
+        <w:rPr>
+          <w:rStyle w:val="CodeChar"/>
+        </w:rPr>
+        <w:t>show</w:t>
       </w:r>
       <w:r>
         <w:t xml:space="preserve"> because both words come naturally when speaking. If experts later want a pure "highlight without changing visibility", it can be a separate </w:t>
@@ -1093,7 +1175,7 @@
         <w:rPr>
           <w:rStyle w:val="CodeChar"/>
         </w:rPr>
-        <w:t xml:space="preserve">highlight</w:t>
+        <w:t>highlight</w:t>
       </w:r>
       <w:r>
         <w:t xml:space="preserve"> verb.</w:t>
@@ -1104,7 +1186,8 @@
         <w:pStyle w:val="Heading3"/>
       </w:pPr>
       <w:r>
-        <w:t xml:space="preserve">Verbs that act on the selection</w:t>
+        <w:lastRenderedPageBreak/>
+        <w:t>Verbs that act on the selection</w:t>
       </w:r>
     </w:p>
     <w:p>
@@ -1119,7 +1202,7 @@
         <w:rPr>
           <w:rStyle w:val="CodeChar"/>
         </w:rPr>
-        <w:t xml:space="preserve">focus</w:t>
+        <w:t>focus</w:t>
       </w:r>
       <w:r>
         <w:t xml:space="preserve"> / </w:t>
@@ -1128,7 +1211,7 @@
         <w:rPr>
           <w:rStyle w:val="CodeChar"/>
         </w:rPr>
-        <w:t xml:space="preserve">focus in</w:t>
+        <w:t>focus in</w:t>
       </w:r>
       <w:r>
         <w:t xml:space="preserve"> / </w:t>
@@ -1137,10 +1220,21 @@
         <w:rPr>
           <w:rStyle w:val="CodeChar"/>
         </w:rPr>
-        <w:t xml:space="preserve">zoom in</w:t>
-      </w:r>
-      <w:r>
-        <w:t xml:space="preserve">: frame the selection. With nothing selected, frame everything visible.</w:t>
+        <w:t xml:space="preserve">zoom </w:t>
+      </w:r>
+      <w:proofErr w:type="gramStart"/>
+      <w:r>
+        <w:rPr>
+          <w:rStyle w:val="CodeChar"/>
+        </w:rPr>
+        <w:t>in</w:t>
+      </w:r>
+      <w:r>
+        <w:t>:</w:t>
+      </w:r>
+      <w:proofErr w:type="gramEnd"/>
+      <w:r>
+        <w:t xml:space="preserve"> frame the selection. With nothing selected, frame everything visible.</w:t>
       </w:r>
     </w:p>
     <w:p>
@@ -1155,7 +1249,7 @@
         <w:rPr>
           <w:rStyle w:val="CodeChar"/>
         </w:rPr>
-        <w:t xml:space="preserve">rotate</w:t>
+        <w:t>rotate</w:t>
       </w:r>
       <w:r>
         <w:t xml:space="preserve">, </w:t>
@@ -1164,8 +1258,16 @@
         <w:rPr>
           <w:rStyle w:val="CodeChar"/>
         </w:rPr>
-        <w:t xml:space="preserve">rotate slow</w:t>
-      </w:r>
+        <w:t xml:space="preserve">rotate </w:t>
+      </w:r>
+      <w:proofErr w:type="gramStart"/>
+      <w:r>
+        <w:rPr>
+          <w:rStyle w:val="CodeChar"/>
+        </w:rPr>
+        <w:t>slow</w:t>
+      </w:r>
+      <w:proofErr w:type="gramEnd"/>
       <w:r>
         <w:t xml:space="preserve">, </w:t>
       </w:r>
@@ -1173,10 +1275,18 @@
         <w:rPr>
           <w:rStyle w:val="CodeChar"/>
         </w:rPr>
-        <w:t xml:space="preserve">rotate N</w:t>
-      </w:r>
-      <w:r>
-        <w:t xml:space="preserve">: orbit the camera around the selection's centre.</w:t>
+        <w:t>rotate N</w:t>
+      </w:r>
+      <w:r>
+        <w:t xml:space="preserve">: orbit the camera around the selection's </w:t>
+      </w:r>
+      <w:proofErr w:type="spellStart"/>
+      <w:r>
+        <w:t>centre</w:t>
+      </w:r>
+      <w:proofErr w:type="spellEnd"/>
+      <w:r>
+        <w:t>.</w:t>
       </w:r>
     </w:p>
     <w:p>
@@ -1191,7 +1301,7 @@
         <w:rPr>
           <w:rStyle w:val="CodeChar"/>
         </w:rPr>
-        <w:t xml:space="preserve">isolate</w:t>
+        <w:t>isolate</w:t>
       </w:r>
       <w:r>
         <w:t xml:space="preserve"> (no name): hide everything except the selection.</w:t>
@@ -1209,7 +1319,7 @@
         <w:rPr>
           <w:rStyle w:val="CodeChar"/>
         </w:rPr>
-        <w:t xml:space="preserve">label</w:t>
+        <w:t>label</w:t>
       </w:r>
       <w:r>
         <w:t xml:space="preserve"> / </w:t>
@@ -1218,10 +1328,21 @@
         <w:rPr>
           <w:rStyle w:val="CodeChar"/>
         </w:rPr>
-        <w:t xml:space="preserve">label off</w:t>
-      </w:r>
-      <w:r>
-        <w:t xml:space="preserve">: show or hide labels for the selection.</w:t>
+        <w:t xml:space="preserve">label </w:t>
+      </w:r>
+      <w:proofErr w:type="gramStart"/>
+      <w:r>
+        <w:rPr>
+          <w:rStyle w:val="CodeChar"/>
+        </w:rPr>
+        <w:t>off</w:t>
+      </w:r>
+      <w:r>
+        <w:t>:</w:t>
+      </w:r>
+      <w:proofErr w:type="gramEnd"/>
+      <w:r>
+        <w:t xml:space="preserve"> show or hide labels for the selection.</w:t>
       </w:r>
     </w:p>
     <w:p>
@@ -1232,14 +1353,16 @@
           <w:numId w:val="4"/>
         </w:numPr>
       </w:pPr>
-      <w:r>
-        <w:rPr>
-          <w:rStyle w:val="CodeChar"/>
-        </w:rPr>
-        <w:t xml:space="preserve">describe</w:t>
-      </w:r>
-      <w:r>
-        <w:t xml:space="preserve">: show the selection's description text.</w:t>
+      <w:proofErr w:type="gramStart"/>
+      <w:r>
+        <w:rPr>
+          <w:rStyle w:val="CodeChar"/>
+        </w:rPr>
+        <w:t>describe</w:t>
+      </w:r>
+      <w:proofErr w:type="gramEnd"/>
+      <w:r>
+        <w:t>: show the selection's description text.</w:t>
       </w:r>
     </w:p>
     <w:p>
@@ -1254,7 +1377,7 @@
         <w:rPr>
           <w:rStyle w:val="CodeChar"/>
         </w:rPr>
-        <w:t xml:space="preserve">deselect</w:t>
+        <w:t>deselect</w:t>
       </w:r>
       <w:r>
         <w:t xml:space="preserve">: clear the selection; </w:t>
@@ -1263,7 +1386,7 @@
         <w:rPr>
           <w:rStyle w:val="CodeChar"/>
         </w:rPr>
-        <w:t xml:space="preserve">zoom out</w:t>
+        <w:t>zoom out</w:t>
       </w:r>
       <w:r>
         <w:t xml:space="preserve"> clears it and frames the whole visible body.</w:t>
@@ -1274,20 +1397,29 @@
         <w:pStyle w:val="Heading3"/>
       </w:pPr>
       <w:r>
-        <w:t xml:space="preserve">Why this answers "show versus select"</w:t>
-      </w:r>
-    </w:p>
-    <w:p>
-      <w:pPr/>
-      <w:r>
-        <w:t xml:space="preserve">The confusion today comes from two hidden concepts: what is visible, and what "focus" will use (</w:t>
-      </w:r>
-      <w:r>
-        <w:rPr>
-          <w:rStyle w:val="CodeChar"/>
-        </w:rPr>
-        <w:t xml:space="preserve">lastShownObjects</w:t>
-      </w:r>
+        <w:t xml:space="preserve">Why </w:t>
+      </w:r>
+      <w:proofErr w:type="gramStart"/>
+      <w:r>
+        <w:t>this</w:t>
+      </w:r>
+      <w:proofErr w:type="gramEnd"/>
+      <w:r>
+        <w:t xml:space="preserve"> answers "show versus select"</w:t>
+      </w:r>
+    </w:p>
+    <w:p>
+      <w:r>
+        <w:t>The confusion today comes from two hidden concepts: what is visible, and what "focus" will use (</w:t>
+      </w:r>
+      <w:proofErr w:type="spellStart"/>
+      <w:r>
+        <w:rPr>
+          <w:rStyle w:val="CodeChar"/>
+        </w:rPr>
+        <w:t>lastShownObjects</w:t>
+      </w:r>
+      <w:proofErr w:type="spellEnd"/>
       <w:r>
         <w:t xml:space="preserve">). Collapsing the second into the real app selection leaves one rule a presenter can remember: </w:t>
       </w:r>
@@ -1295,7 +1427,7 @@
         <w:rPr>
           <w:b/>
         </w:rPr>
-        <w:t xml:space="preserve">the last thing you named is what you're working on.</w:t>
+        <w:t>the last thing you named is what you're working on.</w:t>
       </w:r>
     </w:p>
     <w:p>
@@ -1303,22 +1435,25 @@
         <w:pStyle w:val="Heading2"/>
       </w:pPr>
       <w:r>
-        <w:t xml:space="preserve">Command language</w:t>
-      </w:r>
-    </w:p>
-    <w:p>
-      <w:pPr/>
-      <w:r>
-        <w:t xml:space="preserve">Voice, console, macro files and any future LLM all produce the same canonical commands: a verb, an optional argument, and optional modifiers. Typed and scripted text uses a strict parser with clear error messages; speech uses a fuzzy interpreter that maps loose phrasing onto the same commands.</w:t>
-      </w:r>
-    </w:p>
-    <w:p>
-      <w:pPr/>
-      <w:r>
+        <w:t>Command language</w:t>
+      </w:r>
+    </w:p>
+    <w:p>
+      <w:r>
+        <w:t>Voice, console, macro files and any future LLM all produce the same canonical commands: a verb, an optional argument, and optional modifiers. Typed and scripted text uses a strict parser with clear error messages; speech uses a fuzzy interpreter that maps loose phrasing onto the same commands.</w:t>
+      </w:r>
+    </w:p>
+    <w:p>
+      <w:r>
+        <w:rPr>
+          <w:noProof/>
+        </w:rPr>
         <w:drawing>
-          <wp:inline distT="0" distB="0" distL="0" distR="0">
+          <wp:inline distT="0" distB="0" distL="0" distR="0" wp14:anchorId="10435004" wp14:editId="01616BEB">
             <wp:extent cx="5486400" cy="2898321"/>
+            <wp:effectExtent l="0" t="0" r="0" b="0"/>
             <wp:docPr id="1" name="image1" descr="command architecture · 4 inputs, 1 runner"/>
+            <wp:cNvGraphicFramePr/>
             <a:graphic xmlns:a="http://schemas.openxmlformats.org/drawingml/2006/main">
               <a:graphicData uri="http://schemas.openxmlformats.org/drawingml/2006/picture">
                 <pic:pic xmlns:pic="http://schemas.openxmlformats.org/drawingml/2006/picture">
@@ -1327,7 +1462,7 @@
                     <pic:cNvPicPr/>
                   </pic:nvPicPr>
                   <pic:blipFill>
-                    <a:blip r:embed="rId3"/>
+                    <a:blip r:embed="rId5"/>
                     <a:stretch>
                       <a:fillRect/>
                     </a:stretch>
@@ -1349,21 +1484,18 @@
       </w:r>
     </w:p>
     <w:p>
-      <w:pPr/>
-      <w:r>
-        <w:t xml:space="preserve">command architecture · 4 inputs, 1 runner</w:t>
-      </w:r>
-    </w:p>
-    <w:p>
-      <w:pPr/>
-      <w:r>
-        <w:t xml:space="preserve">Speech goes through the fuzzy interpreter; typed text and macro files go through the strict parser. Both resolve part names with the same resolver and hand identical commands to one runner.</w:t>
-      </w:r>
-    </w:p>
-    <w:p>
-      <w:pPr/>
-      <w:r>
-        <w:t xml:space="preserve">Your example script, written in the canonical form:</w:t>
+      <w:r>
+        <w:t>command architecture · 4 inputs, 1 runner</w:t>
+      </w:r>
+    </w:p>
+    <w:p>
+      <w:r>
+        <w:t>Speech goes through the fuzzy interpreter; typed text and macro files go through the strict parser. Both resolve part names with the same resolver and hand identical commands to one runner.</w:t>
+      </w:r>
+    </w:p>
+    <w:p>
+      <w:r>
+        <w:t>Your example script, written in the canonical form:</w:t>
       </w:r>
     </w:p>
     <w:p>
@@ -1371,28 +1503,42 @@
         <w:pStyle w:val="Code"/>
       </w:pPr>
       <w:r>
-        <w:t xml:space="preserve">reset</w:t>
+        <w:t>reset</w:t>
+      </w:r>
+      <w:r>
         <w:br/>
-        <w:t xml:space="preserve">show heart; focus</w:t>
+        <w:t>show heart; focus</w:t>
+      </w:r>
+      <w:r>
         <w:br/>
-        <w:t xml:space="preserve">wait 3</w:t>
+        <w:t>wait 3</w:t>
+      </w:r>
+      <w:r>
         <w:br/>
-        <w:t xml:space="preserve">rotate slow</w:t>
+      </w:r>
+      <w:r>
+        <w:lastRenderedPageBreak/>
+        <w:t>rotate slow</w:t>
+      </w:r>
+      <w:r>
         <w:br/>
-        <w:t xml:space="preserve">slice at 40</w:t>
+        <w:t>slice at 40</w:t>
+      </w:r>
+      <w:r>
         <w:br/>
-        <w:t xml:space="preserve">wait 4</w:t>
+        <w:t>wait 4</w:t>
+      </w:r>
+      <w:r>
         <w:br/>
-        <w:t xml:space="preserve">zoom out</w:t>
-      </w:r>
-    </w:p>
-    <w:p>
-      <w:pPr/>
+        <w:t>zoom out</w:t>
+      </w:r>
+    </w:p>
+    <w:p>
       <w:r>
         <w:rPr>
           <w:b/>
         </w:rPr>
-        <w:t xml:space="preserve">Syntax rules</w:t>
+        <w:t>Syntax rules</w:t>
       </w:r>
     </w:p>
     <w:p>
@@ -1404,16 +1550,21 @@
         </w:numPr>
       </w:pPr>
       <w:r>
-        <w:t xml:space="preserve">One command per line; </w:t>
-      </w:r>
-      <w:r>
-        <w:rPr>
-          <w:rStyle w:val="CodeChar"/>
-        </w:rPr>
-        <w:t xml:space="preserve">;</w:t>
-      </w:r>
-      <w:r>
-        <w:t xml:space="preserve">, "then" and "and" also separate commands on one line.</w:t>
+        <w:t>One command per line</w:t>
+      </w:r>
+      <w:proofErr w:type="gramStart"/>
+      <w:r>
+        <w:t xml:space="preserve">; </w:t>
+      </w:r>
+      <w:r>
+        <w:rPr>
+          <w:rStyle w:val="CodeChar"/>
+        </w:rPr>
+        <w:t>;</w:t>
+      </w:r>
+      <w:proofErr w:type="gramEnd"/>
+      <w:r>
+        <w:t>, "then" and "and" also separate commands on one line.</w:t>
       </w:r>
     </w:p>
     <w:p>
@@ -1431,7 +1582,7 @@
         <w:rPr>
           <w:rStyle w:val="CodeChar"/>
         </w:rPr>
-        <w:t xml:space="preserve">show heart and lungs</w:t>
+        <w:t>show heart and lungs</w:t>
       </w:r>
       <w:r>
         <w:t xml:space="preserve"> selects both. Commas also list parts: </w:t>
@@ -1440,10 +1591,10 @@
         <w:rPr>
           <w:rStyle w:val="CodeChar"/>
         </w:rPr>
-        <w:t xml:space="preserve">isolate heart, aorta, vena cava</w:t>
-      </w:r>
-      <w:r>
-        <w:t xml:space="preserve">.</w:t>
+        <w:t>isolate heart, aorta, vena cava</w:t>
+      </w:r>
+      <w:r>
+        <w:t>.</w:t>
       </w:r>
     </w:p>
     <w:p>
@@ -1455,13 +1606,13 @@
         </w:numPr>
       </w:pPr>
       <w:r>
-        <w:t xml:space="preserve">Leading line numbers (</w:t>
-      </w:r>
-      <w:r>
-        <w:rPr>
-          <w:rStyle w:val="CodeChar"/>
-        </w:rPr>
-        <w:t xml:space="preserve">1 reset</w:t>
+        <w:t>Leading line numbers (</w:t>
+      </w:r>
+      <w:r>
+        <w:rPr>
+          <w:rStyle w:val="CodeChar"/>
+        </w:rPr>
+        <w:t>1 reset</w:t>
       </w:r>
       <w:r>
         <w:t xml:space="preserve">) are ignored, and </w:t>
@@ -1470,7 +1621,7 @@
         <w:rPr>
           <w:rStyle w:val="CodeChar"/>
         </w:rPr>
-        <w:t xml:space="preserve">#</w:t>
+        <w:t>#</w:t>
       </w:r>
       <w:r>
         <w:t xml:space="preserve"> starts a comment.</w:t>
@@ -1491,10 +1642,10 @@
         <w:rPr>
           <w:rStyle w:val="CodeChar"/>
         </w:rPr>
-        <w:t xml:space="preserve">caption "Now let's move on to the heart"</w:t>
-      </w:r>
-      <w:r>
-        <w:t xml:space="preserve">.</w:t>
+        <w:t>caption "Now let's move on to the heart"</w:t>
+      </w:r>
+      <w:r>
+        <w:t>.</w:t>
       </w:r>
     </w:p>
     <w:p>
@@ -1506,13 +1657,13 @@
         </w:numPr>
       </w:pPr>
       <w:r>
-        <w:t xml:space="preserve">Numbers can be digits or words (</w:t>
-      </w:r>
-      <w:r>
-        <w:rPr>
-          <w:rStyle w:val="CodeChar"/>
-        </w:rPr>
-        <w:t xml:space="preserve">40</w:t>
+        <w:t>Numbers can be digits or words (</w:t>
+      </w:r>
+      <w:r>
+        <w:rPr>
+          <w:rStyle w:val="CodeChar"/>
+        </w:rPr>
+        <w:t>40</w:t>
       </w:r>
       <w:r>
         <w:t xml:space="preserve">, </w:t>
@@ -1521,10 +1672,10 @@
         <w:rPr>
           <w:rStyle w:val="CodeChar"/>
         </w:rPr>
-        <w:t xml:space="preserve">forty</w:t>
-      </w:r>
-      <w:r>
-        <w:t xml:space="preserve">), as today.</w:t>
+        <w:t>forty</w:t>
+      </w:r>
+      <w:r>
+        <w:t>), as today.</w:t>
       </w:r>
     </w:p>
     <w:p>
@@ -1542,19 +1693,18 @@
         <w:rPr>
           <w:rStyle w:val="CodeChar"/>
         </w:rPr>
-        <w:t xml:space="preserve">&amp;</w:t>
+        <w:t>&amp;</w:t>
       </w:r>
       <w:r>
         <w:t xml:space="preserve"> runs a command in parallel instead of waiting (see Execution model).</w:t>
       </w:r>
     </w:p>
     <w:p>
-      <w:pPr/>
       <w:r>
         <w:rPr>
           <w:b/>
         </w:rPr>
-        <w:t xml:space="preserve">Verb catalogue (first version)</w:t>
+        <w:t>Verb catalogue (first version)</w:t>
       </w:r>
     </w:p>
     <w:tbl>
@@ -1562,7 +1712,7 @@
         <w:tblStyle w:val="TableGrid"/>
         <w:tblW w:w="0" w:type="auto"/>
         <w:tblLayout w:type="fixed"/>
-        <w:tblLook w:val="04A0" w:firstRow="1" w:lastRow="0" w:firstColumn="0" w:lastColumn="0" w:noHBand="0" w:noVBand="1"/>
+        <w:tblLook w:val="0420" w:firstRow="1" w:lastRow="0" w:firstColumn="0" w:lastColumn="0" w:noHBand="0" w:noVBand="1"/>
       </w:tblPr>
       <w:tblGrid>
         <w:gridCol w:w="2941"/>
@@ -1578,9 +1728,8 @@
             <w:shd w:val="clear" w:color="auto" w:fill="F2F2F2"/>
           </w:tcPr>
           <w:p>
-            <w:pPr/>
-            <w:r>
-              <w:t xml:space="preserve">Group</w:t>
+            <w:r>
+              <w:t>Group</w:t>
             </w:r>
           </w:p>
         </w:tc>
@@ -1590,9 +1739,8 @@
             <w:shd w:val="clear" w:color="auto" w:fill="F2F2F2"/>
           </w:tcPr>
           <w:p>
-            <w:pPr/>
-            <w:r>
-              <w:t xml:space="preserve">Verbs</w:t>
+            <w:r>
+              <w:t>Verbs</w:t>
             </w:r>
           </w:p>
         </w:tc>
@@ -1603,9 +1751,8 @@
             <w:tcW w:w="2941" w:type="dxa"/>
           </w:tcPr>
           <w:p>
-            <w:pPr/>
-            <w:r>
-              <w:t xml:space="preserve">Parts and selection</w:t>
+            <w:r>
+              <w:t>Parts and selection</w:t>
             </w:r>
           </w:p>
         </w:tc>
@@ -1614,12 +1761,11 @@
             <w:tcW w:w="6418" w:type="dxa"/>
           </w:tcPr>
           <w:p>
-            <w:pPr/>
-            <w:r>
-              <w:rPr>
-                <w:rStyle w:val="CodeChar"/>
-              </w:rPr>
-              <w:t xml:space="preserve">show</w:t>
+            <w:r>
+              <w:rPr>
+                <w:rStyle w:val="CodeChar"/>
+              </w:rPr>
+              <w:t>show</w:t>
             </w:r>
             <w:r>
               <w:t xml:space="preserve">, </w:t>
@@ -1628,7 +1774,7 @@
               <w:rPr>
                 <w:rStyle w:val="CodeChar"/>
               </w:rPr>
-              <w:t xml:space="preserve">select</w:t>
+              <w:t>select</w:t>
             </w:r>
             <w:r>
               <w:t xml:space="preserve">, </w:t>
@@ -1637,7 +1783,7 @@
               <w:rPr>
                 <w:rStyle w:val="CodeChar"/>
               </w:rPr>
-              <w:t xml:space="preserve">isolate</w:t>
+              <w:t>isolate</w:t>
             </w:r>
             <w:r>
               <w:t xml:space="preserve">, </w:t>
@@ -1646,7 +1792,7 @@
               <w:rPr>
                 <w:rStyle w:val="CodeChar"/>
               </w:rPr>
-              <w:t xml:space="preserve">hide</w:t>
+              <w:t>hide</w:t>
             </w:r>
             <w:r>
               <w:t xml:space="preserve">, </w:t>
@@ -1655,7 +1801,7 @@
               <w:rPr>
                 <w:rStyle w:val="CodeChar"/>
               </w:rPr>
-              <w:t xml:space="preserve">also</w:t>
+              <w:t>also</w:t>
             </w:r>
             <w:r>
               <w:t xml:space="preserve">, </w:t>
@@ -1664,7 +1810,7 @@
               <w:rPr>
                 <w:rStyle w:val="CodeChar"/>
               </w:rPr>
-              <w:t xml:space="preserve">deselect</w:t>
+              <w:t>deselect</w:t>
             </w:r>
             <w:r>
               <w:t xml:space="preserve">, </w:t>
@@ -1673,7 +1819,7 @@
               <w:rPr>
                 <w:rStyle w:val="CodeChar"/>
               </w:rPr>
-              <w:t xml:space="preserve">show/hide &lt;system&gt;</w:t>
+              <w:t>show/hide &lt;system&gt;</w:t>
             </w:r>
             <w:r>
               <w:t xml:space="preserve"> (muscles, skeleton, nerves, organs, vessels, lymph, joints)</w:t>
@@ -1687,9 +1833,8 @@
             <w:tcW w:w="2941" w:type="dxa"/>
           </w:tcPr>
           <w:p>
-            <w:pPr/>
-            <w:r>
-              <w:t xml:space="preserve">Camera</w:t>
+            <w:r>
+              <w:t>Camera</w:t>
             </w:r>
           </w:p>
         </w:tc>
@@ -1698,12 +1843,11 @@
             <w:tcW w:w="6418" w:type="dxa"/>
           </w:tcPr>
           <w:p>
-            <w:pPr/>
-            <w:r>
-              <w:rPr>
-                <w:rStyle w:val="CodeChar"/>
-              </w:rPr>
-              <w:t xml:space="preserve">focus</w:t>
+            <w:r>
+              <w:rPr>
+                <w:rStyle w:val="CodeChar"/>
+              </w:rPr>
+              <w:t>focus</w:t>
             </w:r>
             <w:r>
               <w:t xml:space="preserve">, </w:t>
@@ -1712,7 +1856,7 @@
               <w:rPr>
                 <w:rStyle w:val="CodeChar"/>
               </w:rPr>
-              <w:t xml:space="preserve">zoom in/out [N]</w:t>
+              <w:t>zoom in/out [N]</w:t>
             </w:r>
             <w:r>
               <w:t xml:space="preserve">, </w:t>
@@ -1721,7 +1865,7 @@
               <w:rPr>
                 <w:rStyle w:val="CodeChar"/>
               </w:rPr>
-              <w:t xml:space="preserve">zoom to N</w:t>
+              <w:t>zoom to N</w:t>
             </w:r>
             <w:r>
               <w:t xml:space="preserve">, </w:t>
@@ -1730,7 +1874,7 @@
               <w:rPr>
                 <w:rStyle w:val="CodeChar"/>
               </w:rPr>
-              <w:t xml:space="preserve">rotate [slow / N]</w:t>
+              <w:t>rotate [slow / N]</w:t>
             </w:r>
             <w:r>
               <w:t xml:space="preserve">, </w:t>
@@ -1739,7 +1883,7 @@
               <w:rPr>
                 <w:rStyle w:val="CodeChar"/>
               </w:rPr>
-              <w:t xml:space="preserve">pan up/down/left/right</w:t>
+              <w:t>pan up/down/left/right</w:t>
             </w:r>
             <w:r>
               <w:t xml:space="preserve">, </w:t>
@@ -1748,7 +1892,7 @@
               <w:rPr>
                 <w:rStyle w:val="CodeChar"/>
               </w:rPr>
-              <w:t xml:space="preserve">view front/back/left/right/top/bottom</w:t>
+              <w:t>view front/back/left/right/top/bottom</w:t>
             </w:r>
             <w:r>
               <w:t xml:space="preserve">, </w:t>
@@ -1757,7 +1901,7 @@
               <w:rPr>
                 <w:rStyle w:val="CodeChar"/>
               </w:rPr>
-              <w:t xml:space="preserve">reset view</w:t>
+              <w:t>reset view</w:t>
             </w:r>
           </w:p>
         </w:tc>
@@ -1768,9 +1912,8 @@
             <w:tcW w:w="2941" w:type="dxa"/>
           </w:tcPr>
           <w:p>
-            <w:pPr/>
-            <w:r>
-              <w:t xml:space="preserve">Cross-section</w:t>
+            <w:r>
+              <w:t>Cross-section</w:t>
             </w:r>
           </w:p>
         </w:tc>
@@ -1779,12 +1922,11 @@
             <w:tcW w:w="6418" w:type="dxa"/>
           </w:tcPr>
           <w:p>
-            <w:pPr/>
-            <w:r>
-              <w:rPr>
-                <w:rStyle w:val="CodeChar"/>
-              </w:rPr>
-              <w:t xml:space="preserve">slice on</w:t>
+            <w:r>
+              <w:rPr>
+                <w:rStyle w:val="CodeChar"/>
+              </w:rPr>
+              <w:t>slice on</w:t>
             </w:r>
             <w:r>
               <w:t xml:space="preserve">, </w:t>
@@ -1793,7 +1935,7 @@
               <w:rPr>
                 <w:rStyle w:val="CodeChar"/>
               </w:rPr>
-              <w:t xml:space="preserve">slice at N</w:t>
+              <w:t>slice at N</w:t>
             </w:r>
             <w:r>
               <w:t xml:space="preserve">, </w:t>
@@ -1802,7 +1944,7 @@
               <w:rPr>
                 <w:rStyle w:val="CodeChar"/>
               </w:rPr>
-              <w:t xml:space="preserve">slice N</w:t>
+              <w:t>slice N</w:t>
             </w:r>
             <w:r>
               <w:t xml:space="preserve">, </w:t>
@@ -1811,7 +1953,7 @@
               <w:rPr>
                 <w:rStyle w:val="CodeChar"/>
               </w:rPr>
-              <w:t xml:space="preserve">slice back</w:t>
+              <w:t>slice back</w:t>
             </w:r>
             <w:r>
               <w:t xml:space="preserve">, </w:t>
@@ -1820,7 +1962,7 @@
               <w:rPr>
                 <w:rStyle w:val="CodeChar"/>
               </w:rPr>
-              <w:t xml:space="preserve">slow slice</w:t>
+              <w:t>slow slice</w:t>
             </w:r>
             <w:r>
               <w:t xml:space="preserve">, </w:t>
@@ -1829,7 +1971,7 @@
               <w:rPr>
                 <w:rStyle w:val="CodeChar"/>
               </w:rPr>
-              <w:t xml:space="preserve">remove slice</w:t>
+              <w:t>remove slice</w:t>
             </w:r>
           </w:p>
         </w:tc>
@@ -1840,9 +1982,8 @@
             <w:tcW w:w="2941" w:type="dxa"/>
           </w:tcPr>
           <w:p>
-            <w:pPr/>
-            <w:r>
-              <w:t xml:space="preserve">Teaching</w:t>
+            <w:r>
+              <w:t>Teaching</w:t>
             </w:r>
           </w:p>
         </w:tc>
@@ -1851,12 +1992,11 @@
             <w:tcW w:w="6418" w:type="dxa"/>
           </w:tcPr>
           <w:p>
-            <w:pPr/>
-            <w:r>
-              <w:rPr>
-                <w:rStyle w:val="CodeChar"/>
-              </w:rPr>
-              <w:t xml:space="preserve">label [on/off] [X]</w:t>
+            <w:r>
+              <w:rPr>
+                <w:rStyle w:val="CodeChar"/>
+              </w:rPr>
+              <w:t>label [on/off] [X]</w:t>
             </w:r>
             <w:r>
               <w:t xml:space="preserve">, </w:t>
@@ -1865,7 +2005,7 @@
               <w:rPr>
                 <w:rStyle w:val="CodeChar"/>
               </w:rPr>
-              <w:t xml:space="preserve">describe [X]</w:t>
+              <w:t>describe [X]</w:t>
             </w:r>
             <w:r>
               <w:t xml:space="preserve">, </w:t>
@@ -1874,7 +2014,7 @@
               <w:rPr>
                 <w:rStyle w:val="CodeChar"/>
               </w:rPr>
-              <w:t xml:space="preserve">caption "..."</w:t>
+              <w:t>caption "..."</w:t>
             </w:r>
             <w:r>
               <w:t xml:space="preserve">, </w:t>
@@ -1883,7 +2023,7 @@
               <w:rPr>
                 <w:rStyle w:val="CodeChar"/>
               </w:rPr>
-              <w:t xml:space="preserve">title "..."</w:t>
+              <w:t>title "..."</w:t>
             </w:r>
             <w:r>
               <w:t xml:space="preserve">, </w:t>
@@ -1892,7 +2032,7 @@
               <w:rPr>
                 <w:rStyle w:val="CodeChar"/>
               </w:rPr>
-              <w:t xml:space="preserve">caption clear</w:t>
+              <w:t>caption clear</w:t>
             </w:r>
           </w:p>
         </w:tc>
@@ -1903,9 +2043,8 @@
             <w:tcW w:w="2941" w:type="dxa"/>
           </w:tcPr>
           <w:p>
-            <w:pPr/>
-            <w:r>
-              <w:t xml:space="preserve">Quiz</w:t>
+            <w:r>
+              <w:t>Quiz</w:t>
             </w:r>
           </w:p>
         </w:tc>
@@ -1914,12 +2053,11 @@
             <w:tcW w:w="6418" w:type="dxa"/>
           </w:tcPr>
           <w:p>
-            <w:pPr/>
-            <w:r>
-              <w:rPr>
-                <w:rStyle w:val="CodeChar"/>
-              </w:rPr>
-              <w:t xml:space="preserve">quiz ...</w:t>
+            <w:r>
+              <w:rPr>
+                <w:rStyle w:val="CodeChar"/>
+              </w:rPr>
+              <w:t>quiz ...</w:t>
             </w:r>
             <w:r>
               <w:t xml:space="preserve"> (see Quizzes)</w:t>
@@ -1933,9 +2071,8 @@
             <w:tcW w:w="2941" w:type="dxa"/>
           </w:tcPr>
           <w:p>
-            <w:pPr/>
-            <w:r>
-              <w:t xml:space="preserve">Flow</w:t>
+            <w:r>
+              <w:t>Flow</w:t>
             </w:r>
           </w:p>
         </w:tc>
@@ -1944,12 +2081,11 @@
             <w:tcW w:w="6418" w:type="dxa"/>
           </w:tcPr>
           <w:p>
-            <w:pPr/>
-            <w:r>
-              <w:rPr>
-                <w:rStyle w:val="CodeChar"/>
-              </w:rPr>
-              <w:t xml:space="preserve">wait N</w:t>
+            <w:r>
+              <w:rPr>
+                <w:rStyle w:val="CodeChar"/>
+              </w:rPr>
+              <w:t>wait N</w:t>
             </w:r>
             <w:r>
               <w:t xml:space="preserve">, </w:t>
@@ -1958,7 +2094,7 @@
               <w:rPr>
                 <w:rStyle w:val="CodeChar"/>
               </w:rPr>
-              <w:t xml:space="preserve">wait click</w:t>
+              <w:t>wait click</w:t>
             </w:r>
             <w:r>
               <w:t xml:space="preserve">, </w:t>
@@ -1967,7 +2103,7 @@
               <w:rPr>
                 <w:rStyle w:val="CodeChar"/>
               </w:rPr>
-              <w:t xml:space="preserve">wait key</w:t>
+              <w:t>wait key</w:t>
             </w:r>
             <w:r>
               <w:t xml:space="preserve">, </w:t>
@@ -1976,7 +2112,7 @@
               <w:rPr>
                 <w:rStyle w:val="CodeChar"/>
               </w:rPr>
-              <w:t xml:space="preserve">stop</w:t>
+              <w:t>stop</w:t>
             </w:r>
             <w:r>
               <w:t xml:space="preserve">, </w:t>
@@ -1985,7 +2121,7 @@
               <w:rPr>
                 <w:rStyle w:val="CodeChar"/>
               </w:rPr>
-              <w:t xml:space="preserve">run &lt;macro&gt;</w:t>
+              <w:t>run &lt;macro&gt;</w:t>
             </w:r>
             <w:r>
               <w:t xml:space="preserve">, </w:t>
@@ -1994,7 +2130,7 @@
               <w:rPr>
                 <w:rStyle w:val="CodeChar"/>
               </w:rPr>
-              <w:t xml:space="preserve">record &lt;macro&gt;</w:t>
+              <w:t>record &lt;macro&gt;</w:t>
             </w:r>
             <w:r>
               <w:t xml:space="preserve">, </w:t>
@@ -2003,7 +2139,7 @@
               <w:rPr>
                 <w:rStyle w:val="CodeChar"/>
               </w:rPr>
-              <w:t xml:space="preserve">end</w:t>
+              <w:t>end</w:t>
             </w:r>
           </w:p>
         </w:tc>
@@ -2014,9 +2150,8 @@
             <w:tcW w:w="2941" w:type="dxa"/>
           </w:tcPr>
           <w:p>
-            <w:pPr/>
-            <w:r>
-              <w:t xml:space="preserve">Session</w:t>
+            <w:r>
+              <w:t>Session</w:t>
             </w:r>
           </w:p>
         </w:tc>
@@ -2025,12 +2160,11 @@
             <w:tcW w:w="6418" w:type="dxa"/>
           </w:tcPr>
           <w:p>
-            <w:pPr/>
-            <w:r>
-              <w:rPr>
-                <w:rStyle w:val="CodeChar"/>
-              </w:rPr>
-              <w:t xml:space="preserve">reset</w:t>
+            <w:r>
+              <w:rPr>
+                <w:rStyle w:val="CodeChar"/>
+              </w:rPr>
+              <w:t>reset</w:t>
             </w:r>
             <w:r>
               <w:t xml:space="preserve">, </w:t>
@@ -2039,7 +2173,7 @@
               <w:rPr>
                 <w:rStyle w:val="CodeChar"/>
               </w:rPr>
-              <w:t xml:space="preserve">clear</w:t>
+              <w:t>clear</w:t>
             </w:r>
             <w:r>
               <w:t xml:space="preserve">, </w:t>
@@ -2048,7 +2182,7 @@
               <w:rPr>
                 <w:rStyle w:val="CodeChar"/>
               </w:rPr>
-              <w:t xml:space="preserve">undo</w:t>
+              <w:t>undo</w:t>
             </w:r>
             <w:r>
               <w:t xml:space="preserve">, </w:t>
@@ -2057,7 +2191,7 @@
               <w:rPr>
                 <w:rStyle w:val="CodeChar"/>
               </w:rPr>
-              <w:t xml:space="preserve">help [verb]</w:t>
+              <w:t>help [verb]</w:t>
             </w:r>
             <w:r>
               <w:t xml:space="preserve">, </w:t>
@@ -2066,16 +2200,15 @@
               <w:rPr>
                 <w:rStyle w:val="CodeChar"/>
               </w:rPr>
-              <w:t xml:space="preserve">gesture off/leap/video</w:t>
+              <w:t>gesture off/leap/video</w:t>
             </w:r>
           </w:p>
         </w:tc>
       </w:tr>
     </w:tbl>
     <w:p>
-      <w:pPr/>
-      <w:r>
-        <w:t xml:space="preserve">Every existing voice command keeps working; it is simply re-expressed as one of these verbs.</w:t>
+      <w:r>
+        <w:t>Every existing voice command keeps working; it is simply re-expressed as one of these verbs.</w:t>
       </w:r>
     </w:p>
     <w:p>
@@ -2083,11 +2216,10 @@
         <w:pStyle w:val="Heading2"/>
       </w:pPr>
       <w:r>
-        <w:t xml:space="preserve">Execution model</w:t>
-      </w:r>
-    </w:p>
-    <w:p>
-      <w:pPr/>
+        <w:t>Execution model</w:t>
+      </w:r>
+    </w:p>
+    <w:p>
       <w:r>
         <w:rPr>
           <w:b/>
@@ -2099,7 +2231,7 @@
           <w:rStyle w:val="CodeChar"/>
           <w:b/>
         </w:rPr>
-        <w:t xml:space="preserve">&amp;</w:t>
+        <w:t>&amp;</w:t>
       </w:r>
       <w:r>
         <w:rPr>
@@ -2112,7 +2244,7 @@
           <w:rStyle w:val="CodeChar"/>
           <w:b/>
         </w:rPr>
-        <w:t xml:space="preserve">stop</w:t>
+        <w:t>stop</w:t>
       </w:r>
       <w:r>
         <w:rPr>
@@ -2122,18 +2254,27 @@
       </w:r>
     </w:p>
     <w:p>
-      <w:pPr/>
       <w:r>
         <w:t xml:space="preserve">A single </w:t>
       </w:r>
-      <w:r>
-        <w:rPr>
-          <w:rStyle w:val="CodeChar"/>
-        </w:rPr>
-        <w:t xml:space="preserve">CommandRunner</w:t>
-      </w:r>
-      <w:r>
-        <w:t xml:space="preserve"> (a coroutine queue on one GameObject) runs every command list, whether it came from voice, the console or a macro file.</w:t>
+      <w:proofErr w:type="spellStart"/>
+      <w:r>
+        <w:rPr>
+          <w:rStyle w:val="CodeChar"/>
+        </w:rPr>
+        <w:t>CommandRunner</w:t>
+      </w:r>
+      <w:proofErr w:type="spellEnd"/>
+      <w:r>
+        <w:t xml:space="preserve"> (a coroutine queue on one </w:t>
+      </w:r>
+      <w:proofErr w:type="spellStart"/>
+      <w:r>
+        <w:t>GameObject</w:t>
+      </w:r>
+      <w:proofErr w:type="spellEnd"/>
+      <w:r>
+        <w:t>) runs every command list, whether it came from voice, the console or a macro file.</w:t>
       </w:r>
     </w:p>
     <w:p>
@@ -2147,23 +2288,33 @@
       <w:r>
         <w:t xml:space="preserve">Each command's </w:t>
       </w:r>
-      <w:r>
-        <w:rPr>
-          <w:rStyle w:val="CodeChar"/>
-        </w:rPr>
-        <w:t xml:space="preserve">Execute()</w:t>
+      <w:proofErr w:type="gramStart"/>
+      <w:r>
+        <w:rPr>
+          <w:rStyle w:val="CodeChar"/>
+        </w:rPr>
+        <w:t>Execute(</w:t>
+      </w:r>
+      <w:proofErr w:type="gramEnd"/>
+      <w:r>
+        <w:rPr>
+          <w:rStyle w:val="CodeChar"/>
+        </w:rPr>
+        <w:t>)</w:t>
       </w:r>
       <w:r>
         <w:t xml:space="preserve"> returns an </w:t>
       </w:r>
-      <w:r>
-        <w:rPr>
-          <w:rStyle w:val="CodeChar"/>
-        </w:rPr>
-        <w:t xml:space="preserve">IEnumerator</w:t>
-      </w:r>
-      <w:r>
-        <w:t xml:space="preserve">. The runner yields on it before starting the next command.</w:t>
+      <w:proofErr w:type="spellStart"/>
+      <w:r>
+        <w:rPr>
+          <w:rStyle w:val="CodeChar"/>
+        </w:rPr>
+        <w:t>IEnumerator</w:t>
+      </w:r>
+      <w:proofErr w:type="spellEnd"/>
+      <w:r>
+        <w:t>. The runner yields on it before starting the next command.</w:t>
       </w:r>
     </w:p>
     <w:p>
@@ -2178,7 +2329,7 @@
         <w:rPr>
           <w:b/>
         </w:rPr>
-        <w:t xml:space="preserve">Instant commands</w:t>
+        <w:t>Instant commands</w:t>
       </w:r>
       <w:r>
         <w:t xml:space="preserve"> (show, select, label, caption) finish in the same frame.</w:t>
@@ -2196,55 +2347,66 @@
         <w:rPr>
           <w:b/>
         </w:rPr>
-        <w:t xml:space="preserve">Animated commands</w:t>
+        <w:lastRenderedPageBreak/>
+        <w:t>Animated commands</w:t>
       </w:r>
       <w:r>
         <w:t xml:space="preserve"> (rotate, focus, zoom, pan, view, slow slice) yield until their animation ends. This needs small read-only getters such as </w:t>
       </w:r>
-      <w:r>
-        <w:rPr>
-          <w:rStyle w:val="CodeChar"/>
-        </w:rPr>
-        <w:t xml:space="preserve">CameraController.IsAnimating</w:t>
-      </w:r>
+      <w:proofErr w:type="spellStart"/>
+      <w:r>
+        <w:rPr>
+          <w:rStyle w:val="CodeChar"/>
+        </w:rPr>
+        <w:t>CameraController.IsAnimating</w:t>
+      </w:r>
+      <w:proofErr w:type="spellEnd"/>
       <w:r>
         <w:t xml:space="preserve"> and </w:t>
       </w:r>
-      <w:r>
-        <w:rPr>
-          <w:rStyle w:val="CodeChar"/>
-        </w:rPr>
-        <w:t xml:space="preserve">CrossSections.IsAutoSlicing</w:t>
-      </w:r>
-      <w:r>
-        <w:t xml:space="preserve">. The internal flags (</w:t>
-      </w:r>
-      <w:r>
-        <w:rPr>
-          <w:rStyle w:val="CodeChar"/>
-        </w:rPr>
-        <w:t xml:space="preserve">autoRotating</w:t>
-      </w:r>
+      <w:proofErr w:type="spellStart"/>
+      <w:r>
+        <w:rPr>
+          <w:rStyle w:val="CodeChar"/>
+        </w:rPr>
+        <w:t>CrossSections.IsAutoSlicing</w:t>
+      </w:r>
+      <w:proofErr w:type="spellEnd"/>
+      <w:r>
+        <w:t>. The internal flags (</w:t>
+      </w:r>
+      <w:proofErr w:type="spellStart"/>
+      <w:r>
+        <w:rPr>
+          <w:rStyle w:val="CodeChar"/>
+        </w:rPr>
+        <w:t>autoRotating</w:t>
+      </w:r>
+      <w:proofErr w:type="spellEnd"/>
       <w:r>
         <w:t xml:space="preserve">, </w:t>
       </w:r>
-      <w:r>
-        <w:rPr>
-          <w:rStyle w:val="CodeChar"/>
-        </w:rPr>
-        <w:t xml:space="preserve">lerpPosCoroutine</w:t>
-      </w:r>
+      <w:proofErr w:type="spellStart"/>
+      <w:r>
+        <w:rPr>
+          <w:rStyle w:val="CodeChar"/>
+        </w:rPr>
+        <w:t>lerpPosCoroutine</w:t>
+      </w:r>
+      <w:proofErr w:type="spellEnd"/>
       <w:r>
         <w:t xml:space="preserve">, </w:t>
       </w:r>
-      <w:r>
-        <w:rPr>
-          <w:rStyle w:val="CodeChar"/>
-        </w:rPr>
-        <w:t xml:space="preserve">autoSliceCoroutine</w:t>
-      </w:r>
-      <w:r>
-        <w:t xml:space="preserve">) already exist.</w:t>
+      <w:proofErr w:type="spellStart"/>
+      <w:r>
+        <w:rPr>
+          <w:rStyle w:val="CodeChar"/>
+        </w:rPr>
+        <w:t>autoSliceCoroutine</w:t>
+      </w:r>
+      <w:proofErr w:type="spellEnd"/>
+      <w:r>
+        <w:t>) already exist.</w:t>
       </w:r>
     </w:p>
     <w:p>
@@ -2259,7 +2421,7 @@
         <w:rPr>
           <w:b/>
         </w:rPr>
-        <w:t xml:space="preserve">Waiting commands</w:t>
+        <w:t>Waiting commands</w:t>
       </w:r>
       <w:r>
         <w:t xml:space="preserve">: </w:t>
@@ -2268,7 +2430,7 @@
         <w:rPr>
           <w:rStyle w:val="CodeChar"/>
         </w:rPr>
-        <w:t xml:space="preserve">wait 3</w:t>
+        <w:t>wait 3</w:t>
       </w:r>
       <w:r>
         <w:t xml:space="preserve"> yields 3 seconds; </w:t>
@@ -2277,7 +2439,7 @@
         <w:rPr>
           <w:rStyle w:val="CodeChar"/>
         </w:rPr>
-        <w:t xml:space="preserve">wait click</w:t>
+        <w:t>wait click</w:t>
       </w:r>
       <w:r>
         <w:t xml:space="preserve"> and </w:t>
@@ -2286,7 +2448,7 @@
         <w:rPr>
           <w:rStyle w:val="CodeChar"/>
         </w:rPr>
-        <w:t xml:space="preserve">wait key</w:t>
+        <w:t>wait key</w:t>
       </w:r>
       <w:r>
         <w:t xml:space="preserve"> yield until the presenter clicks or presses the advance key (for step-by-step teaching); quiz questions yield until the student answers.</w:t>
@@ -2304,7 +2466,7 @@
         <w:rPr>
           <w:b/>
         </w:rPr>
-        <w:t xml:space="preserve">Parallel</w:t>
+        <w:t>Parallel</w:t>
       </w:r>
       <w:r>
         <w:t xml:space="preserve">: </w:t>
@@ -2313,7 +2475,7 @@
         <w:rPr>
           <w:rStyle w:val="CodeChar"/>
         </w:rPr>
-        <w:t xml:space="preserve">rotate slow &amp;</w:t>
+        <w:t>rotate slow &amp;</w:t>
       </w:r>
       <w:r>
         <w:t xml:space="preserve"> starts the rotation and moves straight on, so </w:t>
@@ -2322,7 +2484,7 @@
         <w:rPr>
           <w:rStyle w:val="CodeChar"/>
         </w:rPr>
-        <w:t xml:space="preserve">slice at 40</w:t>
+        <w:t>slice at 40</w:t>
       </w:r>
       <w:r>
         <w:t xml:space="preserve"> on the next line runs during the spin. The runner still tracks it so </w:t>
@@ -2331,7 +2493,7 @@
         <w:rPr>
           <w:rStyle w:val="CodeChar"/>
         </w:rPr>
-        <w:t xml:space="preserve">stop</w:t>
+        <w:t>stop</w:t>
       </w:r>
       <w:r>
         <w:t xml:space="preserve"> can cancel it.</w:t>
@@ -2349,7 +2511,7 @@
         <w:rPr>
           <w:b/>
         </w:rPr>
-        <w:t xml:space="preserve">Interrupt</w:t>
+        <w:t>Interrupt</w:t>
       </w:r>
       <w:r>
         <w:t xml:space="preserve">: a new live voice or console command cancels the running macro and its animations, then runs. </w:t>
@@ -2358,19 +2520,27 @@
         <w:rPr>
           <w:rStyle w:val="CodeChar"/>
         </w:rPr>
-        <w:t xml:space="preserve">stop</w:t>
-      </w:r>
-      <w:r>
-        <w:t xml:space="preserve"> cancels without running anything else. Commands typed while a macro runs could optionally be queued instead (</w:t>
-      </w:r>
-      <w:r>
-        <w:rPr>
-          <w:rStyle w:val="CodeChar"/>
-        </w:rPr>
-        <w:t xml:space="preserve">queue ...</w:t>
-      </w:r>
-      <w:r>
-        <w:t xml:space="preserve">).</w:t>
+        <w:t>stop</w:t>
+      </w:r>
+      <w:r>
+        <w:t xml:space="preserve"> cancels without running anything else. Commands typed while a </w:t>
+      </w:r>
+      <w:proofErr w:type="gramStart"/>
+      <w:r>
+        <w:t>macro runs</w:t>
+      </w:r>
+      <w:proofErr w:type="gramEnd"/>
+      <w:r>
+        <w:t xml:space="preserve"> could optionally be queued instead (</w:t>
+      </w:r>
+      <w:r>
+        <w:rPr>
+          <w:rStyle w:val="CodeChar"/>
+        </w:rPr>
+        <w:t>queue ...</w:t>
+      </w:r>
+      <w:r>
+        <w:t>).</w:t>
       </w:r>
     </w:p>
     <w:p>
@@ -2385,23 +2555,24 @@
         <w:rPr>
           <w:b/>
         </w:rPr>
-        <w:t xml:space="preserve">Errors</w:t>
-      </w:r>
-      <w:r>
-        <w:t xml:space="preserve">: an unknown part or verb inside a macro logs the problem, shows it in the console, skips that line, and continues. A macro never freezes the app, matching the current voice rule.</w:t>
-      </w:r>
-    </w:p>
-    <w:p>
-      <w:pPr/>
+        <w:t>Errors</w:t>
+      </w:r>
+      <w:r>
+        <w:t>: an unknown part or verb inside a macro logs the problem, shows it in the console, skips that line, and continues. A macro never freezes the app, matching the current voice rule.</w:t>
+      </w:r>
+    </w:p>
+    <w:p>
       <w:r>
         <w:t xml:space="preserve">The fixed 0.4 s gap in </w:t>
       </w:r>
-      <w:r>
-        <w:rPr>
-          <w:rStyle w:val="CodeChar"/>
-        </w:rPr>
-        <w:t xml:space="preserve">VoiceCommands.ExecuteMatches</w:t>
-      </w:r>
+      <w:proofErr w:type="spellStart"/>
+      <w:r>
+        <w:rPr>
+          <w:rStyle w:val="CodeChar"/>
+        </w:rPr>
+        <w:t>VoiceCommands.ExecuteMatches</w:t>
+      </w:r>
+      <w:proofErr w:type="spellEnd"/>
       <w:r>
         <w:t xml:space="preserve"> goes away; the 3-command cap on spoken chains can be lifted.</w:t>
       </w:r>
@@ -2411,31 +2582,31 @@
         <w:pStyle w:val="Heading2"/>
       </w:pPr>
       <w:r>
-        <w:t xml:space="preserve">Body-part resolver</w:t>
-      </w:r>
-    </w:p>
-    <w:p>
-      <w:pPr/>
+        <w:t>Body-part resolver</w:t>
+      </w:r>
+    </w:p>
+    <w:p>
       <w:r>
         <w:t xml:space="preserve">A </w:t>
       </w:r>
-      <w:r>
-        <w:rPr>
-          <w:rStyle w:val="CodeChar"/>
-        </w:rPr>
-        <w:t xml:space="preserve">PartResolver</w:t>
-      </w:r>
+      <w:proofErr w:type="spellStart"/>
+      <w:r>
+        <w:rPr>
+          <w:rStyle w:val="CodeChar"/>
+        </w:rPr>
+        <w:t>PartResolver</w:t>
+      </w:r>
+      <w:proofErr w:type="spellEnd"/>
       <w:r>
         <w:t xml:space="preserve"> turns any spoken or typed name into a set of scene objects, built at startup from the name data every part already carries. This replaces both the hard-coded organ rules and the layer rules.</w:t>
       </w:r>
     </w:p>
     <w:p>
-      <w:pPr/>
       <w:r>
         <w:rPr>
           <w:b/>
         </w:rPr>
-        <w:t xml:space="preserve">Index sources</w:t>
+        <w:t>Index sources</w:t>
       </w:r>
     </w:p>
     <w:p>
@@ -2449,14 +2620,16 @@
       <w:r>
         <w:t xml:space="preserve">Every </w:t>
       </w:r>
-      <w:r>
-        <w:rPr>
-          <w:rStyle w:val="CodeChar"/>
-        </w:rPr>
-        <w:t xml:space="preserve">NameAndDescription</w:t>
-      </w:r>
-      <w:r>
-        <w:t xml:space="preserve">: names in all languages, synonyms, left/right side, and its path in the hierarchy.</w:t>
+      <w:proofErr w:type="spellStart"/>
+      <w:r>
+        <w:rPr>
+          <w:rStyle w:val="CodeChar"/>
+        </w:rPr>
+        <w:t>NameAndDescription</w:t>
+      </w:r>
+      <w:proofErr w:type="spellEnd"/>
+      <w:r>
+        <w:t>: names in all languages, synonyms, left/right side, and its path in the hierarchy.</w:t>
       </w:r>
     </w:p>
     <w:p>
@@ -2468,7 +2641,7 @@
         </w:numPr>
       </w:pPr>
       <w:r>
-        <w:t xml:space="preserve">Hierarchy group nodes ("cardiovascular system", "heart" as a parent of its chambers), so naming a group selects everything under it.</w:t>
+        <w:t>Hierarchy group nodes ("cardiovascular system", "heart" as a parent of its chambers), so naming a group selects everything under it.</w:t>
       </w:r>
     </w:p>
     <w:p>
@@ -2479,14 +2652,30 @@
           <w:numId w:val="7"/>
         </w:numPr>
       </w:pPr>
-      <w:r>
-        <w:rPr>
-          <w:rStyle w:val="CodeChar"/>
-        </w:rPr>
-        <w:t xml:space="preserve">StreamingAssets/anatomy/aliases.json</w:t>
-      </w:r>
-      <w:r>
-        <w:t xml:space="preserve">: hand-curated spoken forms, e.g. "biceps" → "biceps brachii", "collarbone" → "clavicle".</w:t>
+      <w:proofErr w:type="spellStart"/>
+      <w:r>
+        <w:rPr>
+          <w:rStyle w:val="CodeChar"/>
+        </w:rPr>
+        <w:t>StreamingAssets</w:t>
+      </w:r>
+      <w:proofErr w:type="spellEnd"/>
+      <w:r>
+        <w:rPr>
+          <w:rStyle w:val="CodeChar"/>
+        </w:rPr>
+        <w:t>/anatomy/</w:t>
+      </w:r>
+      <w:proofErr w:type="spellStart"/>
+      <w:r>
+        <w:rPr>
+          <w:rStyle w:val="CodeChar"/>
+        </w:rPr>
+        <w:t>aliases.json</w:t>
+      </w:r>
+      <w:proofErr w:type="spellEnd"/>
+      <w:r>
+        <w:t>: hand-curated spoken forms, e.g. "biceps" → "biceps brachii", "collarbone" → "clavicle".</w:t>
       </w:r>
     </w:p>
     <w:p>
@@ -2497,23 +2686,38 @@
           <w:numId w:val="7"/>
         </w:numPr>
       </w:pPr>
-      <w:r>
-        <w:rPr>
-          <w:rStyle w:val="CodeChar"/>
-        </w:rPr>
-        <w:t xml:space="preserve">StreamingAssets/anatomy/groups.json</w:t>
-      </w:r>
-      <w:r>
-        <w:t xml:space="preserve">: named teaching sets that aren't a single hierarchy node, e.g. "heart chambers" or "rotator cuff".</w:t>
-      </w:r>
-    </w:p>
-    <w:p>
-      <w:pPr/>
+      <w:proofErr w:type="spellStart"/>
+      <w:r>
+        <w:rPr>
+          <w:rStyle w:val="CodeChar"/>
+        </w:rPr>
+        <w:t>StreamingAssets</w:t>
+      </w:r>
+      <w:proofErr w:type="spellEnd"/>
+      <w:r>
+        <w:rPr>
+          <w:rStyle w:val="CodeChar"/>
+        </w:rPr>
+        <w:t>/anatomy/</w:t>
+      </w:r>
+      <w:proofErr w:type="spellStart"/>
+      <w:r>
+        <w:rPr>
+          <w:rStyle w:val="CodeChar"/>
+        </w:rPr>
+        <w:t>groups.json</w:t>
+      </w:r>
+      <w:proofErr w:type="spellEnd"/>
+      <w:r>
+        <w:t>: named teaching sets that aren't a single hierarchy node, e.g. "heart chambers" or "rotator cuff".</w:t>
+      </w:r>
+    </w:p>
+    <w:p>
       <w:r>
         <w:rPr>
           <w:b/>
         </w:rPr>
-        <w:t xml:space="preserve">Lookup order</w:t>
+        <w:t>Lookup order</w:t>
       </w:r>
       <w:r>
         <w:t xml:space="preserve"> (first hit wins)</w:t>
@@ -2528,7 +2732,7 @@
         </w:numPr>
       </w:pPr>
       <w:r>
-        <w:t xml:space="preserve">Exact name or synonym</w:t>
+        <w:t>Exact name or synonym</w:t>
       </w:r>
     </w:p>
     <w:p>
@@ -2540,7 +2744,7 @@
         </w:numPr>
       </w:pPr>
       <w:r>
-        <w:t xml:space="preserve">Alias or named group</w:t>
+        <w:t>Alias or named group</w:t>
       </w:r>
     </w:p>
     <w:p>
@@ -2554,12 +2758,14 @@
       <w:r>
         <w:t xml:space="preserve">Starts-with match (the same logic </w:t>
       </w:r>
-      <w:r>
-        <w:rPr>
-          <w:rStyle w:val="CodeChar"/>
-        </w:rPr>
-        <w:t xml:space="preserve">SearchEngine</w:t>
-      </w:r>
+      <w:proofErr w:type="spellStart"/>
+      <w:r>
+        <w:rPr>
+          <w:rStyle w:val="CodeChar"/>
+        </w:rPr>
+        <w:t>SearchEngine</w:t>
+      </w:r>
+      <w:proofErr w:type="spellEnd"/>
       <w:r>
         <w:t xml:space="preserve"> uses)</w:t>
       </w:r>
@@ -2573,31 +2779,37 @@
         </w:numPr>
       </w:pPr>
       <w:r>
-        <w:t xml:space="preserve">Fuzzy match on spelling, plus a phonetic key (e.g. Double Metaphone) to cope with mispronunciation</w:t>
-      </w:r>
-    </w:p>
-    <w:p>
-      <w:pPr/>
+        <w:t>Fuzzy match on spelling, plus a phonetic key (e.g. Double Metaphone) to cope with mispronunciation</w:t>
+      </w:r>
+    </w:p>
+    <w:p>
       <w:r>
         <w:rPr>
           <w:b/>
         </w:rPr>
-        <w:t xml:space="preserve">Left and right</w:t>
-      </w:r>
-      <w:r>
-        <w:t xml:space="preserve">: "left kidney" filters by side; plain "kidney" returns both.</w:t>
-      </w:r>
-    </w:p>
-    <w:p>
-      <w:pPr/>
+        <w:t>Left and right</w:t>
+      </w:r>
+      <w:r>
+        <w:t>: "left kidney" filters by side; plain "kidney" returns both.</w:t>
+      </w:r>
+    </w:p>
+    <w:p>
       <w:r>
         <w:rPr>
           <w:b/>
         </w:rPr>
-        <w:t xml:space="preserve">Ambiguity</w:t>
-      </w:r>
-      <w:r>
-        <w:t xml:space="preserve">: when several candidates score closely, the console lists them ("did you mean: left kidney, right kidney?"). Voice takes the best match only if it is clearly ahead; otherwise it shows the candidates on screen and does nothing. A macro with an ambiguous name is reported when the macro is loaded, not halfway through a lecture.</w:t>
+        <w:t>Ambiguity</w:t>
+      </w:r>
+      <w:r>
+        <w:t xml:space="preserve">: when several candidates score closely, the console lists them ("did you mean: left kidney, right kidney?"). Voice takes the best match only if it is clearly ahead; </w:t>
+      </w:r>
+      <w:proofErr w:type="gramStart"/>
+      <w:r>
+        <w:t>otherwise</w:t>
+      </w:r>
+      <w:proofErr w:type="gramEnd"/>
+      <w:r>
+        <w:t xml:space="preserve"> it shows the candidates on screen and does nothing. A macro with an ambiguous name is reported when the macro is loaded, not halfway through a lecture.</w:t>
       </w:r>
     </w:p>
     <w:p>
@@ -2605,22 +2817,21 @@
         <w:pStyle w:val="Heading2"/>
       </w:pPr>
       <w:r>
-        <w:t xml:space="preserve">Teaching features</w:t>
-      </w:r>
-    </w:p>
-    <w:p>
-      <w:pPr/>
-      <w:r>
-        <w:t xml:space="preserve">Macros need a prominent on-screen text area, separate from the 3D labels, so a lesson can narrate itself: "Now let's move on to the heart."</w:t>
-      </w:r>
-    </w:p>
-    <w:p>
-      <w:pPr/>
+        <w:lastRenderedPageBreak/>
+        <w:t>Teaching features</w:t>
+      </w:r>
+    </w:p>
+    <w:p>
+      <w:r>
+        <w:t>Macros need a prominent on-screen text area, separate from the 3D labels, so a lesson can narrate itself: "Now let's move on to the heart."</w:t>
+      </w:r>
+    </w:p>
+    <w:p>
       <w:r>
         <w:rPr>
           <w:b/>
         </w:rPr>
-        <w:t xml:space="preserve">Caption panel</w:t>
+        <w:t>Caption panel</w:t>
       </w:r>
       <w:r>
         <w:t xml:space="preserve"> (a new UI element, lower third of the screen, large readable type)</w:t>
@@ -2638,7 +2849,7 @@
         <w:rPr>
           <w:rStyle w:val="CodeChar"/>
         </w:rPr>
-        <w:t xml:space="preserve">caption "Now let's move on to the heart"</w:t>
+        <w:t>caption "Now let's move on to the heart"</w:t>
       </w:r>
       <w:r>
         <w:t xml:space="preserve">: shows the text until the next caption or </w:t>
@@ -2647,10 +2858,10 @@
         <w:rPr>
           <w:rStyle w:val="CodeChar"/>
         </w:rPr>
-        <w:t xml:space="preserve">caption clear</w:t>
-      </w:r>
-      <w:r>
-        <w:t xml:space="preserve">.</w:t>
+        <w:t>caption clear</w:t>
+      </w:r>
+      <w:r>
+        <w:t>.</w:t>
       </w:r>
     </w:p>
     <w:p>
@@ -2665,10 +2876,10 @@
         <w:rPr>
           <w:rStyle w:val="CodeChar"/>
         </w:rPr>
-        <w:t xml:space="preserve">caption 5 "The aorta carries blood to the body"</w:t>
-      </w:r>
-      <w:r>
-        <w:t xml:space="preserve">: shows it for 5 seconds, and the macro waits during that time.</w:t>
+        <w:t>caption 5 "The aorta carries blood to the body"</w:t>
+      </w:r>
+      <w:r>
+        <w:t>: shows it for 5 seconds, and the macro waits during that time.</w:t>
       </w:r>
     </w:p>
     <w:p>
@@ -2683,10 +2894,10 @@
         <w:rPr>
           <w:rStyle w:val="CodeChar"/>
         </w:rPr>
-        <w:t xml:space="preserve">title "The Cardiovascular System"</w:t>
-      </w:r>
-      <w:r>
-        <w:t xml:space="preserve">: a larger heading at the top, for section breaks.</w:t>
+        <w:t>title "The Cardiovascular System"</w:t>
+      </w:r>
+      <w:r>
+        <w:t>: a larger heading at the top, for section breaks.</w:t>
       </w:r>
     </w:p>
     <w:p>
@@ -2704,29 +2915,38 @@
         <w:rPr>
           <w:rStyle w:val="CodeChar"/>
         </w:rPr>
-        <w:t xml:space="preserve">*left ventricle*</w:t>
-      </w:r>
-      <w:r>
-        <w:t xml:space="preserve"> in bold, using TextMesh Pro rich text.</w:t>
-      </w:r>
-    </w:p>
-    <w:p>
-      <w:pPr/>
+        <w:t>*left ventricle*</w:t>
+      </w:r>
+      <w:r>
+        <w:t xml:space="preserve"> in bold, using </w:t>
+      </w:r>
+      <w:proofErr w:type="spellStart"/>
+      <w:r>
+        <w:t>TextMesh</w:t>
+      </w:r>
+      <w:proofErr w:type="spellEnd"/>
+      <w:r>
+        <w:t xml:space="preserve"> Pro rich text.</w:t>
+      </w:r>
+    </w:p>
+    <w:p>
       <w:r>
         <w:rPr>
           <w:b/>
         </w:rPr>
-        <w:t xml:space="preserve">Descriptions</w:t>
+        <w:t>Descriptions</w:t>
       </w:r>
       <w:r>
         <w:t xml:space="preserve">: </w:t>
       </w:r>
-      <w:r>
-        <w:rPr>
-          <w:rStyle w:val="CodeChar"/>
-        </w:rPr>
-        <w:t xml:space="preserve">describe</w:t>
-      </w:r>
+      <w:proofErr w:type="gramStart"/>
+      <w:r>
+        <w:rPr>
+          <w:rStyle w:val="CodeChar"/>
+        </w:rPr>
+        <w:t>describe</w:t>
+      </w:r>
+      <w:proofErr w:type="gramEnd"/>
       <w:r>
         <w:t xml:space="preserve"> (or </w:t>
       </w:r>
@@ -2734,19 +2954,18 @@
         <w:rPr>
           <w:rStyle w:val="CodeChar"/>
         </w:rPr>
-        <w:t xml:space="preserve">describe aorta</w:t>
-      </w:r>
-      <w:r>
-        <w:t xml:space="preserve">) puts the selected part's existing database description into the caption panel. Experts get the descriptions they already maintain without retyping them into macros.</w:t>
-      </w:r>
-    </w:p>
-    <w:p>
-      <w:pPr/>
+        <w:t>describe aorta</w:t>
+      </w:r>
+      <w:r>
+        <w:t>) puts the selected part's existing database description into the caption panel. Experts get the descriptions they already maintain without retyping them into macros.</w:t>
+      </w:r>
+    </w:p>
+    <w:p>
       <w:r>
         <w:rPr>
           <w:b/>
         </w:rPr>
-        <w:t xml:space="preserve">Labels</w:t>
+        <w:t>Labels</w:t>
       </w:r>
       <w:r>
         <w:t xml:space="preserve">: </w:t>
@@ -2755,7 +2974,7 @@
         <w:rPr>
           <w:rStyle w:val="CodeChar"/>
         </w:rPr>
-        <w:t xml:space="preserve">label</w:t>
+        <w:t>label</w:t>
       </w:r>
       <w:r>
         <w:t xml:space="preserve"> turns on labels for the selection, </w:t>
@@ -2764,7 +2983,7 @@
         <w:rPr>
           <w:rStyle w:val="CodeChar"/>
         </w:rPr>
-        <w:t xml:space="preserve">label aorta, pulmonary artery</w:t>
+        <w:t>label aorta, pulmonary artery</w:t>
       </w:r>
       <w:r>
         <w:t xml:space="preserve"> labels specific parts, </w:t>
@@ -2773,7 +2992,7 @@
         <w:rPr>
           <w:rStyle w:val="CodeChar"/>
         </w:rPr>
-        <w:t xml:space="preserve">label off</w:t>
+        <w:t>label off</w:t>
       </w:r>
       <w:r>
         <w:t xml:space="preserve"> clears them. These wrap the existing </w:t>
@@ -2782,37 +3001,60 @@
         <w:rPr>
           <w:rStyle w:val="CodeChar"/>
         </w:rPr>
-        <w:t xml:space="preserve">Label</w:t>
-      </w:r>
-      <w:r>
-        <w:t xml:space="preserve">/</w:t>
-      </w:r>
-      <w:r>
-        <w:rPr>
-          <w:rStyle w:val="CodeChar"/>
-        </w:rPr>
-        <w:t xml:space="preserve">LabelGroup</w:t>
-      </w:r>
+        <w:t>Label</w:t>
+      </w:r>
+      <w:r>
+        <w:t>/</w:t>
+      </w:r>
+      <w:proofErr w:type="spellStart"/>
+      <w:r>
+        <w:rPr>
+          <w:rStyle w:val="CodeChar"/>
+        </w:rPr>
+        <w:t>LabelGroup</w:t>
+      </w:r>
+      <w:proofErr w:type="spellEnd"/>
       <w:r>
         <w:t xml:space="preserve"> system and </w:t>
       </w:r>
-      <w:r>
-        <w:rPr>
-          <w:rStyle w:val="CodeChar"/>
-        </w:rPr>
-        <w:t xml:space="preserve">MeshManagement.IsolationClick(showLabels)</w:t>
-      </w:r>
-      <w:r>
-        <w:t xml:space="preserve">.</w:t>
-      </w:r>
-    </w:p>
-    <w:p>
-      <w:pPr/>
+      <w:proofErr w:type="spellStart"/>
+      <w:r>
+        <w:rPr>
+          <w:rStyle w:val="CodeChar"/>
+        </w:rPr>
+        <w:t>MeshManagement.IsolationClick</w:t>
+      </w:r>
+      <w:proofErr w:type="spellEnd"/>
+      <w:r>
+        <w:rPr>
+          <w:rStyle w:val="CodeChar"/>
+        </w:rPr>
+        <w:t>(</w:t>
+      </w:r>
+      <w:proofErr w:type="spellStart"/>
+      <w:r>
+        <w:rPr>
+          <w:rStyle w:val="CodeChar"/>
+        </w:rPr>
+        <w:t>showLabels</w:t>
+      </w:r>
+      <w:proofErr w:type="spellEnd"/>
+      <w:r>
+        <w:rPr>
+          <w:rStyle w:val="CodeChar"/>
+        </w:rPr>
+        <w:t>)</w:t>
+      </w:r>
+      <w:r>
+        <w:t>.</w:t>
+      </w:r>
+    </w:p>
+    <w:p>
       <w:r>
         <w:rPr>
           <w:b/>
         </w:rPr>
-        <w:t xml:space="preserve">Pacing</w:t>
+        <w:t>Pacing</w:t>
       </w:r>
       <w:r>
         <w:t xml:space="preserve">: </w:t>
@@ -2821,7 +3063,7 @@
         <w:rPr>
           <w:rStyle w:val="CodeChar"/>
         </w:rPr>
-        <w:t xml:space="preserve">wait click</w:t>
+        <w:t>wait click</w:t>
       </w:r>
       <w:r>
         <w:t xml:space="preserve"> / </w:t>
@@ -2830,19 +3072,26 @@
         <w:rPr>
           <w:rStyle w:val="CodeChar"/>
         </w:rPr>
-        <w:t xml:space="preserve">wait key</w:t>
-      </w:r>
-      <w:r>
-        <w:t xml:space="preserve"> hold the lesson until the presenter advances. A lecture then becomes a step-through: each step shows, narrates, and waits for the teacher.</w:t>
-      </w:r>
-    </w:p>
-    <w:p>
-      <w:pPr/>
+        <w:t>wait key</w:t>
+      </w:r>
+      <w:r>
+        <w:t xml:space="preserve"> hold the lesson until the presenter advances. A lecture then becomes a step-</w:t>
+      </w:r>
+      <w:proofErr w:type="gramStart"/>
+      <w:r>
+        <w:t>through:</w:t>
+      </w:r>
+      <w:proofErr w:type="gramEnd"/>
+      <w:r>
+        <w:t xml:space="preserve"> each step shows, narrates, and waits for the teacher.</w:t>
+      </w:r>
+    </w:p>
+    <w:p>
       <w:r>
         <w:rPr>
           <w:b/>
         </w:rPr>
-        <w:t xml:space="preserve">Example lesson macro</w:t>
+        <w:t>Example lesson macro</w:t>
       </w:r>
     </w:p>
     <w:p>
@@ -2850,35 +3099,68 @@
         <w:pStyle w:val="Code"/>
       </w:pPr>
       <w:r>
-        <w:t xml:space="preserve"># heart_intro.macro</w:t>
+        <w:t xml:space="preserve"># </w:t>
+      </w:r>
+      <w:proofErr w:type="spellStart"/>
+      <w:r>
+        <w:t>heart_</w:t>
+      </w:r>
+      <w:proofErr w:type="gramStart"/>
+      <w:r>
+        <w:t>intro.macro</w:t>
+      </w:r>
+      <w:proofErr w:type="spellEnd"/>
+      <w:proofErr w:type="gramEnd"/>
+      <w:r>
         <w:br/>
-        <w:t xml:space="preserve">reset</w:t>
+        <w:t>reset</w:t>
+      </w:r>
+      <w:r>
         <w:br/>
-        <w:t xml:space="preserve">title "The Heart"</w:t>
+        <w:t>title "The Heart"</w:t>
+      </w:r>
+      <w:r>
         <w:br/>
-        <w:t xml:space="preserve">isolate heart; focus</w:t>
+        <w:t>isolate heart; focus</w:t>
+      </w:r>
+      <w:r>
         <w:br/>
-        <w:t xml:space="preserve">caption "The heart has four chambers."</w:t>
+        <w:t>caption "The heart has four chambers."</w:t>
+      </w:r>
+      <w:r>
         <w:br/>
-        <w:t xml:space="preserve">label heart chambers</w:t>
+        <w:t>label heart chambers</w:t>
+      </w:r>
+      <w:r>
         <w:br/>
-        <w:t xml:space="preserve">wait click</w:t>
+        <w:t>wait click</w:t>
+      </w:r>
+      <w:r>
         <w:br/>
-        <w:t xml:space="preserve">show left ventricle; focus</w:t>
+        <w:t>show left ventricle; focus</w:t>
+      </w:r>
+      <w:r>
         <w:br/>
-        <w:t xml:space="preserve">describe</w:t>
+        <w:t>describe</w:t>
+      </w:r>
+      <w:r>
         <w:br/>
-        <w:t xml:space="preserve">rotate slow</w:t>
+        <w:t>rotate slow</w:t>
+      </w:r>
+      <w:r>
         <w:br/>
-        <w:t xml:space="preserve">wait click</w:t>
+        <w:t>wait click</w:t>
+      </w:r>
+      <w:r>
         <w:br/>
-        <w:t xml:space="preserve">caption clear</w:t>
+        <w:t>caption clear</w:t>
+      </w:r>
+      <w:r>
         <w:br/>
-        <w:t xml:space="preserve">zoom out</w:t>
-      </w:r>
-    </w:p>
-    <w:p>
-      <w:pPr/>
+        <w:t>zoom out</w:t>
+      </w:r>
+    </w:p>
+    <w:p>
       <w:r>
         <w:t xml:space="preserve">Spoken narration (text-to-speech reading the caption aloud) is a possible later addition; it would be an option on </w:t>
       </w:r>
@@ -2886,10 +3168,10 @@
         <w:rPr>
           <w:rStyle w:val="CodeChar"/>
         </w:rPr>
-        <w:t xml:space="preserve">caption</w:t>
-      </w:r>
-      <w:r>
-        <w:t xml:space="preserve">, not a new system.</w:t>
+        <w:t>caption</w:t>
+      </w:r>
+      <w:r>
+        <w:t>, not a new system.</w:t>
       </w:r>
     </w:p>
     <w:p>
@@ -2897,11 +3179,10 @@
         <w:pStyle w:val="Heading2"/>
       </w:pPr>
       <w:r>
-        <w:t xml:space="preserve">Quizzes</w:t>
-      </w:r>
-    </w:p>
-    <w:p>
-      <w:pPr/>
+        <w:t>Quizzes</w:t>
+      </w:r>
+    </w:p>
+    <w:p>
       <w:r>
         <w:t xml:space="preserve">A quiz is a command that highlights candidate parts, asks a question in the caption panel, and waits for the student's answer before the macro continues. It is the first command that waits on a </w:t>
       </w:r>
@@ -2909,19 +3190,18 @@
         <w:rPr>
           <w:i/>
         </w:rPr>
-        <w:t xml:space="preserve">student</w:t>
+        <w:t>student</w:t>
       </w:r>
       <w:r>
         <w:t xml:space="preserve"> rather than on an animation or a timer, and the runner's waiting model supports it without changes.</w:t>
       </w:r>
     </w:p>
     <w:p>
-      <w:pPr/>
       <w:r>
         <w:rPr>
           <w:b/>
         </w:rPr>
-        <w:t xml:space="preserve">Quiz types (first version)</w:t>
+        <w:t>Quiz types (first version)</w:t>
       </w:r>
     </w:p>
     <w:tbl>
@@ -2929,7 +3209,7 @@
         <w:tblStyle w:val="TableGrid"/>
         <w:tblW w:w="0" w:type="auto"/>
         <w:tblLayout w:type="fixed"/>
-        <w:tblLook w:val="04A0" w:firstRow="1" w:lastRow="0" w:firstColumn="0" w:lastColumn="0" w:noHBand="0" w:noVBand="1"/>
+        <w:tblLook w:val="0420" w:firstRow="1" w:lastRow="0" w:firstColumn="0" w:lastColumn="0" w:noHBand="0" w:noVBand="1"/>
       </w:tblPr>
       <w:tblGrid>
         <w:gridCol w:w="1436"/>
@@ -2946,9 +3226,9 @@
             <w:shd w:val="clear" w:color="auto" w:fill="F2F2F2"/>
           </w:tcPr>
           <w:p>
-            <w:pPr/>
-            <w:r>
-              <w:t xml:space="preserve">Type</w:t>
+            <w:r>
+              <w:lastRenderedPageBreak/>
+              <w:t>Type</w:t>
             </w:r>
           </w:p>
         </w:tc>
@@ -2958,9 +3238,8 @@
             <w:shd w:val="clear" w:color="auto" w:fill="F2F2F2"/>
           </w:tcPr>
           <w:p>
-            <w:pPr/>
-            <w:r>
-              <w:t xml:space="preserve">What the student sees</w:t>
+            <w:r>
+              <w:t>What the student sees</w:t>
             </w:r>
           </w:p>
         </w:tc>
@@ -2970,9 +3249,8 @@
             <w:shd w:val="clear" w:color="auto" w:fill="F2F2F2"/>
           </w:tcPr>
           <w:p>
-            <w:pPr/>
-            <w:r>
-              <w:t xml:space="preserve">How they answer</w:t>
+            <w:r>
+              <w:t>How they answer</w:t>
             </w:r>
           </w:p>
         </w:tc>
@@ -2983,12 +3261,11 @@
             <w:tcW w:w="1436" w:type="dxa"/>
           </w:tcPr>
           <w:p>
-            <w:pPr/>
-            <w:r>
-              <w:rPr>
-                <w:rStyle w:val="CodeChar"/>
-              </w:rPr>
-              <w:t xml:space="preserve">quiz click</w:t>
+            <w:r>
+              <w:rPr>
+                <w:rStyle w:val="CodeChar"/>
+              </w:rPr>
+              <w:t>quiz click</w:t>
             </w:r>
           </w:p>
         </w:tc>
@@ -2997,9 +3274,16 @@
             <w:tcW w:w="4216" w:type="dxa"/>
           </w:tcPr>
           <w:p>
-            <w:pPr/>
-            <w:r>
-              <w:t xml:space="preserve">Several parts highlighted in distinct colours, a question naming one</w:t>
+            <w:r>
+              <w:t xml:space="preserve">Several parts highlighted in distinct </w:t>
+            </w:r>
+            <w:proofErr w:type="spellStart"/>
+            <w:r>
+              <w:t>colours</w:t>
+            </w:r>
+            <w:proofErr w:type="spellEnd"/>
+            <w:r>
+              <w:t>, a question naming one</w:t>
             </w:r>
           </w:p>
         </w:tc>
@@ -3008,9 +3292,8 @@
             <w:tcW w:w="3707" w:type="dxa"/>
           </w:tcPr>
           <w:p>
-            <w:pPr/>
-            <w:r>
-              <w:t xml:space="preserve">Click the correct part</w:t>
+            <w:r>
+              <w:t>Click the correct part</w:t>
             </w:r>
           </w:p>
         </w:tc>
@@ -3021,12 +3304,11 @@
             <w:tcW w:w="1436" w:type="dxa"/>
           </w:tcPr>
           <w:p>
-            <w:pPr/>
-            <w:r>
-              <w:rPr>
-                <w:rStyle w:val="CodeChar"/>
-              </w:rPr>
-              <w:t xml:space="preserve">quiz name</w:t>
+            <w:r>
+              <w:rPr>
+                <w:rStyle w:val="CodeChar"/>
+              </w:rPr>
+              <w:t>quiz name</w:t>
             </w:r>
           </w:p>
         </w:tc>
@@ -3035,9 +3317,8 @@
             <w:tcW w:w="4216" w:type="dxa"/>
           </w:tcPr>
           <w:p>
-            <w:pPr/>
-            <w:r>
-              <w:t xml:space="preserve">One part highlighted, "What is this?"</w:t>
+            <w:r>
+              <w:t>One part highlighted, "What is this?"</w:t>
             </w:r>
           </w:p>
         </w:tc>
@@ -3046,21 +3327,19 @@
             <w:tcW w:w="3707" w:type="dxa"/>
           </w:tcPr>
           <w:p>
-            <w:pPr/>
-            <w:r>
-              <w:t xml:space="preserve">Type or say its name (checked by the part resolver, so synonyms count)</w:t>
+            <w:r>
+              <w:t>Type or say its name (checked by the part resolver, so synonyms count)</w:t>
             </w:r>
           </w:p>
         </w:tc>
       </w:tr>
     </w:tbl>
     <w:p>
-      <w:pPr/>
       <w:r>
         <w:rPr>
           <w:b/>
         </w:rPr>
-        <w:t xml:space="preserve">Script form</w:t>
+        <w:t>Script form</w:t>
       </w:r>
     </w:p>
     <w:p>
@@ -3068,37 +3347,61 @@
         <w:pStyle w:val="Code"/>
       </w:pPr>
       <w:r>
-        <w:t xml:space="preserve">quiz click "Click the left ventricle"</w:t>
+        <w:t>quiz click "Click the left ventricle"</w:t>
+      </w:r>
+      <w:r>
         <w:br/>
         <w:t xml:space="preserve">  choices: left ventricle, right ventricle, left atrium, right atrium</w:t>
+      </w:r>
+      <w:r>
         <w:br/>
         <w:t xml:space="preserve">  answer: left ventricle</w:t>
+      </w:r>
+      <w:r>
         <w:br/>
-        <w:t xml:space="preserve">  tries: 2</w:t>
+        <w:t xml:space="preserve">  </w:t>
+      </w:r>
+      <w:proofErr w:type="gramStart"/>
+      <w:r>
+        <w:t>tries:</w:t>
+      </w:r>
+      <w:proofErr w:type="gramEnd"/>
+      <w:r>
+        <w:t xml:space="preserve"> 2</w:t>
+      </w:r>
+      <w:r>
         <w:br/>
+      </w:r>
+      <w:r>
         <w:br/>
-        <w:t xml:space="preserve"># or let the app pick 4 from a named group, one of them the answer</w:t>
+        <w:t># or let the app pick 4 from a named group, one of them the answer</w:t>
+      </w:r>
+      <w:r>
         <w:br/>
-        <w:t xml:space="preserve">quiz click random 4 from heart chambers</w:t>
+        <w:t>quiz click random 4 from heart chambers</w:t>
+      </w:r>
+      <w:r>
         <w:br/>
+      </w:r>
+      <w:r>
         <w:br/>
-        <w:t xml:space="preserve">quiz name aorta</w:t>
-      </w:r>
-    </w:p>
-    <w:p>
-      <w:pPr/>
-      <w:r>
-        <w:t xml:space="preserve">Indented lines belong to the quiz above them; this is the only multi-line construct in the language.</w:t>
-      </w:r>
-    </w:p>
-    <w:p>
-      <w:pPr/>
+        <w:t>quiz name aorta</w:t>
+      </w:r>
+    </w:p>
+    <w:p>
+      <w:r>
+        <w:t>Indented lines belong to the quiz above them; this is the only multi-line construct in the language.</w:t>
+      </w:r>
+    </w:p>
+    <w:p>
+      <w:proofErr w:type="spellStart"/>
       <w:r>
         <w:rPr>
           <w:b/>
         </w:rPr>
-        <w:t xml:space="preserve">Behaviour</w:t>
-      </w:r>
+        <w:t>Behaviour</w:t>
+      </w:r>
+      <w:proofErr w:type="spellEnd"/>
     </w:p>
     <w:p>
       <w:pPr>
@@ -3109,7 +3412,7 @@
         </w:numPr>
       </w:pPr>
       <w:r>
-        <w:t xml:space="preserve">While a quiz is waiting, normal click-to-select is paused so a click counts only as an answer.</w:t>
+        <w:t>While a quiz is waiting, normal click-to-select is paused so a click counts only as an answer.</w:t>
       </w:r>
     </w:p>
     <w:p>
@@ -3121,7 +3424,15 @@
         </w:numPr>
       </w:pPr>
       <w:r>
-        <w:t xml:space="preserve">Correct: the part flashes green and its label appears. Wrong: it flashes red; after the last try the correct part is revealed and labelled.</w:t>
+        <w:t xml:space="preserve">Correct: the part flashes green and its label </w:t>
+      </w:r>
+      <w:proofErr w:type="gramStart"/>
+      <w:r>
+        <w:t>appears</w:t>
+      </w:r>
+      <w:proofErr w:type="gramEnd"/>
+      <w:r>
+        <w:t>. Wrong: it flashes red; after the last try the correct part is revealed and labelled.</w:t>
       </w:r>
     </w:p>
     <w:p>
@@ -3136,7 +3447,7 @@
         <w:rPr>
           <w:rStyle w:val="CodeChar"/>
         </w:rPr>
-        <w:t xml:space="preserve">quiz click random ...</w:t>
+        <w:t>quiz click random ...</w:t>
       </w:r>
       <w:r>
         <w:t xml:space="preserve"> picks different parts each run, so a lesson can be repeated.</w:t>
@@ -3157,16 +3468,15 @@
         <w:rPr>
           <w:rStyle w:val="CodeChar"/>
         </w:rPr>
-        <w:t xml:space="preserve">score</w:t>
+        <w:t>score</w:t>
       </w:r>
       <w:r>
         <w:t xml:space="preserve"> command shows the running total in the caption panel.</w:t>
       </w:r>
     </w:p>
     <w:p>
-      <w:pPr/>
-      <w:r>
-        <w:t xml:space="preserve">An open question is whether students will run quizzes themselves on their own machines (needing a simple "student mode" UI) or only in class with the teacher at the controls.</w:t>
+      <w:r>
+        <w:t>An open question is whether students will run quizzes themselves on their own machines (needing a simple "student mode" UI) or only in class with the teacher at the controls.</w:t>
       </w:r>
     </w:p>
     <w:p>
@@ -3174,29 +3484,46 @@
         <w:pStyle w:val="Heading2"/>
       </w:pPr>
       <w:r>
-        <w:t xml:space="preserve">Macros</w:t>
-      </w:r>
-    </w:p>
-    <w:p>
-      <w:pPr/>
+        <w:t>Macros</w:t>
+      </w:r>
+    </w:p>
+    <w:p>
       <w:r>
         <w:t xml:space="preserve">A macro is a plain text file of commands, one per line, stored in </w:t>
       </w:r>
-      <w:r>
-        <w:rPr>
-          <w:rStyle w:val="CodeChar"/>
-        </w:rPr>
-        <w:t xml:space="preserve">StreamingAssets/macros/</w:t>
+      <w:proofErr w:type="spellStart"/>
+      <w:r>
+        <w:rPr>
+          <w:rStyle w:val="CodeChar"/>
+        </w:rPr>
+        <w:t>StreamingAssets</w:t>
+      </w:r>
+      <w:proofErr w:type="spellEnd"/>
+      <w:r>
+        <w:rPr>
+          <w:rStyle w:val="CodeChar"/>
+        </w:rPr>
+        <w:t>/macros/</w:t>
       </w:r>
       <w:r>
         <w:t xml:space="preserve">. The file name is the macro name: </w:t>
       </w:r>
-      <w:r>
-        <w:rPr>
-          <w:rStyle w:val="CodeChar"/>
-        </w:rPr>
-        <w:t xml:space="preserve">heart_tour.macro</w:t>
-      </w:r>
+      <w:proofErr w:type="spellStart"/>
+      <w:r>
+        <w:rPr>
+          <w:rStyle w:val="CodeChar"/>
+        </w:rPr>
+        <w:t>heart_</w:t>
+      </w:r>
+      <w:proofErr w:type="gramStart"/>
+      <w:r>
+        <w:rPr>
+          <w:rStyle w:val="CodeChar"/>
+        </w:rPr>
+        <w:t>tour.macro</w:t>
+      </w:r>
+      <w:proofErr w:type="spellEnd"/>
+      <w:proofErr w:type="gramEnd"/>
       <w:r>
         <w:t xml:space="preserve"> is run with </w:t>
       </w:r>
@@ -3204,10 +3531,10 @@
         <w:rPr>
           <w:rStyle w:val="CodeChar"/>
         </w:rPr>
-        <w:t xml:space="preserve">run heart tour</w:t>
-      </w:r>
-      <w:r>
-        <w:t xml:space="preserve">.</w:t>
+        <w:t>run heart tour</w:t>
+      </w:r>
+      <w:r>
+        <w:t>.</w:t>
       </w:r>
     </w:p>
     <w:p>
@@ -3222,19 +3549,29 @@
         <w:rPr>
           <w:b/>
         </w:rPr>
-        <w:t xml:space="preserve">Editable without rebuilding</w:t>
+        <w:t>Editable without rebuilding</w:t>
       </w:r>
       <w:r>
         <w:t xml:space="preserve">: like </w:t>
       </w:r>
-      <w:r>
-        <w:rPr>
-          <w:rStyle w:val="CodeChar"/>
-        </w:rPr>
-        <w:t xml:space="preserve">asr_config.json</w:t>
-      </w:r>
-      <w:r>
-        <w:t xml:space="preserve">, the folder ships with the built app, so experts can edit macros in any text editor. Files are reloaded when they change.</w:t>
+      <w:proofErr w:type="spellStart"/>
+      <w:r>
+        <w:rPr>
+          <w:rStyle w:val="CodeChar"/>
+        </w:rPr>
+        <w:t>asr_</w:t>
+      </w:r>
+      <w:proofErr w:type="gramStart"/>
+      <w:r>
+        <w:rPr>
+          <w:rStyle w:val="CodeChar"/>
+        </w:rPr>
+        <w:t>config.json</w:t>
+      </w:r>
+      <w:proofErr w:type="spellEnd"/>
+      <w:proofErr w:type="gramEnd"/>
+      <w:r>
+        <w:t>, the folder ships with the built app, so experts can edit macros in any text editor. Files are reloaded when they change.</w:t>
       </w:r>
     </w:p>
     <w:p>
@@ -3249,10 +3586,10 @@
         <w:rPr>
           <w:b/>
         </w:rPr>
-        <w:t xml:space="preserve">Checked on load</w:t>
-      </w:r>
-      <w:r>
-        <w:t xml:space="preserve">: every line is parsed and every part name resolved when the file loads. Problems are listed in the console with line numbers, before the macro is ever run in front of a class.</w:t>
+        <w:t>Checked on load</w:t>
+      </w:r>
+      <w:r>
+        <w:t>: every line is parsed and every part name resolved when the file loads. Problems are listed in the console with line numbers, before the macro is ever run in front of a class.</w:t>
       </w:r>
     </w:p>
     <w:p>
@@ -3267,19 +3604,35 @@
         <w:rPr>
           <w:b/>
         </w:rPr>
-        <w:t xml:space="preserve">Running</w:t>
+        <w:t>Running</w:t>
       </w:r>
       <w:r>
         <w:t xml:space="preserve">: </w:t>
       </w:r>
-      <w:r>
-        <w:rPr>
-          <w:rStyle w:val="CodeChar"/>
-        </w:rPr>
-        <w:t xml:space="preserve">run heart tour</w:t>
-      </w:r>
-      <w:r>
-        <w:t xml:space="preserve">, typed or spoken. Macro names are added to the voice vocabulary automatically, so "run heart tour" is recognised.</w:t>
+      <w:proofErr w:type="gramStart"/>
+      <w:r>
+        <w:rPr>
+          <w:rStyle w:val="CodeChar"/>
+        </w:rPr>
+        <w:t>run</w:t>
+      </w:r>
+      <w:proofErr w:type="gramEnd"/>
+      <w:r>
+        <w:rPr>
+          <w:rStyle w:val="CodeChar"/>
+        </w:rPr>
+        <w:t xml:space="preserve"> heart tour</w:t>
+      </w:r>
+      <w:r>
+        <w:t xml:space="preserve">, typed or spoken. Macro names are added to the voice vocabulary automatically, so "run heart tour" is </w:t>
+      </w:r>
+      <w:proofErr w:type="spellStart"/>
+      <w:r>
+        <w:t>recognised</w:t>
+      </w:r>
+      <w:proofErr w:type="spellEnd"/>
+      <w:r>
+        <w:t>.</w:t>
       </w:r>
     </w:p>
     <w:p>
@@ -3294,7 +3647,7 @@
         <w:rPr>
           <w:b/>
         </w:rPr>
-        <w:t xml:space="preserve">Nesting</w:t>
+        <w:t>Nesting</w:t>
       </w:r>
       <w:r>
         <w:t xml:space="preserve">: a macro can </w:t>
@@ -3303,7 +3656,7 @@
         <w:rPr>
           <w:rStyle w:val="CodeChar"/>
         </w:rPr>
-        <w:t xml:space="preserve">run</w:t>
+        <w:t>run</w:t>
       </w:r>
       <w:r>
         <w:t xml:space="preserve"> another, so a lecture can be built from smaller lessons. Depth is limited (e.g. 8) to stop accidental loops.</w:t>
@@ -3321,7 +3674,7 @@
         <w:rPr>
           <w:b/>
         </w:rPr>
-        <w:t xml:space="preserve">Recording</w:t>
+        <w:t>Recording</w:t>
       </w:r>
       <w:r>
         <w:t xml:space="preserve">: </w:t>
@@ -3330,7 +3683,7 @@
         <w:rPr>
           <w:rStyle w:val="CodeChar"/>
         </w:rPr>
-        <w:t xml:space="preserve">record heart tour</w:t>
+        <w:t>record heart tour</w:t>
       </w:r>
       <w:r>
         <w:t xml:space="preserve"> starts capturing every command you type or say; </w:t>
@@ -3339,19 +3692,29 @@
         <w:rPr>
           <w:rStyle w:val="CodeChar"/>
         </w:rPr>
-        <w:t xml:space="preserve">end</w:t>
+        <w:t>end</w:t>
       </w:r>
       <w:r>
         <w:t xml:space="preserve"> writes them to </w:t>
       </w:r>
-      <w:r>
-        <w:rPr>
-          <w:rStyle w:val="CodeChar"/>
-        </w:rPr>
-        <w:t xml:space="preserve">heart_tour.macro</w:t>
-      </w:r>
-      <w:r>
-        <w:t xml:space="preserve">. The fastest way to draft a lesson is to perform it once and then tidy the file.</w:t>
+      <w:proofErr w:type="spellStart"/>
+      <w:r>
+        <w:rPr>
+          <w:rStyle w:val="CodeChar"/>
+        </w:rPr>
+        <w:t>heart_</w:t>
+      </w:r>
+      <w:proofErr w:type="gramStart"/>
+      <w:r>
+        <w:rPr>
+          <w:rStyle w:val="CodeChar"/>
+        </w:rPr>
+        <w:t>tour.macro</w:t>
+      </w:r>
+      <w:proofErr w:type="spellEnd"/>
+      <w:proofErr w:type="gramEnd"/>
+      <w:r>
+        <w:t>. The fastest way to draft a lesson is to perform it once and then tidy the file.</w:t>
       </w:r>
     </w:p>
     <w:p>
@@ -3366,7 +3729,8 @@
         <w:rPr>
           <w:b/>
         </w:rPr>
-        <w:t xml:space="preserve">Repeat</w:t>
+        <w:lastRenderedPageBreak/>
+        <w:t>Repeat</w:t>
       </w:r>
       <w:r>
         <w:t xml:space="preserve">: </w:t>
@@ -3375,22 +3739,21 @@
         <w:rPr>
           <w:rStyle w:val="CodeChar"/>
         </w:rPr>
-        <w:t xml:space="preserve">repeat 3</w:t>
+        <w:t>repeat 3</w:t>
       </w:r>
       <w:r>
         <w:t xml:space="preserve"> with indented lines underneath, for things like a revision quiz. This is the only loop.</w:t>
       </w:r>
     </w:p>
     <w:p>
-      <w:pPr/>
       <w:r>
         <w:rPr>
           <w:b/>
         </w:rPr>
-        <w:t xml:space="preserve">Deliberately left out</w:t>
-      </w:r>
-      <w:r>
-        <w:t xml:space="preserve">: variables, conditions and general-purpose loops. A straight list of steps with waits covers lessons and demos; anything more would turn macros into a programming language that experts must learn. If a lesson needs logic, that logic should become a new command (see Extensibility).</w:t>
+        <w:t>Deliberately left out</w:t>
+      </w:r>
+      <w:r>
+        <w:t>: variables, conditions and general-purpose loops. A straight list of steps with waits covers lessons and demos; anything more would turn macros into a programming language that experts must learn. If a lesson needs logic, that logic should become a new command (see Extensibility).</w:t>
       </w:r>
     </w:p>
     <w:p>
@@ -3398,13 +3761,28 @@
         <w:pStyle w:val="Heading2"/>
       </w:pPr>
       <w:r>
-        <w:t xml:space="preserve">Extensibility</w:t>
-      </w:r>
-    </w:p>
-    <w:p>
-      <w:pPr/>
-      <w:r>
-        <w:t xml:space="preserve">The system is built in three tiers so anatomy experts can extend most things by editing text files, and only genuinely new behaviour needs a developer.</w:t>
+        <w:t>Extensibility</w:t>
+      </w:r>
+    </w:p>
+    <w:p>
+      <w:r>
+        <w:t xml:space="preserve">The system is </w:t>
+      </w:r>
+      <w:proofErr w:type="gramStart"/>
+      <w:r>
+        <w:t>built in</w:t>
+      </w:r>
+      <w:proofErr w:type="gramEnd"/>
+      <w:r>
+        <w:t xml:space="preserve"> three tiers so anatomy experts can extend most things by editing text files, and only genuinely new </w:t>
+      </w:r>
+      <w:proofErr w:type="spellStart"/>
+      <w:r>
+        <w:t>behaviour</w:t>
+      </w:r>
+      <w:proofErr w:type="spellEnd"/>
+      <w:r>
+        <w:t xml:space="preserve"> needs a developer.</w:t>
       </w:r>
     </w:p>
     <w:tbl>
@@ -3412,7 +3790,7 @@
         <w:tblStyle w:val="TableGrid"/>
         <w:tblW w:w="0" w:type="auto"/>
         <w:tblLayout w:type="fixed"/>
-        <w:tblLook w:val="04A0" w:firstRow="1" w:lastRow="0" w:firstColumn="0" w:lastColumn="0" w:noHBand="0" w:noVBand="1"/>
+        <w:tblLook w:val="0420" w:firstRow="1" w:lastRow="0" w:firstColumn="0" w:lastColumn="0" w:noHBand="0" w:noVBand="1"/>
       </w:tblPr>
       <w:tblGrid>
         <w:gridCol w:w="1628"/>
@@ -3430,9 +3808,8 @@
             <w:shd w:val="clear" w:color="auto" w:fill="F2F2F2"/>
           </w:tcPr>
           <w:p>
-            <w:pPr/>
-            <w:r>
-              <w:t xml:space="preserve">Tier</w:t>
+            <w:r>
+              <w:t>Tier</w:t>
             </w:r>
           </w:p>
         </w:tc>
@@ -3442,9 +3819,8 @@
             <w:shd w:val="clear" w:color="auto" w:fill="F2F2F2"/>
           </w:tcPr>
           <w:p>
-            <w:pPr/>
-            <w:r>
-              <w:t xml:space="preserve">Who</w:t>
+            <w:r>
+              <w:t>Who</w:t>
             </w:r>
           </w:p>
         </w:tc>
@@ -3454,9 +3830,8 @@
             <w:shd w:val="clear" w:color="auto" w:fill="F2F2F2"/>
           </w:tcPr>
           <w:p>
-            <w:pPr/>
-            <w:r>
-              <w:t xml:space="preserve">What they can add</w:t>
+            <w:r>
+              <w:t>What they can add</w:t>
             </w:r>
           </w:p>
         </w:tc>
@@ -3466,9 +3841,8 @@
             <w:shd w:val="clear" w:color="auto" w:fill="F2F2F2"/>
           </w:tcPr>
           <w:p>
-            <w:pPr/>
-            <w:r>
-              <w:t xml:space="preserve">How</w:t>
+            <w:r>
+              <w:t>How</w:t>
             </w:r>
           </w:p>
         </w:tc>
@@ -3479,9 +3853,8 @@
             <w:tcW w:w="1628" w:type="dxa"/>
           </w:tcPr>
           <w:p>
-            <w:pPr/>
-            <w:r>
-              <w:t xml:space="preserve">1. Content</w:t>
+            <w:r>
+              <w:t>1. Content</w:t>
             </w:r>
           </w:p>
         </w:tc>
@@ -3490,9 +3863,8 @@
             <w:tcW w:w="1502" w:type="dxa"/>
           </w:tcPr>
           <w:p>
-            <w:pPr/>
-            <w:r>
-              <w:t xml:space="preserve">Anatomy experts</w:t>
+            <w:r>
+              <w:t>Anatomy experts</w:t>
             </w:r>
           </w:p>
         </w:tc>
@@ -3501,9 +3873,8 @@
             <w:tcW w:w="3994" w:type="dxa"/>
           </w:tcPr>
           <w:p>
-            <w:pPr/>
-            <w:r>
-              <w:t xml:space="preserve">Lessons, demos, quizzes, captions</w:t>
+            <w:r>
+              <w:t>Lessons, demos, quizzes, captions</w:t>
             </w:r>
           </w:p>
         </w:tc>
@@ -3512,13 +3883,14 @@
             <w:tcW w:w="2235" w:type="dxa"/>
           </w:tcPr>
           <w:p>
-            <w:pPr/>
-            <w:r>
-              <w:rPr>
-                <w:rStyle w:val="CodeChar"/>
-              </w:rPr>
-              <w:t xml:space="preserve">.macro</w:t>
-            </w:r>
+            <w:proofErr w:type="gramStart"/>
+            <w:r>
+              <w:rPr>
+                <w:rStyle w:val="CodeChar"/>
+              </w:rPr>
+              <w:t>.macro</w:t>
+            </w:r>
+            <w:proofErr w:type="gramEnd"/>
             <w:r>
               <w:t xml:space="preserve"> files</w:t>
             </w:r>
@@ -3531,9 +3903,8 @@
             <w:tcW w:w="1628" w:type="dxa"/>
           </w:tcPr>
           <w:p>
-            <w:pPr/>
-            <w:r>
-              <w:t xml:space="preserve">1. Content</w:t>
+            <w:r>
+              <w:t>1. Content</w:t>
             </w:r>
           </w:p>
         </w:tc>
@@ -3542,9 +3913,8 @@
             <w:tcW w:w="1502" w:type="dxa"/>
           </w:tcPr>
           <w:p>
-            <w:pPr/>
-            <w:r>
-              <w:t xml:space="preserve">Anatomy experts</w:t>
+            <w:r>
+              <w:t>Anatomy experts</w:t>
             </w:r>
           </w:p>
         </w:tc>
@@ -3553,9 +3923,8 @@
             <w:tcW w:w="3994" w:type="dxa"/>
           </w:tcPr>
           <w:p>
-            <w:pPr/>
-            <w:r>
-              <w:t xml:space="preserve">New spoken names for parts, named part groups</w:t>
+            <w:r>
+              <w:t>New spoken names for parts, named part groups</w:t>
             </w:r>
           </w:p>
         </w:tc>
@@ -3564,22 +3933,29 @@
             <w:tcW w:w="2235" w:type="dxa"/>
           </w:tcPr>
           <w:p>
-            <w:pPr/>
-            <w:r>
-              <w:rPr>
-                <w:rStyle w:val="CodeChar"/>
-              </w:rPr>
-              <w:t xml:space="preserve">aliases.json</w:t>
-            </w:r>
+            <w:proofErr w:type="spellStart"/>
+            <w:proofErr w:type="gramStart"/>
+            <w:r>
+              <w:rPr>
+                <w:rStyle w:val="CodeChar"/>
+              </w:rPr>
+              <w:t>aliases.json</w:t>
+            </w:r>
+            <w:proofErr w:type="spellEnd"/>
+            <w:proofErr w:type="gramEnd"/>
             <w:r>
               <w:t xml:space="preserve">, </w:t>
             </w:r>
-            <w:r>
-              <w:rPr>
-                <w:rStyle w:val="CodeChar"/>
-              </w:rPr>
-              <w:t xml:space="preserve">groups.json</w:t>
-            </w:r>
+            <w:proofErr w:type="spellStart"/>
+            <w:proofErr w:type="gramStart"/>
+            <w:r>
+              <w:rPr>
+                <w:rStyle w:val="CodeChar"/>
+              </w:rPr>
+              <w:t>groups.json</w:t>
+            </w:r>
+            <w:proofErr w:type="spellEnd"/>
+            <w:proofErr w:type="gramEnd"/>
           </w:p>
         </w:tc>
       </w:tr>
@@ -3589,9 +3965,8 @@
             <w:tcW w:w="1628" w:type="dxa"/>
           </w:tcPr>
           <w:p>
-            <w:pPr/>
-            <w:r>
-              <w:t xml:space="preserve">2. Templates</w:t>
+            <w:r>
+              <w:t>2. Templates</w:t>
             </w:r>
           </w:p>
         </w:tc>
@@ -3600,9 +3975,8 @@
             <w:tcW w:w="1502" w:type="dxa"/>
           </w:tcPr>
           <w:p>
-            <w:pPr/>
-            <w:r>
-              <w:t xml:space="preserve">Experts or power users</w:t>
+            <w:r>
+              <w:t>Experts or power users</w:t>
             </w:r>
           </w:p>
         </w:tc>
@@ -3611,9 +3985,8 @@
             <w:tcW w:w="3994" w:type="dxa"/>
           </w:tcPr>
           <w:p>
-            <w:pPr/>
-            <w:r>
-              <w:t xml:space="preserve">New "verbs" built from existing commands, taking a part name</w:t>
+            <w:r>
+              <w:t>New "verbs" built from existing commands, taking a part name</w:t>
             </w:r>
           </w:p>
         </w:tc>
@@ -3622,7 +3995,6 @@
             <w:tcW w:w="2235" w:type="dxa"/>
           </w:tcPr>
           <w:p>
-            <w:pPr/>
             <w:r>
               <w:t xml:space="preserve">Macro templates with a </w:t>
             </w:r>
@@ -3630,7 +4002,7 @@
               <w:rPr>
                 <w:rStyle w:val="CodeChar"/>
               </w:rPr>
-              <w:t xml:space="preserve">{part}</w:t>
+              <w:t>{part}</w:t>
             </w:r>
             <w:r>
               <w:t xml:space="preserve"> slot</w:t>
@@ -3644,9 +4016,8 @@
             <w:tcW w:w="1628" w:type="dxa"/>
           </w:tcPr>
           <w:p>
-            <w:pPr/>
-            <w:r>
-              <w:t xml:space="preserve">2. Templates</w:t>
+            <w:r>
+              <w:t>2. Templates</w:t>
             </w:r>
           </w:p>
         </w:tc>
@@ -3655,9 +4026,8 @@
             <w:tcW w:w="1502" w:type="dxa"/>
           </w:tcPr>
           <w:p>
-            <w:pPr/>
-            <w:r>
-              <w:t xml:space="preserve">Experts or power users</w:t>
+            <w:r>
+              <w:t>Experts or power users</w:t>
             </w:r>
           </w:p>
         </w:tc>
@@ -3666,9 +4036,8 @@
             <w:tcW w:w="3994" w:type="dxa"/>
           </w:tcPr>
           <w:p>
-            <w:pPr/>
-            <w:r>
-              <w:t xml:space="preserve">Extra phrasings for existing commands</w:t>
+            <w:r>
+              <w:t>Extra phrasings for existing commands</w:t>
             </w:r>
           </w:p>
         </w:tc>
@@ -3677,13 +4046,16 @@
             <w:tcW w:w="2235" w:type="dxa"/>
           </w:tcPr>
           <w:p>
-            <w:pPr/>
-            <w:r>
-              <w:rPr>
-                <w:rStyle w:val="CodeChar"/>
-              </w:rPr>
-              <w:t xml:space="preserve">phrases.json</w:t>
-            </w:r>
+            <w:proofErr w:type="spellStart"/>
+            <w:proofErr w:type="gramStart"/>
+            <w:r>
+              <w:rPr>
+                <w:rStyle w:val="CodeChar"/>
+              </w:rPr>
+              <w:t>phrases.json</w:t>
+            </w:r>
+            <w:proofErr w:type="spellEnd"/>
+            <w:proofErr w:type="gramEnd"/>
             <w:r>
               <w:t xml:space="preserve"> (e.g. "spin it" → </w:t>
             </w:r>
@@ -3691,10 +4063,10 @@
               <w:rPr>
                 <w:rStyle w:val="CodeChar"/>
               </w:rPr>
-              <w:t xml:space="preserve">rotate</w:t>
-            </w:r>
-            <w:r>
-              <w:t xml:space="preserve">)</w:t>
+              <w:t>rotate</w:t>
+            </w:r>
+            <w:r>
+              <w:t>)</w:t>
             </w:r>
           </w:p>
         </w:tc>
@@ -3705,9 +4077,8 @@
             <w:tcW w:w="1628" w:type="dxa"/>
           </w:tcPr>
           <w:p>
-            <w:pPr/>
-            <w:r>
-              <w:t xml:space="preserve">3. Code</w:t>
+            <w:r>
+              <w:t>3. Code</w:t>
             </w:r>
           </w:p>
         </w:tc>
@@ -3716,9 +4087,8 @@
             <w:tcW w:w="1502" w:type="dxa"/>
           </w:tcPr>
           <w:p>
-            <w:pPr/>
-            <w:r>
-              <w:t xml:space="preserve">Developer</w:t>
+            <w:r>
+              <w:t>Developer</w:t>
             </w:r>
           </w:p>
         </w:tc>
@@ -3727,9 +4097,16 @@
             <w:tcW w:w="3994" w:type="dxa"/>
           </w:tcPr>
           <w:p>
-            <w:pPr/>
-            <w:r>
-              <w:t xml:space="preserve">New behaviour: a new quiz type, a new camera move, a new UI element</w:t>
+            <w:r>
+              <w:t xml:space="preserve">New </w:t>
+            </w:r>
+            <w:proofErr w:type="spellStart"/>
+            <w:r>
+              <w:t>behaviour</w:t>
+            </w:r>
+            <w:proofErr w:type="spellEnd"/>
+            <w:r>
+              <w:t>: a new quiz type, a new camera move, a new UI element</w:t>
             </w:r>
           </w:p>
         </w:tc>
@@ -3738,21 +4115,19 @@
             <w:tcW w:w="2235" w:type="dxa"/>
           </w:tcPr>
           <w:p>
-            <w:pPr/>
-            <w:r>
-              <w:t xml:space="preserve">One C# class per command</w:t>
+            <w:r>
+              <w:t>One C# class per command</w:t>
             </w:r>
           </w:p>
         </w:tc>
       </w:tr>
     </w:tbl>
     <w:p>
-      <w:pPr/>
       <w:r>
         <w:rPr>
           <w:b/>
         </w:rPr>
-        <w:t xml:space="preserve">Macro templates (tier 2)</w:t>
+        <w:t>Macro templates (tier 2)</w:t>
       </w:r>
       <w:r>
         <w:t xml:space="preserve"> let experts create their own verbs without code:</w:t>
@@ -3763,21 +4138,40 @@
         <w:pStyle w:val="Code"/>
       </w:pPr>
       <w:r>
-        <w:t xml:space="preserve"># explain.macro -- called as: explain aorta</w:t>
+        <w:t xml:space="preserve"># </w:t>
+      </w:r>
+      <w:proofErr w:type="spellStart"/>
+      <w:proofErr w:type="gramStart"/>
+      <w:r>
+        <w:t>explain.macro</w:t>
+      </w:r>
+      <w:proofErr w:type="spellEnd"/>
+      <w:proofErr w:type="gramEnd"/>
+      <w:r>
+        <w:t xml:space="preserve"> -- called as: explain aorta</w:t>
+      </w:r>
+      <w:r>
         <w:br/>
-        <w:t xml:space="preserve">isolate {part}; focus</w:t>
+        <w:t>isolate {part}; focus</w:t>
+      </w:r>
+      <w:r>
         <w:br/>
-        <w:t xml:space="preserve">label</w:t>
+        <w:t>label</w:t>
+      </w:r>
+      <w:r>
         <w:br/>
-        <w:t xml:space="preserve">describe</w:t>
+        <w:t>describe</w:t>
+      </w:r>
+      <w:r>
         <w:br/>
-        <w:t xml:space="preserve">rotate slow</w:t>
+        <w:t>rotate slow</w:t>
+      </w:r>
+      <w:r>
         <w:br/>
-        <w:t xml:space="preserve">wait click</w:t>
-      </w:r>
-    </w:p>
-    <w:p>
-      <w:pPr/>
+        <w:t>wait click</w:t>
+      </w:r>
+    </w:p>
+    <w:p>
       <w:r>
         <w:t xml:space="preserve">Any macro that uses </w:t>
       </w:r>
@@ -3785,7 +4179,7 @@
         <w:rPr>
           <w:rStyle w:val="CodeChar"/>
         </w:rPr>
-        <w:t xml:space="preserve">{part}</w:t>
+        <w:t>{part}</w:t>
       </w:r>
       <w:r>
         <w:t xml:space="preserve"> becomes callable as a verb, so </w:t>
@@ -3794,29 +4188,30 @@
         <w:rPr>
           <w:rStyle w:val="CodeChar"/>
         </w:rPr>
-        <w:t xml:space="preserve">explain left ventricle</w:t>
+        <w:t>explain left ventricle</w:t>
       </w:r>
       <w:r>
         <w:t xml:space="preserve"> works by voice or typing.</w:t>
       </w:r>
     </w:p>
     <w:p>
-      <w:pPr/>
       <w:r>
         <w:rPr>
           <w:b/>
         </w:rPr>
-        <w:t xml:space="preserve">New commands in code (tier 3)</w:t>
+        <w:t>New commands in code (tier 3)</w:t>
       </w:r>
       <w:r>
         <w:t xml:space="preserve">: each command is one class with a small attribute describing it. A </w:t>
       </w:r>
-      <w:r>
-        <w:rPr>
-          <w:rStyle w:val="CodeChar"/>
-        </w:rPr>
-        <w:t xml:space="preserve">CommandRegistry</w:t>
-      </w:r>
+      <w:proofErr w:type="spellStart"/>
+      <w:r>
+        <w:rPr>
+          <w:rStyle w:val="CodeChar"/>
+        </w:rPr>
+        <w:t>CommandRegistry</w:t>
+      </w:r>
+      <w:proofErr w:type="spellEnd"/>
       <w:r>
         <w:t xml:space="preserve"> finds every such class at startup, so adding a command never means editing a central list.</w:t>
       </w:r>
@@ -3825,48 +4220,170 @@
       <w:pPr>
         <w:pStyle w:val="Code"/>
       </w:pPr>
-      <w:bookmarkStart w:id="1" w:name="bongo_lang_csharp_1"/>
-      <w:bookmarkEnd w:id="1"/>
-      <w:r>
-        <w:t xml:space="preserve">[Command("rotate", Aliases = new[] { "turn", "spin" },</w:t>
+      <w:bookmarkStart w:id="0" w:name="bongo_lang_csharp_1"/>
+      <w:bookmarkEnd w:id="0"/>
+      <w:r>
+        <w:t>[</w:t>
+      </w:r>
+      <w:proofErr w:type="gramStart"/>
+      <w:r>
+        <w:t>Command(</w:t>
+      </w:r>
+      <w:proofErr w:type="gramEnd"/>
+      <w:r>
+        <w:t xml:space="preserve">"rotate", Aliases = </w:t>
+      </w:r>
+      <w:proofErr w:type="gramStart"/>
+      <w:r>
+        <w:t>new[</w:t>
+      </w:r>
+      <w:proofErr w:type="gramEnd"/>
+      <w:r>
+        <w:t xml:space="preserve">] </w:t>
+      </w:r>
+      <w:proofErr w:type="gramStart"/>
+      <w:r>
+        <w:t>{ "</w:t>
+      </w:r>
+      <w:proofErr w:type="gramEnd"/>
+      <w:r>
+        <w:t>turn", "</w:t>
+      </w:r>
+      <w:proofErr w:type="gramStart"/>
+      <w:r>
+        <w:t>spin" }</w:t>
+      </w:r>
+      <w:proofErr w:type="gramEnd"/>
+      <w:r>
+        <w:t>,</w:t>
+      </w:r>
+      <w:r>
         <w:br/>
-        <w:t xml:space="preserve">         Args = "[slow | &lt;degrees&gt;]", Help = "Orbit the camera around the selection")]</w:t>
+        <w:t xml:space="preserve">         </w:t>
+      </w:r>
+      <w:proofErr w:type="spellStart"/>
+      <w:r>
+        <w:t>Args</w:t>
+      </w:r>
+      <w:proofErr w:type="spellEnd"/>
+      <w:r>
+        <w:t xml:space="preserve"> = "[slow | &lt;degrees&gt;]", Help = "Orbit the camera around the selection")]</w:t>
+      </w:r>
+      <w:r>
         <w:br/>
-        <w:t xml:space="preserve">public class RotateCommand : AnatomyCommand</w:t>
+        <w:t xml:space="preserve">public class </w:t>
+      </w:r>
+      <w:proofErr w:type="spellStart"/>
+      <w:proofErr w:type="gramStart"/>
+      <w:r>
+        <w:t>RotateCommand</w:t>
+      </w:r>
+      <w:proofErr w:type="spellEnd"/>
+      <w:r>
+        <w:t xml:space="preserve"> :</w:t>
+      </w:r>
+      <w:proofErr w:type="gramEnd"/>
+      <w:r>
+        <w:t xml:space="preserve"> </w:t>
+      </w:r>
+      <w:proofErr w:type="spellStart"/>
+      <w:r>
+        <w:t>AnatomyCommand</w:t>
+      </w:r>
+      <w:proofErr w:type="spellEnd"/>
+      <w:r>
         <w:br/>
-        <w:t xml:space="preserve">{</w:t>
+        <w:t>{</w:t>
+      </w:r>
+      <w:r>
         <w:br/>
-        <w:t xml:space="preserve">    public override IEnumerator Execute(CommandContext ctx) { ... }</w:t>
+        <w:t xml:space="preserve">    public override </w:t>
+      </w:r>
+      <w:proofErr w:type="spellStart"/>
+      <w:r>
+        <w:t>IEnumerator</w:t>
+      </w:r>
+      <w:proofErr w:type="spellEnd"/>
+      <w:r>
+        <w:t xml:space="preserve"> </w:t>
+      </w:r>
+      <w:proofErr w:type="gramStart"/>
+      <w:r>
+        <w:t>Execute(</w:t>
+      </w:r>
+      <w:proofErr w:type="spellStart"/>
+      <w:proofErr w:type="gramEnd"/>
+      <w:r>
+        <w:t>CommandContext</w:t>
+      </w:r>
+      <w:proofErr w:type="spellEnd"/>
+      <w:r>
+        <w:t xml:space="preserve"> </w:t>
+      </w:r>
+      <w:proofErr w:type="spellStart"/>
+      <w:r>
+        <w:t>ctx</w:t>
+      </w:r>
+      <w:proofErr w:type="spellEnd"/>
+      <w:r>
+        <w:t xml:space="preserve">) </w:t>
+      </w:r>
+      <w:proofErr w:type="gramStart"/>
+      <w:r>
+        <w:t>{ ...</w:t>
+      </w:r>
+      <w:proofErr w:type="gramEnd"/>
+      <w:r>
+        <w:t xml:space="preserve"> }</w:t>
+      </w:r>
+      <w:r>
         <w:br/>
-        <w:t xml:space="preserve">}</w:t>
-      </w:r>
-    </w:p>
-    <w:p>
-      <w:pPr/>
-      <w:r>
-        <w:t xml:space="preserve">From that one attribute the registry automatically provides the voice vocabulary (for Vosk's grammar and Whisper's prompt), console tab completion, </w:t>
-      </w:r>
-      <w:r>
-        <w:rPr>
-          <w:rStyle w:val="CodeChar"/>
-        </w:rPr>
-        <w:t xml:space="preserve">help</w:t>
-      </w:r>
-      <w:r>
-        <w:t xml:space="preserve"> output, and macro validation. This keeps the current matcher's goal of a single source of truth, and replaces the </w:t>
-      </w:r>
-      <w:r>
-        <w:rPr>
-          <w:rStyle w:val="CodeChar"/>
-        </w:rPr>
-        <w:t xml:space="preserve">VoiceCommandActions</w:t>
-      </w:r>
+        <w:t>}</w:t>
+      </w:r>
+    </w:p>
+    <w:p>
+      <w:r>
+        <w:lastRenderedPageBreak/>
+        <w:t xml:space="preserve">From that one attribute the registry automatically provides the voice vocabulary (for </w:t>
+      </w:r>
+      <w:proofErr w:type="spellStart"/>
+      <w:r>
+        <w:t>Vosk's</w:t>
+      </w:r>
+      <w:proofErr w:type="spellEnd"/>
+      <w:r>
+        <w:t xml:space="preserve"> grammar and Whisper's prompt), console tab completion, </w:t>
+      </w:r>
+      <w:r>
+        <w:rPr>
+          <w:rStyle w:val="CodeChar"/>
+        </w:rPr>
+        <w:t>help</w:t>
+      </w:r>
+      <w:r>
+        <w:t xml:space="preserve"> output, and macro validation. This keeps the current matcher's goal of a single source of </w:t>
+      </w:r>
+      <w:proofErr w:type="gramStart"/>
+      <w:r>
+        <w:t>truth, and</w:t>
+      </w:r>
+      <w:proofErr w:type="gramEnd"/>
+      <w:r>
+        <w:t xml:space="preserve"> replaces the </w:t>
+      </w:r>
+      <w:proofErr w:type="spellStart"/>
+      <w:r>
+        <w:rPr>
+          <w:rStyle w:val="CodeChar"/>
+        </w:rPr>
+        <w:t>VoiceCommandActions</w:t>
+      </w:r>
+      <w:proofErr w:type="spellEnd"/>
       <w:r>
         <w:t xml:space="preserve"> field list.</w:t>
       </w:r>
     </w:p>
     <w:p>
-      <w:pPr/>
       <w:r>
         <w:t xml:space="preserve">A generated </w:t>
       </w:r>
@@ -3874,7 +4391,7 @@
         <w:rPr>
           <w:rStyle w:val="CodeChar"/>
         </w:rPr>
-        <w:t xml:space="preserve">COMMANDS.md</w:t>
+        <w:t>COMMANDS.md</w:t>
       </w:r>
       <w:r>
         <w:t xml:space="preserve"> (from the registry and the macro folder) keeps </w:t>
@@ -3883,7 +4400,7 @@
         <w:rPr>
           <w:rStyle w:val="CodeChar"/>
         </w:rPr>
-        <w:t xml:space="preserve">VOICE_AND_GESTURE_COMMANDS.md</w:t>
+        <w:t>VOICE_AND_GESTURE_COMMANDS.md</w:t>
       </w:r>
       <w:r>
         <w:t xml:space="preserve"> accurate without hand editing.</w:t>
@@ -3894,13 +4411,12 @@
         <w:pStyle w:val="Heading2"/>
       </w:pPr>
       <w:r>
-        <w:t xml:space="preserve">Command console</w:t>
-      </w:r>
-    </w:p>
-    <w:p>
-      <w:pPr/>
-      <w:r>
-        <w:t xml:space="preserve">The console is a text box over the scene for typing commands, and the main tool for testing, debugging and writing macros. It is built first because it makes everything else testable without a microphone.</w:t>
+        <w:t>Command console</w:t>
+      </w:r>
+    </w:p>
+    <w:p>
+      <w:r>
+        <w:t>The console is a text box over the scene for typing commands, and the main tool for testing, debugging and writing macros. It is built first because it makes everything else testable without a microphone.</w:t>
       </w:r>
     </w:p>
     <w:p>
@@ -3915,25 +4431,33 @@
         <w:rPr>
           <w:b/>
         </w:rPr>
-        <w:t xml:space="preserve">Open/close</w:t>
-      </w:r>
-      <w:r>
-        <w:t xml:space="preserve">: backtick (</w:t>
-      </w:r>
-      <w:r>
-        <w:rPr>
-          <w:rStyle w:val="CodeChar"/>
-        </w:rPr>
-        <w:t xml:space="preserve">`</w:t>
+        <w:t>Open/close</w:t>
+      </w:r>
+      <w:r>
+        <w:t>: backtick (</w:t>
+      </w:r>
+      <w:r>
+        <w:rPr>
+          <w:rStyle w:val="CodeChar"/>
+        </w:rPr>
+        <w:t>`</w:t>
       </w:r>
       <w:r>
         <w:t xml:space="preserve">). It is a TMP input field, so </w:t>
       </w:r>
-      <w:r>
-        <w:rPr>
-          <w:rStyle w:val="CodeChar"/>
-        </w:rPr>
-        <w:t xml:space="preserve">Shortcuts.UserIsWriting()</w:t>
+      <w:proofErr w:type="spellStart"/>
+      <w:r>
+        <w:rPr>
+          <w:rStyle w:val="CodeChar"/>
+        </w:rPr>
+        <w:t>Shortcuts.UserIsWriting</w:t>
+      </w:r>
+      <w:proofErr w:type="spellEnd"/>
+      <w:r>
+        <w:rPr>
+          <w:rStyle w:val="CodeChar"/>
+        </w:rPr>
+        <w:t>()</w:t>
       </w:r>
       <w:r>
         <w:t xml:space="preserve"> already stops V, Space and other hotkeys firing while you type.</w:t>
@@ -3951,10 +4475,10 @@
         <w:rPr>
           <w:b/>
         </w:rPr>
-        <w:t xml:space="preserve">History</w:t>
-      </w:r>
-      <w:r>
-        <w:t xml:space="preserve">: up/down arrows; history persists between sessions.</w:t>
+        <w:t>History</w:t>
+      </w:r>
+      <w:r>
+        <w:t>: up/down arrows; history persists between sessions.</w:t>
       </w:r>
     </w:p>
     <w:p>
@@ -3969,10 +4493,10 @@
         <w:rPr>
           <w:b/>
         </w:rPr>
-        <w:t xml:space="preserve">Tab completion</w:t>
-      </w:r>
-      <w:r>
-        <w:t xml:space="preserve">: verbs from the registry, part names from the resolver, macro names from the folder.</w:t>
+        <w:t>Tab completion</w:t>
+      </w:r>
+      <w:r>
+        <w:t>: verbs from the registry, part names from the resolver, macro names from the folder.</w:t>
       </w:r>
     </w:p>
     <w:p>
@@ -3987,7 +4511,7 @@
         <w:rPr>
           <w:b/>
         </w:rPr>
-        <w:t xml:space="preserve">Log pane</w:t>
+        <w:t>Log pane</w:t>
       </w:r>
       <w:r>
         <w:t xml:space="preserve">: every command, from any source, is echoed with what it resolved to, e.g. </w:t>
@@ -3996,10 +4520,10 @@
         <w:rPr>
           <w:rStyle w:val="CodeChar"/>
         </w:rPr>
-        <w:t xml:space="preserve">show hart → show Heart (14 parts)</w:t>
-      </w:r>
-      <w:r>
-        <w:t xml:space="preserve">.</w:t>
+        <w:t>show hart → show Heart (14 parts)</w:t>
+      </w:r>
+      <w:r>
+        <w:t>.</w:t>
       </w:r>
     </w:p>
     <w:p>
@@ -4014,10 +4538,10 @@
         <w:rPr>
           <w:b/>
         </w:rPr>
-        <w:t xml:space="preserve">Voice trace</w:t>
-      </w:r>
-      <w:r>
-        <w:t xml:space="preserve">: each voice command shows three steps, raw transcript → normalized text → resolved command, so you can see exactly why a phrase did or didn't work.</w:t>
+        <w:t>Voice trace</w:t>
+      </w:r>
+      <w:r>
+        <w:t>: each voice command shows three steps, raw transcript → normalized text → resolved command, so you can see exactly why a phrase did or didn't work.</w:t>
       </w:r>
     </w:p>
     <w:p>
@@ -4033,10 +4557,10 @@
           <w:rStyle w:val="CodeChar"/>
           <w:b/>
         </w:rPr>
-        <w:t xml:space="preserve">say "&lt;text&gt;"</w:t>
-      </w:r>
-      <w:r>
-        <w:t xml:space="preserve">: sends text through the voice interpreter without the microphone, to test fuzzy matching and new phrasings.</w:t>
+        <w:t>say "&lt;text&gt;"</w:t>
+      </w:r>
+      <w:r>
+        <w:t>: sends text through the voice interpreter without the microphone, to test fuzzy matching and new phrasings.</w:t>
       </w:r>
     </w:p>
     <w:p>
@@ -4052,7 +4576,7 @@
           <w:rStyle w:val="CodeChar"/>
           <w:b/>
         </w:rPr>
-        <w:t xml:space="preserve">macros</w:t>
+        <w:t>macros</w:t>
       </w:r>
       <w:r>
         <w:t xml:space="preserve">, </w:t>
@@ -4062,7 +4586,7 @@
           <w:rStyle w:val="CodeChar"/>
           <w:b/>
         </w:rPr>
-        <w:t xml:space="preserve">help</w:t>
+        <w:t>help</w:t>
       </w:r>
       <w:r>
         <w:t xml:space="preserve">, </w:t>
@@ -4072,10 +4596,10 @@
           <w:rStyle w:val="CodeChar"/>
           <w:b/>
         </w:rPr>
-        <w:t xml:space="preserve">help &lt;verb&gt;</w:t>
-      </w:r>
-      <w:r>
-        <w:t xml:space="preserve">: list what's available.</w:t>
+        <w:t>help &lt;verb&gt;</w:t>
+      </w:r>
+      <w:r>
+        <w:t>: list what's available.</w:t>
       </w:r>
     </w:p>
     <w:p>
@@ -4090,10 +4614,18 @@
         <w:rPr>
           <w:b/>
         </w:rPr>
-        <w:t xml:space="preserve">Verbose vs minimal</w:t>
-      </w:r>
-      <w:r>
-        <w:t xml:space="preserve">: following the debug-then-polish workflow, the log is verbose while tuning, and can be collapsed to a one-line status for presentations.</w:t>
+        <w:t>Verbose vs minimal</w:t>
+      </w:r>
+      <w:r>
+        <w:t xml:space="preserve">: following the debug-then-polish workflow, the log is verbose while </w:t>
+      </w:r>
+      <w:proofErr w:type="gramStart"/>
+      <w:r>
+        <w:t>tuning, and</w:t>
+      </w:r>
+      <w:proofErr w:type="gramEnd"/>
+      <w:r>
+        <w:t xml:space="preserve"> can be collapsed to a one-line status for presentations.</w:t>
       </w:r>
     </w:p>
     <w:p>
@@ -4101,13 +4633,28 @@
         <w:pStyle w:val="Heading2"/>
       </w:pPr>
       <w:r>
-        <w:t xml:space="preserve">Voice with a large vocabulary</w:t>
-      </w:r>
-    </w:p>
-    <w:p>
-      <w:pPr/>
-      <w:r>
-        <w:t xml:space="preserve">Voice changes from "match a fixed set of word combinations" to "recognise the verb, then hand the rest of the phrase to the part resolver". The thousands of anatomy names can't all be fed to the recogniser, so accuracy comes from correcting the transcript afterwards.</w:t>
+        <w:t>Voice with a large vocabulary</w:t>
+      </w:r>
+    </w:p>
+    <w:p>
+      <w:r>
+        <w:t>Voice changes from "match a fixed set of word combinations" to "</w:t>
+      </w:r>
+      <w:proofErr w:type="spellStart"/>
+      <w:r>
+        <w:t>recognise</w:t>
+      </w:r>
+      <w:proofErr w:type="spellEnd"/>
+      <w:r>
+        <w:t xml:space="preserve"> the verb, then hand the rest of the phrase to the part resolver". The thousands of anatomy names can't all be fed to the </w:t>
+      </w:r>
+      <w:proofErr w:type="spellStart"/>
+      <w:r>
+        <w:t>recogniser</w:t>
+      </w:r>
+      <w:proofErr w:type="spellEnd"/>
+      <w:r>
+        <w:t>, so accuracy comes from correcting the transcript afterwards.</w:t>
       </w:r>
     </w:p>
     <w:p>
@@ -4122,17 +4669,19 @@
         <w:rPr>
           <w:b/>
         </w:rPr>
-        <w:t xml:space="preserve">Verb + argument</w:t>
+        <w:t>Verb + argument</w:t>
       </w:r>
       <w:r>
         <w:t xml:space="preserve">: the interpreter finds the verb words (from the registry's aliases), and everything after them goes to </w:t>
       </w:r>
-      <w:r>
-        <w:rPr>
-          <w:rStyle w:val="CodeChar"/>
-        </w:rPr>
-        <w:t xml:space="preserve">PartResolver</w:t>
-      </w:r>
+      <w:proofErr w:type="spellStart"/>
+      <w:r>
+        <w:rPr>
+          <w:rStyle w:val="CodeChar"/>
+        </w:rPr>
+        <w:t>PartResolver</w:t>
+      </w:r>
+      <w:proofErr w:type="spellEnd"/>
       <w:r>
         <w:t xml:space="preserve">. "Show me the left kidney please" → verb </w:t>
       </w:r>
@@ -4140,10 +4689,10 @@
         <w:rPr>
           <w:rStyle w:val="CodeChar"/>
         </w:rPr>
-        <w:t xml:space="preserve">show</w:t>
-      </w:r>
-      <w:r>
-        <w:t xml:space="preserve">, argument "left kidney".</w:t>
+        <w:t>show</w:t>
+      </w:r>
+      <w:r>
+        <w:t>, argument "left kidney".</w:t>
       </w:r>
     </w:p>
     <w:p>
@@ -4158,10 +4707,10 @@
         <w:rPr>
           <w:b/>
         </w:rPr>
-        <w:t xml:space="preserve">Whisper</w:t>
-      </w:r>
-      <w:r>
-        <w:t xml:space="preserve">: transcribes freely; the resolver's fuzzy and phonetic matching fixes near-misses ("hart" → heart). Its prompt is limited to roughly 224 tokens, so it gets the command verbs plus the parts currently visible or recently used, not the whole lexicon.</w:t>
+        <w:t>Whisper</w:t>
+      </w:r>
+      <w:r>
+        <w:t>: transcribes freely; the resolver's fuzzy and phonetic matching fixes near-misses ("hart" → heart). Its prompt is limited to roughly 224 tokens, so it gets the command verbs plus the parts currently visible or recently used, not the whole lexicon.</w:t>
       </w:r>
     </w:p>
     <w:p>
@@ -4172,14 +4721,16 @@
           <w:numId w:val="13"/>
         </w:numPr>
       </w:pPr>
+      <w:proofErr w:type="spellStart"/>
       <w:r>
         <w:rPr>
           <w:b/>
         </w:rPr>
-        <w:t xml:space="preserve">Vosk</w:t>
-      </w:r>
-      <w:r>
-        <w:t xml:space="preserve">: grammar-constrained recognition degrades with very large phrase lists, so it keeps a smaller set (verbs, systems, major organs, macro names). It remains the rollback option, not the main path for detailed anatomy.</w:t>
+        <w:t>Vosk</w:t>
+      </w:r>
+      <w:proofErr w:type="spellEnd"/>
+      <w:r>
+        <w:t>: grammar-constrained recognition degrades with very large phrase lists, so it keeps a smaller set (verbs, systems, major organs, macro names). It remains the rollback option, not the main path for detailed anatomy.</w:t>
       </w:r>
     </w:p>
     <w:p>
@@ -4194,19 +4745,47 @@
         <w:rPr>
           <w:b/>
         </w:rPr>
-        <w:t xml:space="preserve">Fallback</w:t>
-      </w:r>
-      <w:r>
-        <w:t xml:space="preserve">: names that voice reliably gets wrong are typed in the console, or given an easier spoken alias in </w:t>
-      </w:r>
-      <w:r>
-        <w:rPr>
-          <w:rStyle w:val="CodeChar"/>
-        </w:rPr>
-        <w:t xml:space="preserve">aliases.json</w:t>
-      </w:r>
-      <w:r>
-        <w:t xml:space="preserve">.</w:t>
+        <w:t>Fallback</w:t>
+      </w:r>
+      <w:r>
+        <w:t xml:space="preserve">: names that </w:t>
+      </w:r>
+      <w:proofErr w:type="gramStart"/>
+      <w:r>
+        <w:t>voice</w:t>
+      </w:r>
+      <w:proofErr w:type="gramEnd"/>
+      <w:r>
+        <w:t xml:space="preserve"> reliably </w:t>
+      </w:r>
+      <w:proofErr w:type="gramStart"/>
+      <w:r>
+        <w:t>gets</w:t>
+      </w:r>
+      <w:proofErr w:type="gramEnd"/>
+      <w:r>
+        <w:t xml:space="preserve"> wrong are typed in the </w:t>
+      </w:r>
+      <w:proofErr w:type="gramStart"/>
+      <w:r>
+        <w:t>console, or</w:t>
+      </w:r>
+      <w:proofErr w:type="gramEnd"/>
+      <w:r>
+        <w:t xml:space="preserve"> given an easier spoken alias in </w:t>
+      </w:r>
+      <w:proofErr w:type="spellStart"/>
+      <w:proofErr w:type="gramStart"/>
+      <w:r>
+        <w:rPr>
+          <w:rStyle w:val="CodeChar"/>
+        </w:rPr>
+        <w:t>aliases.json</w:t>
+      </w:r>
+      <w:proofErr w:type="spellEnd"/>
+      <w:proofErr w:type="gramEnd"/>
+      <w:r>
+        <w:t>.</w:t>
       </w:r>
     </w:p>
     <w:p>
@@ -4221,10 +4800,10 @@
         <w:rPr>
           <w:b/>
         </w:rPr>
-        <w:t xml:space="preserve">Future local LLM</w:t>
-      </w:r>
-      <w:r>
-        <w:t xml:space="preserve">: it would sit where the interpreter sits and output the same canonical commands, so nothing downstream changes.</w:t>
+        <w:t>Future local LLM</w:t>
+      </w:r>
+      <w:r>
+        <w:t>: it would sit where the interpreter sits and output the same canonical commands, so nothing downstream changes.</w:t>
       </w:r>
     </w:p>
     <w:p>
@@ -4232,13 +4811,13 @@
         <w:pStyle w:val="Heading2"/>
       </w:pPr>
       <w:r>
-        <w:t xml:space="preserve">Phased plan</w:t>
-      </w:r>
-    </w:p>
-    <w:p>
-      <w:pPr/>
-      <w:r>
-        <w:t xml:space="preserve">Each phase ends with something usable in a demo, and voice keeps working throughout.</w:t>
+        <w:lastRenderedPageBreak/>
+        <w:t>Phased plan</w:t>
+      </w:r>
+    </w:p>
+    <w:p>
+      <w:r>
+        <w:t>Each phase ends with something usable in a demo, and voice keeps working throughout.</w:t>
       </w:r>
     </w:p>
     <w:p>
@@ -4253,26 +4832,30 @@
         <w:rPr>
           <w:b/>
         </w:rPr>
-        <w:t xml:space="preserve">Core and console</w:t>
+        <w:t>Core and console</w:t>
       </w:r>
       <w:r>
         <w:t xml:space="preserve">: </w:t>
       </w:r>
-      <w:r>
-        <w:rPr>
-          <w:rStyle w:val="CodeChar"/>
-        </w:rPr>
-        <w:t xml:space="preserve">CommandRegistry</w:t>
-      </w:r>
+      <w:proofErr w:type="spellStart"/>
+      <w:r>
+        <w:rPr>
+          <w:rStyle w:val="CodeChar"/>
+        </w:rPr>
+        <w:t>CommandRegistry</w:t>
+      </w:r>
+      <w:proofErr w:type="spellEnd"/>
       <w:r>
         <w:t xml:space="preserve">, </w:t>
       </w:r>
-      <w:r>
-        <w:rPr>
-          <w:rStyle w:val="CodeChar"/>
-        </w:rPr>
-        <w:t xml:space="preserve">CommandRunner</w:t>
-      </w:r>
+      <w:proofErr w:type="spellStart"/>
+      <w:r>
+        <w:rPr>
+          <w:rStyle w:val="CodeChar"/>
+        </w:rPr>
+        <w:t>CommandRunner</w:t>
+      </w:r>
+      <w:proofErr w:type="spellEnd"/>
       <w:r>
         <w:t xml:space="preserve"> (sequencing, </w:t>
       </w:r>
@@ -4280,34 +4863,167 @@
         <w:rPr>
           <w:rStyle w:val="CodeChar"/>
         </w:rPr>
-        <w:t xml:space="preserve">wait</w:t>
+        <w:t>wait</w:t>
       </w:r>
       <w:r>
         <w:t xml:space="preserve">, </w:t>
       </w:r>
-      <w:r>
-        <w:rPr>
-          <w:rStyle w:val="CodeChar"/>
-        </w:rPr>
-        <w:t xml:space="preserve">&amp;</w:t>
-      </w:r>
+      <w:proofErr w:type="gramStart"/>
+      <w:r>
+        <w:rPr>
+          <w:rStyle w:val="CodeChar"/>
+        </w:rPr>
+        <w:t>&amp;</w:t>
+      </w:r>
+      <w:r>
+        <w:t>,</w:t>
+      </w:r>
+      <w:proofErr w:type="gramEnd"/>
+      <w:r>
+        <w:t xml:space="preserve"> </w:t>
+      </w:r>
+      <w:r>
+        <w:rPr>
+          <w:rStyle w:val="CodeChar"/>
+        </w:rPr>
+        <w:t>stop</w:t>
+      </w:r>
+      <w:r>
+        <w:t xml:space="preserve">, interrupt), completion getters on </w:t>
+      </w:r>
+      <w:proofErr w:type="spellStart"/>
+      <w:r>
+        <w:rPr>
+          <w:rStyle w:val="CodeChar"/>
+        </w:rPr>
+        <w:t>CameraController</w:t>
+      </w:r>
+      <w:proofErr w:type="spellEnd"/>
+      <w:r>
+        <w:t xml:space="preserve"> and </w:t>
+      </w:r>
+      <w:proofErr w:type="spellStart"/>
+      <w:r>
+        <w:rPr>
+          <w:rStyle w:val="CodeChar"/>
+        </w:rPr>
+        <w:t>CrossSections</w:t>
+      </w:r>
+      <w:proofErr w:type="spellEnd"/>
+      <w:r>
+        <w:t xml:space="preserve">, the console, and all existing commands moved onto the registry. Voice routes through the runner with unchanged recognition. </w:t>
+      </w:r>
+      <w:r>
+        <w:rPr>
+          <w:i/>
+        </w:rPr>
+        <w:t>Result: type any current command; your example script runs typed one line at a time.</w:t>
+      </w:r>
+    </w:p>
+    <w:p>
+      <w:pPr>
+        <w:pStyle w:val="ListParagraph"/>
+        <w:numPr>
+          <w:ilvl w:val="0"/>
+          <w:numId w:val="14"/>
+        </w:numPr>
+      </w:pPr>
+      <w:r>
+        <w:rPr>
+          <w:b/>
+        </w:rPr>
+        <w:t>Parts and selection</w:t>
+      </w:r>
+      <w:r>
+        <w:t xml:space="preserve">: </w:t>
+      </w:r>
+      <w:proofErr w:type="spellStart"/>
+      <w:r>
+        <w:rPr>
+          <w:rStyle w:val="CodeChar"/>
+        </w:rPr>
+        <w:t>PartResolver</w:t>
+      </w:r>
+      <w:proofErr w:type="spellEnd"/>
       <w:r>
         <w:t xml:space="preserve">, </w:t>
       </w:r>
-      <w:r>
-        <w:rPr>
-          <w:rStyle w:val="CodeChar"/>
-        </w:rPr>
-        <w:t xml:space="preserve">stop</w:t>
-      </w:r>
-      <w:r>
-        <w:t xml:space="preserve">, interrupt), completion getters on </w:t>
-      </w:r>
-      <w:r>
-        <w:rPr>
-          <w:rStyle w:val="CodeChar"/>
-        </w:rPr>
-        <w:t xml:space="preserve">CameraController</w:t>
+      <w:proofErr w:type="spellStart"/>
+      <w:proofErr w:type="gramStart"/>
+      <w:r>
+        <w:rPr>
+          <w:rStyle w:val="CodeChar"/>
+        </w:rPr>
+        <w:t>aliases.json</w:t>
+      </w:r>
+      <w:proofErr w:type="spellEnd"/>
+      <w:proofErr w:type="gramEnd"/>
+      <w:r>
+        <w:t xml:space="preserve">, </w:t>
+      </w:r>
+      <w:proofErr w:type="spellStart"/>
+      <w:proofErr w:type="gramStart"/>
+      <w:r>
+        <w:rPr>
+          <w:rStyle w:val="CodeChar"/>
+        </w:rPr>
+        <w:t>groups.json</w:t>
+      </w:r>
+      <w:proofErr w:type="spellEnd"/>
+      <w:proofErr w:type="gramEnd"/>
+      <w:r>
+        <w:t>, the selection model (</w:t>
+      </w:r>
+      <w:r>
+        <w:rPr>
+          <w:rStyle w:val="CodeChar"/>
+        </w:rPr>
+        <w:t>show</w:t>
+      </w:r>
+      <w:r>
+        <w:t>/</w:t>
+      </w:r>
+      <w:r>
+        <w:rPr>
+          <w:rStyle w:val="CodeChar"/>
+        </w:rPr>
+        <w:t>select</w:t>
+      </w:r>
+      <w:r>
+        <w:t>/</w:t>
+      </w:r>
+      <w:r>
+        <w:rPr>
+          <w:rStyle w:val="CodeChar"/>
+        </w:rPr>
+        <w:t>isolate</w:t>
+      </w:r>
+      <w:r>
+        <w:t>/</w:t>
+      </w:r>
+      <w:r>
+        <w:rPr>
+          <w:rStyle w:val="CodeChar"/>
+        </w:rPr>
+        <w:t>hide</w:t>
+      </w:r>
+      <w:r>
+        <w:t>/</w:t>
+      </w:r>
+      <w:r>
+        <w:rPr>
+          <w:rStyle w:val="CodeChar"/>
+        </w:rPr>
+        <w:t>also</w:t>
+      </w:r>
+      <w:r>
+        <w:t xml:space="preserve">, focus on selection), </w:t>
+      </w:r>
+      <w:r>
+        <w:rPr>
+          <w:rStyle w:val="CodeChar"/>
+        </w:rPr>
+        <w:t>view</w:t>
       </w:r>
       <w:r>
         <w:t xml:space="preserve"> and </w:t>
@@ -4316,16 +5032,16 @@
         <w:rPr>
           <w:rStyle w:val="CodeChar"/>
         </w:rPr>
-        <w:t xml:space="preserve">CrossSections</w:t>
-      </w:r>
-      <w:r>
-        <w:t xml:space="preserve">, the console, and all existing commands moved onto the registry. Voice routes through the runner with unchanged recognition. </w:t>
+        <w:t>pan</w:t>
+      </w:r>
+      <w:r>
+        <w:t xml:space="preserve"> verbs, labels. Then verb + argument parsing for voice. </w:t>
       </w:r>
       <w:r>
         <w:rPr>
           <w:i/>
         </w:rPr>
-        <w:t xml:space="preserve">Result: type any current command; your example script runs typed one line at a time.</w:t>
+        <w:t>Result: any part reachable by typing, most by voice.</w:t>
       </w:r>
     </w:p>
     <w:p>
@@ -4340,7 +5056,78 @@
         <w:rPr>
           <w:b/>
         </w:rPr>
-        <w:t xml:space="preserve">Parts and selection</w:t>
+        <w:t>Macros and teaching</w:t>
+      </w:r>
+      <w:r>
+        <w:t xml:space="preserve">: macro files, load-time checking, </w:t>
+      </w:r>
+      <w:proofErr w:type="gramStart"/>
+      <w:r>
+        <w:rPr>
+          <w:rStyle w:val="CodeChar"/>
+        </w:rPr>
+        <w:t>run</w:t>
+      </w:r>
+      <w:proofErr w:type="gramEnd"/>
+      <w:r>
+        <w:t xml:space="preserve">, </w:t>
+      </w:r>
+      <w:r>
+        <w:rPr>
+          <w:rStyle w:val="CodeChar"/>
+        </w:rPr>
+        <w:t>record</w:t>
+      </w:r>
+      <w:r>
+        <w:t xml:space="preserve">, templates with </w:t>
+      </w:r>
+      <w:r>
+        <w:rPr>
+          <w:rStyle w:val="CodeChar"/>
+        </w:rPr>
+        <w:t>{part}</w:t>
+      </w:r>
+      <w:r>
+        <w:t xml:space="preserve">, caption panel, </w:t>
+      </w:r>
+      <w:r>
+        <w:rPr>
+          <w:rStyle w:val="CodeChar"/>
+        </w:rPr>
+        <w:t>describe</w:t>
+      </w:r>
+      <w:r>
+        <w:t xml:space="preserve">, </w:t>
+      </w:r>
+      <w:r>
+        <w:rPr>
+          <w:rStyle w:val="CodeChar"/>
+        </w:rPr>
+        <w:t>wait click</w:t>
+      </w:r>
+      <w:r>
+        <w:t xml:space="preserve">. </w:t>
+      </w:r>
+      <w:r>
+        <w:rPr>
+          <w:i/>
+        </w:rPr>
+        <w:t>Result: experts can write and run lessons.</w:t>
+      </w:r>
+    </w:p>
+    <w:p>
+      <w:pPr>
+        <w:pStyle w:val="ListParagraph"/>
+        <w:numPr>
+          <w:ilvl w:val="0"/>
+          <w:numId w:val="14"/>
+        </w:numPr>
+      </w:pPr>
+      <w:r>
+        <w:rPr>
+          <w:b/>
+        </w:rPr>
+        <w:t>Quizzes</w:t>
       </w:r>
       <w:r>
         <w:t xml:space="preserve">: </w:t>
@@ -4349,7 +5136,7 @@
         <w:rPr>
           <w:rStyle w:val="CodeChar"/>
         </w:rPr>
-        <w:t xml:space="preserve">PartResolver</w:t>
+        <w:t>quiz click</w:t>
       </w:r>
       <w:r>
         <w:t xml:space="preserve">, </w:t>
@@ -4358,88 +5145,10 @@
         <w:rPr>
           <w:rStyle w:val="CodeChar"/>
         </w:rPr>
-        <w:t xml:space="preserve">aliases.json</w:t>
-      </w:r>
-      <w:r>
-        <w:t xml:space="preserve">, </w:t>
-      </w:r>
-      <w:r>
-        <w:rPr>
-          <w:rStyle w:val="CodeChar"/>
-        </w:rPr>
-        <w:t xml:space="preserve">groups.json</w:t>
-      </w:r>
-      <w:r>
-        <w:t xml:space="preserve">, the selection model (</w:t>
-      </w:r>
-      <w:r>
-        <w:rPr>
-          <w:rStyle w:val="CodeChar"/>
-        </w:rPr>
-        <w:t xml:space="preserve">show</w:t>
-      </w:r>
-      <w:r>
-        <w:t xml:space="preserve">/</w:t>
-      </w:r>
-      <w:r>
-        <w:rPr>
-          <w:rStyle w:val="CodeChar"/>
-        </w:rPr>
-        <w:t xml:space="preserve">select</w:t>
-      </w:r>
-      <w:r>
-        <w:t xml:space="preserve">/</w:t>
-      </w:r>
-      <w:r>
-        <w:rPr>
-          <w:rStyle w:val="CodeChar"/>
-        </w:rPr>
-        <w:t xml:space="preserve">isolate</w:t>
-      </w:r>
-      <w:r>
-        <w:t xml:space="preserve">/</w:t>
-      </w:r>
-      <w:r>
-        <w:rPr>
-          <w:rStyle w:val="CodeChar"/>
-        </w:rPr>
-        <w:t xml:space="preserve">hide</w:t>
-      </w:r>
-      <w:r>
-        <w:t xml:space="preserve">/</w:t>
-      </w:r>
-      <w:r>
-        <w:rPr>
-          <w:rStyle w:val="CodeChar"/>
-        </w:rPr>
-        <w:t xml:space="preserve">also</w:t>
-      </w:r>
-      <w:r>
-        <w:t xml:space="preserve">, focus on selection), </w:t>
-      </w:r>
-      <w:r>
-        <w:rPr>
-          <w:rStyle w:val="CodeChar"/>
-        </w:rPr>
-        <w:t xml:space="preserve">view</w:t>
-      </w:r>
-      <w:r>
-        <w:t xml:space="preserve"> and </w:t>
-      </w:r>
-      <w:r>
-        <w:rPr>
-          <w:rStyle w:val="CodeChar"/>
-        </w:rPr>
-        <w:t xml:space="preserve">pan</w:t>
-      </w:r>
-      <w:r>
-        <w:t xml:space="preserve"> verbs, labels. Then verb + argument parsing for voice. </w:t>
-      </w:r>
-      <w:r>
-        <w:rPr>
-          <w:i/>
-        </w:rPr>
-        <w:t xml:space="preserve">Result: any part reachable by typing, most by voice.</w:t>
+        <w:t>quiz name</w:t>
+      </w:r>
+      <w:r>
+        <w:t>, random picks, feedback, results CSV.</w:t>
       </w:r>
     </w:p>
     <w:p>
@@ -4454,115 +5163,10 @@
         <w:rPr>
           <w:b/>
         </w:rPr>
-        <w:t xml:space="preserve">Macros and teaching</w:t>
-      </w:r>
-      <w:r>
-        <w:t xml:space="preserve">: macro files, load-time checking, </w:t>
-      </w:r>
-      <w:r>
-        <w:rPr>
-          <w:rStyle w:val="CodeChar"/>
-        </w:rPr>
-        <w:t xml:space="preserve">run</w:t>
-      </w:r>
-      <w:r>
-        <w:t xml:space="preserve">, </w:t>
-      </w:r>
-      <w:r>
-        <w:rPr>
-          <w:rStyle w:val="CodeChar"/>
-        </w:rPr>
-        <w:t xml:space="preserve">record</w:t>
-      </w:r>
-      <w:r>
-        <w:t xml:space="preserve">, templates with </w:t>
-      </w:r>
-      <w:r>
-        <w:rPr>
-          <w:rStyle w:val="CodeChar"/>
-        </w:rPr>
-        <w:t xml:space="preserve">{part}</w:t>
-      </w:r>
-      <w:r>
-        <w:t xml:space="preserve">, caption panel, </w:t>
-      </w:r>
-      <w:r>
-        <w:rPr>
-          <w:rStyle w:val="CodeChar"/>
-        </w:rPr>
-        <w:t xml:space="preserve">describe</w:t>
-      </w:r>
-      <w:r>
-        <w:t xml:space="preserve">, </w:t>
-      </w:r>
-      <w:r>
-        <w:rPr>
-          <w:rStyle w:val="CodeChar"/>
-        </w:rPr>
-        <w:t xml:space="preserve">wait click</w:t>
-      </w:r>
-      <w:r>
-        <w:t xml:space="preserve">. </w:t>
-      </w:r>
-      <w:r>
-        <w:rPr>
-          <w:i/>
-        </w:rPr>
-        <w:t xml:space="preserve">Result: experts can write and run lessons.</w:t>
-      </w:r>
-    </w:p>
-    <w:p>
-      <w:pPr>
-        <w:pStyle w:val="ListParagraph"/>
-        <w:numPr>
-          <w:ilvl w:val="0"/>
-          <w:numId w:val="14"/>
-        </w:numPr>
-      </w:pPr>
-      <w:r>
-        <w:rPr>
-          <w:b/>
-        </w:rPr>
-        <w:t xml:space="preserve">Quizzes</w:t>
-      </w:r>
-      <w:r>
-        <w:t xml:space="preserve">: </w:t>
-      </w:r>
-      <w:r>
-        <w:rPr>
-          <w:rStyle w:val="CodeChar"/>
-        </w:rPr>
-        <w:t xml:space="preserve">quiz click</w:t>
-      </w:r>
-      <w:r>
-        <w:t xml:space="preserve">, </w:t>
-      </w:r>
-      <w:r>
-        <w:rPr>
-          <w:rStyle w:val="CodeChar"/>
-        </w:rPr>
-        <w:t xml:space="preserve">quiz name</w:t>
-      </w:r>
-      <w:r>
-        <w:t xml:space="preserve">, random picks, feedback, results CSV.</w:t>
-      </w:r>
-    </w:p>
-    <w:p>
-      <w:pPr>
-        <w:pStyle w:val="ListParagraph"/>
-        <w:numPr>
-          <w:ilvl w:val="0"/>
-          <w:numId w:val="14"/>
-        </w:numPr>
-      </w:pPr>
-      <w:r>
-        <w:rPr>
-          <w:b/>
-        </w:rPr>
-        <w:t xml:space="preserve">Voice tuning</w:t>
-      </w:r>
-      <w:r>
-        <w:t xml:space="preserve">: phonetic matching, Whisper prompt biasing, measured against a list of hard anatomy names; local LLM interpreter if still needed.</w:t>
+        <w:t>Voice tuning</w:t>
+      </w:r>
+      <w:r>
+        <w:t>: phonetic matching, Whisper prompt biasing, measured against a list of hard anatomy names; local LLM interpreter if still needed.</w:t>
       </w:r>
     </w:p>
     <w:p>
@@ -4570,7 +5174,7 @@
         <w:pStyle w:val="Heading2"/>
       </w:pPr>
       <w:r>
-        <w:t xml:space="preserve">Open questions</w:t>
+        <w:t>Open questions</w:t>
       </w:r>
     </w:p>
     <w:p>
@@ -4588,7 +5192,7 @@
         <w:rPr>
           <w:rStyle w:val="CodeChar"/>
         </w:rPr>
-        <w:t xml:space="preserve">select</w:t>
+        <w:t>select</w:t>
       </w:r>
       <w:r>
         <w:t xml:space="preserve"> as a synonym of </w:t>
@@ -4597,7 +5201,7 @@
         <w:rPr>
           <w:rStyle w:val="CodeChar"/>
         </w:rPr>
-        <w:t xml:space="preserve">show</w:t>
+        <w:t>show</w:t>
       </w:r>
       <w:r>
         <w:t xml:space="preserve"> acceptable, or do experts want a separate highlight-only verb?</w:t>
@@ -4612,7 +5216,7 @@
         </w:numPr>
       </w:pPr>
       <w:r>
-        <w:t xml:space="preserve">☐ Should commands typed while a macro runs interrupt it (like voice), or queue after it?</w:t>
+        <w:t>☐ Should commands typed while a macro runs interrupt it (like voice), or queue after it?</w:t>
       </w:r>
     </w:p>
     <w:p>
@@ -4624,7 +5228,7 @@
         </w:numPr>
       </w:pPr>
       <w:r>
-        <w:t xml:space="preserve">☐ Will students run quizzes alone (needs a student mode), or only in class with the teacher at the controls?</w:t>
+        <w:t>☐ Will students run quizzes alone (needs a student mode), or only in class with the teacher at the controls?</w:t>
       </w:r>
     </w:p>
     <w:p>
@@ -4636,7 +5240,7 @@
         </w:numPr>
       </w:pPr>
       <w:r>
-        <w:t xml:space="preserve">☐ Where should quiz results go: a local CSV only, or eventually a shared class record?</w:t>
+        <w:t>☐ Where should quiz results go: a local CSV only, or eventually a shared class record?</w:t>
       </w:r>
     </w:p>
     <w:p>
@@ -4648,7 +5252,7 @@
         </w:numPr>
       </w:pPr>
       <w:r>
-        <w:t xml:space="preserve">☐ Which languages must part names and captions support? The name data already has English, Latin and French.</w:t>
+        <w:t>☐ Which languages must part names and captions support? The name data already has English, Latin and French.</w:t>
       </w:r>
     </w:p>
     <w:p>
@@ -4660,7 +5264,7 @@
         </w:numPr>
       </w:pPr>
       <w:r>
-        <w:t xml:space="preserve">☐ Is text-to-speech narration of captions wanted, and if so in which phase?</w:t>
+        <w:t>☐ Is text-to-speech narration of captions wanted, and if so in which phase?</w:t>
       </w:r>
     </w:p>
     <w:p>
@@ -4674,12 +5278,16 @@
       <w:r>
         <w:t xml:space="preserve">☐ Who on the expert side will own </w:t>
       </w:r>
-      <w:r>
-        <w:rPr>
-          <w:rStyle w:val="CodeChar"/>
-        </w:rPr>
-        <w:t xml:space="preserve">aliases.json</w:t>
-      </w:r>
+      <w:proofErr w:type="spellStart"/>
+      <w:proofErr w:type="gramStart"/>
+      <w:r>
+        <w:rPr>
+          <w:rStyle w:val="CodeChar"/>
+        </w:rPr>
+        <w:t>aliases.json</w:t>
+      </w:r>
+      <w:proofErr w:type="spellEnd"/>
+      <w:proofErr w:type="gramEnd"/>
       <w:r>
         <w:t xml:space="preserve"> and the macro library?</w:t>
       </w:r>
@@ -4687,16 +5295,19 @@
     <w:sectPr>
       <w:pgSz w:w="12240" w:h="15840"/>
       <w:pgMar w:top="1440" w:right="1440" w:bottom="1440" w:left="1440" w:header="720" w:footer="720" w:gutter="0"/>
+      <w:cols w:space="720"/>
     </w:sectPr>
   </w:body>
 </w:document>
 </file>
 
 <file path=word/numbering.xml><?xml version="1.0" encoding="utf-8"?>
-<w:numbering xmlns:w="http://schemas.openxmlformats.org/wordprocessingml/2006/main">
-  <w:abstractNum w:abstractNumId="0">
+<w:numbering xmlns:wpc="http://schemas.microsoft.com/office/word/2010/wordprocessingCanvas" xmlns:cx="http://schemas.microsoft.com/office/drawing/2014/chartex" xmlns:cx1="http://schemas.microsoft.com/office/drawing/2015/9/8/chartex" xmlns:cx2="http://schemas.microsoft.com/office/drawing/2015/10/21/chartex" xmlns:cx3="http://schemas.microsoft.com/office/drawing/2016/5/9/chartex" xmlns:cx4="http://schemas.microsoft.com/office/drawing/2016/5/10/chartex" xmlns:cx5="http://schemas.microsoft.com/office/drawing/2016/5/11/chartex" xmlns:cx6="http://schemas.microsoft.com/office/drawing/2016/5/12/chartex" xmlns:cx7="http://schemas.microsoft.com/office/drawing/2016/5/13/chartex" xmlns:cx8="http://schemas.microsoft.com/office/drawing/2016/5/14/chartex" xmlns:mc="http://schemas.openxmlformats.org/markup-compatibility/2006" xmlns:aink="http://schemas.microsoft.com/office/drawing/2016/ink" xmlns:am3d="http://schemas.microsoft.com/office/drawing/2017/model3d" xmlns:o="urn:schemas-microsoft-com:office:office" xmlns:oel="http://schemas.microsoft.com/office/2019/extlst" xmlns:r="http://schemas.openxmlformats.org/officeDocument/2006/relationships" xmlns:m="http://schemas.openxmlformats.org/officeDocument/2006/math" xmlns:v="urn:schemas-microsoft-com:vml" xmlns:wp14="http://schemas.microsoft.com/office/word/2010/wordprocessingDrawing" xmlns:wp="http://schemas.openxmlformats.org/drawingml/2006/wordprocessingDrawing" xmlns:w10="urn:schemas-microsoft-com:office:word" xmlns:w="http://schemas.openxmlformats.org/wordprocessingml/2006/main" xmlns:w14="http://schemas.microsoft.com/office/word/2010/wordml" xmlns:w15="http://schemas.microsoft.com/office/word/2012/wordml" xmlns:w16cex="http://schemas.microsoft.com/office/word/2018/wordml/cex" xmlns:w16cid="http://schemas.microsoft.com/office/word/2016/wordml/cid" xmlns:w16="http://schemas.microsoft.com/office/word/2018/wordml" xmlns:w16du="http://schemas.microsoft.com/office/word/2023/wordml/word16du" xmlns:w16sdtdh="http://schemas.microsoft.com/office/word/2020/wordml/sdtdatahash" xmlns:w16sdtfl="http://schemas.microsoft.com/office/word/2024/wordml/sdtformatlock" xmlns:w16se="http://schemas.microsoft.com/office/word/2015/wordml/symex" xmlns:wpg="http://schemas.microsoft.com/office/word/2010/wordprocessingGroup" xmlns:wpi="http://schemas.microsoft.com/office/word/2010/wordprocessingInk" xmlns:wne="http://schemas.microsoft.com/office/word/2006/wordml" xmlns:wps="http://schemas.microsoft.com/office/word/2010/wordprocessingShape" mc:Ignorable="w14 w15 w16se w16cid w16 w16cex w16sdtdh w16sdtfl w16du wp14">
+  <w:abstractNum w:abstractNumId="0" w15:restartNumberingAfterBreak="0">
+    <w:nsid w:val="27FF15FD"/>
     <w:multiLevelType w:val="hybridMultilevel"/>
-    <w:lvl w:ilvl="0">
+    <w:tmpl w:val="5776D10C"/>
+    <w:lvl w:ilvl="0" w:tplc="5720BB86">
       <w:start w:val="1"/>
       <w:numFmt w:val="bullet"/>
       <w:lvlText w:val="•"/>
@@ -4705,7 +5316,7 @@
         <w:ind w:left="720" w:hanging="360"/>
       </w:pPr>
     </w:lvl>
-    <w:lvl w:ilvl="1">
+    <w:lvl w:ilvl="1" w:tplc="782A4650">
       <w:start w:val="1"/>
       <w:numFmt w:val="bullet"/>
       <w:lvlText w:val="o"/>
@@ -4714,7 +5325,7 @@
         <w:ind w:left="1440" w:hanging="360"/>
       </w:pPr>
     </w:lvl>
-    <w:lvl w:ilvl="2">
+    <w:lvl w:ilvl="2" w:tplc="C0261DF4">
       <w:start w:val="1"/>
       <w:numFmt w:val="bullet"/>
       <w:lvlText w:val="▪"/>
@@ -4723,7 +5334,7 @@
         <w:ind w:left="2160" w:hanging="360"/>
       </w:pPr>
     </w:lvl>
-    <w:lvl w:ilvl="3">
+    <w:lvl w:ilvl="3" w:tplc="65980154">
       <w:start w:val="1"/>
       <w:numFmt w:val="bullet"/>
       <w:lvlText w:val="•"/>
@@ -4732,7 +5343,7 @@
         <w:ind w:left="2880" w:hanging="360"/>
       </w:pPr>
     </w:lvl>
-    <w:lvl w:ilvl="4">
+    <w:lvl w:ilvl="4" w:tplc="50DEB360">
       <w:start w:val="1"/>
       <w:numFmt w:val="bullet"/>
       <w:lvlText w:val="o"/>
@@ -4741,7 +5352,7 @@
         <w:ind w:left="3600" w:hanging="360"/>
       </w:pPr>
     </w:lvl>
-    <w:lvl w:ilvl="5">
+    <w:lvl w:ilvl="5" w:tplc="0D2EE8F2">
       <w:start w:val="1"/>
       <w:numFmt w:val="bullet"/>
       <w:lvlText w:val="▪"/>
@@ -4750,7 +5361,7 @@
         <w:ind w:left="4320" w:hanging="360"/>
       </w:pPr>
     </w:lvl>
-    <w:lvl w:ilvl="6">
+    <w:lvl w:ilvl="6" w:tplc="2A84921E">
       <w:start w:val="1"/>
       <w:numFmt w:val="bullet"/>
       <w:lvlText w:val="•"/>
@@ -4759,7 +5370,7 @@
         <w:ind w:left="5040" w:hanging="360"/>
       </w:pPr>
     </w:lvl>
-    <w:lvl w:ilvl="7">
+    <w:lvl w:ilvl="7" w:tplc="ED509648">
       <w:start w:val="1"/>
       <w:numFmt w:val="bullet"/>
       <w:lvlText w:val="o"/>
@@ -4768,7 +5379,7 @@
         <w:ind w:left="5760" w:hanging="360"/>
       </w:pPr>
     </w:lvl>
-    <w:lvl w:ilvl="8">
+    <w:lvl w:ilvl="8" w:tplc="D4321170">
       <w:start w:val="1"/>
       <w:numFmt w:val="bullet"/>
       <w:lvlText w:val="▪"/>
@@ -4778,9 +5389,11 @@
       </w:pPr>
     </w:lvl>
   </w:abstractNum>
-  <w:abstractNum w:abstractNumId="1">
+  <w:abstractNum w:abstractNumId="1" w15:restartNumberingAfterBreak="0">
+    <w:nsid w:val="50FA42BC"/>
     <w:multiLevelType w:val="hybridMultilevel"/>
-    <w:lvl w:ilvl="0">
+    <w:tmpl w:val="EB50E574"/>
+    <w:lvl w:ilvl="0" w:tplc="4A925874">
       <w:start w:val="1"/>
       <w:numFmt w:val="decimal"/>
       <w:lvlText w:val="%1."/>
@@ -4789,7 +5402,7 @@
         <w:ind w:left="720" w:hanging="360"/>
       </w:pPr>
     </w:lvl>
-    <w:lvl w:ilvl="1">
+    <w:lvl w:ilvl="1" w:tplc="D0E0A56A">
       <w:start w:val="1"/>
       <w:numFmt w:val="lowerLetter"/>
       <w:lvlText w:val="%2."/>
@@ -4798,7 +5411,7 @@
         <w:ind w:left="1440" w:hanging="360"/>
       </w:pPr>
     </w:lvl>
-    <w:lvl w:ilvl="2">
+    <w:lvl w:ilvl="2" w:tplc="6F487D2C">
       <w:start w:val="1"/>
       <w:numFmt w:val="lowerRoman"/>
       <w:lvlText w:val="%3."/>
@@ -4807,7 +5420,7 @@
         <w:ind w:left="2160" w:hanging="360"/>
       </w:pPr>
     </w:lvl>
-    <w:lvl w:ilvl="3">
+    <w:lvl w:ilvl="3" w:tplc="7F58B126">
       <w:start w:val="1"/>
       <w:numFmt w:val="decimal"/>
       <w:lvlText w:val="%4."/>
@@ -4816,7 +5429,7 @@
         <w:ind w:left="2880" w:hanging="360"/>
       </w:pPr>
     </w:lvl>
-    <w:lvl w:ilvl="4">
+    <w:lvl w:ilvl="4" w:tplc="89B8BBE4">
       <w:start w:val="1"/>
       <w:numFmt w:val="lowerLetter"/>
       <w:lvlText w:val="%5."/>
@@ -4825,7 +5438,7 @@
         <w:ind w:left="3600" w:hanging="360"/>
       </w:pPr>
     </w:lvl>
-    <w:lvl w:ilvl="5">
+    <w:lvl w:ilvl="5" w:tplc="A06849C8">
       <w:start w:val="1"/>
       <w:numFmt w:val="lowerRoman"/>
       <w:lvlText w:val="%6."/>
@@ -4834,7 +5447,7 @@
         <w:ind w:left="4320" w:hanging="360"/>
       </w:pPr>
     </w:lvl>
-    <w:lvl w:ilvl="6">
+    <w:lvl w:ilvl="6" w:tplc="E572F026">
       <w:start w:val="1"/>
       <w:numFmt w:val="decimal"/>
       <w:lvlText w:val="%7."/>
@@ -4843,7 +5456,7 @@
         <w:ind w:left="5040" w:hanging="360"/>
       </w:pPr>
     </w:lvl>
-    <w:lvl w:ilvl="7">
+    <w:lvl w:ilvl="7" w:tplc="68F281F2">
       <w:start w:val="1"/>
       <w:numFmt w:val="lowerLetter"/>
       <w:lvlText w:val="%8."/>
@@ -4852,7 +5465,7 @@
         <w:ind w:left="5760" w:hanging="360"/>
       </w:pPr>
     </w:lvl>
-    <w:lvl w:ilvl="8">
+    <w:lvl w:ilvl="8" w:tplc="C4600CE2">
       <w:start w:val="1"/>
       <w:numFmt w:val="lowerRoman"/>
       <w:lvlText w:val="%9."/>
@@ -4862,69 +5475,69 @@
       </w:pPr>
     </w:lvl>
   </w:abstractNum>
-  <w:num w:numId="1">
+  <w:num w:numId="1" w16cid:durableId="2122408670">
     <w:abstractNumId w:val="0"/>
   </w:num>
-  <w:num w:numId="2">
+  <w:num w:numId="2" w16cid:durableId="994338700">
     <w:abstractNumId w:val="0"/>
   </w:num>
-  <w:num w:numId="3">
+  <w:num w:numId="3" w16cid:durableId="1595624026">
     <w:abstractNumId w:val="0"/>
   </w:num>
-  <w:num w:numId="4">
+  <w:num w:numId="4" w16cid:durableId="632366703">
     <w:abstractNumId w:val="0"/>
   </w:num>
-  <w:num w:numId="5">
+  <w:num w:numId="5" w16cid:durableId="338508898">
     <w:abstractNumId w:val="0"/>
   </w:num>
-  <w:num w:numId="6">
+  <w:num w:numId="6" w16cid:durableId="856390247">
     <w:abstractNumId w:val="0"/>
   </w:num>
-  <w:num w:numId="7">
+  <w:num w:numId="7" w16cid:durableId="1923251515">
     <w:abstractNumId w:val="0"/>
   </w:num>
-  <w:num w:numId="8">
+  <w:num w:numId="8" w16cid:durableId="1380087395">
     <w:abstractNumId w:val="1"/>
     <w:lvlOverride w:ilvl="0">
       <w:startOverride w:val="1"/>
     </w:lvlOverride>
   </w:num>
-  <w:num w:numId="9">
+  <w:num w:numId="9" w16cid:durableId="1786382299">
     <w:abstractNumId w:val="0"/>
   </w:num>
-  <w:num w:numId="10">
+  <w:num w:numId="10" w16cid:durableId="1925727666">
     <w:abstractNumId w:val="0"/>
   </w:num>
-  <w:num w:numId="11">
+  <w:num w:numId="11" w16cid:durableId="14961323">
     <w:abstractNumId w:val="0"/>
   </w:num>
-  <w:num w:numId="12">
+  <w:num w:numId="12" w16cid:durableId="521355575">
     <w:abstractNumId w:val="0"/>
   </w:num>
-  <w:num w:numId="13">
+  <w:num w:numId="13" w16cid:durableId="568224763">
     <w:abstractNumId w:val="0"/>
   </w:num>
-  <w:num w:numId="14">
+  <w:num w:numId="14" w16cid:durableId="1528828164">
     <w:abstractNumId w:val="1"/>
     <w:lvlOverride w:ilvl="0">
       <w:startOverride w:val="1"/>
     </w:lvlOverride>
   </w:num>
-  <w:num w:numId="15">
+  <w:num w:numId="15" w16cid:durableId="354885423">
     <w:abstractNumId w:val="0"/>
   </w:num>
 </w:numbering>
 </file>
 
 <file path=word/styles.xml><?xml version="1.0" encoding="utf-8"?>
-<w:styles xmlns:w="http://schemas.openxmlformats.org/wordprocessingml/2006/main">
+<w:styles xmlns:mc="http://schemas.openxmlformats.org/markup-compatibility/2006" xmlns:r="http://schemas.openxmlformats.org/officeDocument/2006/relationships" xmlns:w="http://schemas.openxmlformats.org/wordprocessingml/2006/main" xmlns:w14="http://schemas.microsoft.com/office/word/2010/wordml" xmlns:w15="http://schemas.microsoft.com/office/word/2012/wordml" xmlns:w16cex="http://schemas.microsoft.com/office/word/2018/wordml/cex" xmlns:w16cid="http://schemas.microsoft.com/office/word/2016/wordml/cid" xmlns:w16="http://schemas.microsoft.com/office/word/2018/wordml" xmlns:w16du="http://schemas.microsoft.com/office/word/2023/wordml/word16du" xmlns:w16sdtdh="http://schemas.microsoft.com/office/word/2020/wordml/sdtdatahash" xmlns:w16sdtfl="http://schemas.microsoft.com/office/word/2024/wordml/sdtformatlock" xmlns:w16se="http://schemas.microsoft.com/office/word/2015/wordml/symex" mc:Ignorable="w14 w15 w16se w16cid w16 w16cex w16sdtdh w16sdtfl w16du">
   <w:docDefaults>
     <w:rPrDefault>
       <w:rPr>
-        <w:rFonts w:ascii="Calibri" w:hAnsi="Calibri" w:eastAsia="Calibri" w:cs="Calibri"/>
+        <w:rFonts w:ascii="Calibri" w:eastAsia="Calibri" w:hAnsi="Calibri" w:cs="Calibri"/>
         <w:sz w:val="22"/>
         <w:szCs w:val="22"/>
-        <w:lang w:val="en-US"/>
+        <w:lang w:val="en-US" w:eastAsia="en-CA" w:bidi="ar-SA"/>
       </w:rPr>
     </w:rPrDefault>
     <w:pPrDefault>
@@ -4933,6 +5546,384 @@
       </w:pPr>
     </w:pPrDefault>
   </w:docDefaults>
+  <w:latentStyles w:defLockedState="0" w:defUIPriority="99" w:defSemiHidden="0" w:defUnhideWhenUsed="0" w:defQFormat="0" w:count="376">
+    <w:lsdException w:name="Normal" w:uiPriority="0" w:qFormat="1"/>
+    <w:lsdException w:name="heading 1" w:uiPriority="9" w:qFormat="1"/>
+    <w:lsdException w:name="heading 2" w:semiHidden="1" w:uiPriority="9" w:unhideWhenUsed="1" w:qFormat="1"/>
+    <w:lsdException w:name="heading 3" w:semiHidden="1" w:uiPriority="9" w:unhideWhenUsed="1" w:qFormat="1"/>
+    <w:lsdException w:name="heading 4" w:semiHidden="1" w:uiPriority="9" w:unhideWhenUsed="1" w:qFormat="1"/>
+    <w:lsdException w:name="heading 5" w:semiHidden="1" w:uiPriority="9" w:unhideWhenUsed="1" w:qFormat="1"/>
+    <w:lsdException w:name="heading 6" w:semiHidden="1" w:uiPriority="9" w:unhideWhenUsed="1" w:qFormat="1"/>
+    <w:lsdException w:name="heading 7" w:semiHidden="1" w:uiPriority="9" w:unhideWhenUsed="1" w:qFormat="1"/>
+    <w:lsdException w:name="heading 8" w:semiHidden="1" w:uiPriority="9" w:unhideWhenUsed="1" w:qFormat="1"/>
+    <w:lsdException w:name="heading 9" w:semiHidden="1" w:uiPriority="9" w:unhideWhenUsed="1" w:qFormat="1"/>
+    <w:lsdException w:name="index 1" w:semiHidden="1" w:unhideWhenUsed="1"/>
+    <w:lsdException w:name="index 2" w:semiHidden="1" w:unhideWhenUsed="1"/>
+    <w:lsdException w:name="index 3" w:semiHidden="1" w:unhideWhenUsed="1"/>
+    <w:lsdException w:name="index 4" w:semiHidden="1" w:unhideWhenUsed="1"/>
+    <w:lsdException w:name="index 5" w:semiHidden="1" w:unhideWhenUsed="1"/>
+    <w:lsdException w:name="index 6" w:semiHidden="1" w:unhideWhenUsed="1"/>
+    <w:lsdException w:name="index 7" w:semiHidden="1" w:unhideWhenUsed="1"/>
+    <w:lsdException w:name="index 8" w:semiHidden="1" w:unhideWhenUsed="1"/>
+    <w:lsdException w:name="index 9" w:semiHidden="1" w:unhideWhenUsed="1"/>
+    <w:lsdException w:name="toc 1" w:semiHidden="1" w:uiPriority="39" w:unhideWhenUsed="1"/>
+    <w:lsdException w:name="toc 2" w:semiHidden="1" w:uiPriority="39" w:unhideWhenUsed="1"/>
+    <w:lsdException w:name="toc 3" w:semiHidden="1" w:uiPriority="39" w:unhideWhenUsed="1"/>
+    <w:lsdException w:name="toc 4" w:semiHidden="1" w:uiPriority="39" w:unhideWhenUsed="1"/>
+    <w:lsdException w:name="toc 5" w:semiHidden="1" w:uiPriority="39" w:unhideWhenUsed="1"/>
+    <w:lsdException w:name="toc 6" w:semiHidden="1" w:uiPriority="39" w:unhideWhenUsed="1"/>
+    <w:lsdException w:name="toc 7" w:semiHidden="1" w:uiPriority="39" w:unhideWhenUsed="1"/>
+    <w:lsdException w:name="toc 8" w:semiHidden="1" w:uiPriority="39" w:unhideWhenUsed="1"/>
+    <w:lsdException w:name="toc 9" w:semiHidden="1" w:uiPriority="39" w:unhideWhenUsed="1"/>
+    <w:lsdException w:name="Normal Indent" w:semiHidden="1" w:unhideWhenUsed="1"/>
+    <w:lsdException w:name="footnote text" w:semiHidden="1" w:unhideWhenUsed="1"/>
+    <w:lsdException w:name="annotation text" w:semiHidden="1" w:unhideWhenUsed="1"/>
+    <w:lsdException w:name="header" w:semiHidden="1" w:unhideWhenUsed="1"/>
+    <w:lsdException w:name="footer" w:semiHidden="1" w:unhideWhenUsed="1"/>
+    <w:lsdException w:name="index heading" w:semiHidden="1" w:unhideWhenUsed="1"/>
+    <w:lsdException w:name="caption" w:semiHidden="1" w:uiPriority="35" w:unhideWhenUsed="1" w:qFormat="1"/>
+    <w:lsdException w:name="table of figures" w:semiHidden="1" w:unhideWhenUsed="1"/>
+    <w:lsdException w:name="envelope address" w:semiHidden="1" w:unhideWhenUsed="1"/>
+    <w:lsdException w:name="envelope return" w:semiHidden="1" w:unhideWhenUsed="1"/>
+    <w:lsdException w:name="footnote reference" w:semiHidden="1" w:unhideWhenUsed="1"/>
+    <w:lsdException w:name="annotation reference" w:semiHidden="1" w:unhideWhenUsed="1"/>
+    <w:lsdException w:name="line number" w:semiHidden="1" w:unhideWhenUsed="1"/>
+    <w:lsdException w:name="page number" w:semiHidden="1" w:unhideWhenUsed="1"/>
+    <w:lsdException w:name="endnote reference" w:semiHidden="1" w:unhideWhenUsed="1"/>
+    <w:lsdException w:name="endnote text" w:semiHidden="1" w:unhideWhenUsed="1"/>
+    <w:lsdException w:name="table of authorities" w:semiHidden="1" w:unhideWhenUsed="1"/>
+    <w:lsdException w:name="macro" w:semiHidden="1" w:unhideWhenUsed="1"/>
+    <w:lsdException w:name="toa heading" w:semiHidden="1" w:unhideWhenUsed="1"/>
+    <w:lsdException w:name="List" w:semiHidden="1" w:unhideWhenUsed="1"/>
+    <w:lsdException w:name="List Bullet" w:semiHidden="1" w:unhideWhenUsed="1"/>
+    <w:lsdException w:name="List Number" w:semiHidden="1" w:unhideWhenUsed="1"/>
+    <w:lsdException w:name="List 2" w:semiHidden="1" w:unhideWhenUsed="1"/>
+    <w:lsdException w:name="List 3" w:semiHidden="1" w:unhideWhenUsed="1"/>
+    <w:lsdException w:name="List 4" w:semiHidden="1" w:unhideWhenUsed="1"/>
+    <w:lsdException w:name="List 5" w:semiHidden="1" w:unhideWhenUsed="1"/>
+    <w:lsdException w:name="List Bullet 2" w:semiHidden="1" w:unhideWhenUsed="1"/>
+    <w:lsdException w:name="List Bullet 3" w:semiHidden="1" w:unhideWhenUsed="1"/>
+    <w:lsdException w:name="List Bullet 4" w:semiHidden="1" w:unhideWhenUsed="1"/>
+    <w:lsdException w:name="List Bullet 5" w:semiHidden="1" w:unhideWhenUsed="1"/>
+    <w:lsdException w:name="List Number 2" w:semiHidden="1" w:unhideWhenUsed="1"/>
+    <w:lsdException w:name="List Number 3" w:semiHidden="1" w:unhideWhenUsed="1"/>
+    <w:lsdException w:name="List Number 4" w:semiHidden="1" w:unhideWhenUsed="1"/>
+    <w:lsdException w:name="List Number 5" w:semiHidden="1" w:unhideWhenUsed="1"/>
+    <w:lsdException w:name="Title" w:uiPriority="10" w:qFormat="1"/>
+    <w:lsdException w:name="Closing" w:semiHidden="1" w:unhideWhenUsed="1"/>
+    <w:lsdException w:name="Signature" w:semiHidden="1" w:unhideWhenUsed="1"/>
+    <w:lsdException w:name="Default Paragraph Font" w:semiHidden="1" w:uiPriority="1" w:unhideWhenUsed="1"/>
+    <w:lsdException w:name="Body Text" w:semiHidden="1" w:unhideWhenUsed="1"/>
+    <w:lsdException w:name="Body Text Indent" w:semiHidden="1" w:unhideWhenUsed="1"/>
+    <w:lsdException w:name="List Continue" w:semiHidden="1" w:unhideWhenUsed="1"/>
+    <w:lsdException w:name="List Continue 2" w:semiHidden="1" w:unhideWhenUsed="1"/>
+    <w:lsdException w:name="List Continue 3" w:semiHidden="1" w:unhideWhenUsed="1"/>
+    <w:lsdException w:name="List Continue 4" w:semiHidden="1" w:unhideWhenUsed="1"/>
+    <w:lsdException w:name="List Continue 5" w:semiHidden="1" w:unhideWhenUsed="1"/>
+    <w:lsdException w:name="Message Header" w:semiHidden="1" w:unhideWhenUsed="1"/>
+    <w:lsdException w:name="Subtitle" w:uiPriority="11" w:qFormat="1"/>
+    <w:lsdException w:name="Salutation" w:semiHidden="1" w:unhideWhenUsed="1"/>
+    <w:lsdException w:name="Date" w:semiHidden="1" w:unhideWhenUsed="1"/>
+    <w:lsdException w:name="Body Text First Indent" w:semiHidden="1" w:unhideWhenUsed="1"/>
+    <w:lsdException w:name="Body Text First Indent 2" w:semiHidden="1" w:unhideWhenUsed="1"/>
+    <w:lsdException w:name="Note Heading" w:semiHidden="1" w:unhideWhenUsed="1"/>
+    <w:lsdException w:name="Body Text 2" w:semiHidden="1" w:unhideWhenUsed="1"/>
+    <w:lsdException w:name="Body Text 3" w:semiHidden="1" w:unhideWhenUsed="1"/>
+    <w:lsdException w:name="Body Text Indent 2" w:semiHidden="1" w:unhideWhenUsed="1"/>
+    <w:lsdException w:name="Body Text Indent 3" w:semiHidden="1" w:unhideWhenUsed="1"/>
+    <w:lsdException w:name="Block Text" w:semiHidden="1" w:unhideWhenUsed="1"/>
+    <w:lsdException w:name="Hyperlink" w:semiHidden="1" w:unhideWhenUsed="1"/>
+    <w:lsdException w:name="FollowedHyperlink" w:semiHidden="1" w:unhideWhenUsed="1"/>
+    <w:lsdException w:name="Strong" w:uiPriority="22" w:qFormat="1"/>
+    <w:lsdException w:name="Emphasis" w:uiPriority="20" w:qFormat="1"/>
+    <w:lsdException w:name="Document Map" w:semiHidden="1" w:unhideWhenUsed="1"/>
+    <w:lsdException w:name="Plain Text" w:semiHidden="1" w:unhideWhenUsed="1"/>
+    <w:lsdException w:name="E-mail Signature" w:semiHidden="1" w:unhideWhenUsed="1"/>
+    <w:lsdException w:name="HTML Top of Form" w:semiHidden="1" w:unhideWhenUsed="1"/>
+    <w:lsdException w:name="HTML Bottom of Form" w:semiHidden="1" w:unhideWhenUsed="1"/>
+    <w:lsdException w:name="Normal (Web)" w:semiHidden="1" w:unhideWhenUsed="1"/>
+    <w:lsdException w:name="HTML Acronym" w:semiHidden="1" w:unhideWhenUsed="1"/>
+    <w:lsdException w:name="HTML Address" w:semiHidden="1" w:unhideWhenUsed="1"/>
+    <w:lsdException w:name="HTML Cite" w:semiHidden="1" w:unhideWhenUsed="1"/>
+    <w:lsdException w:name="HTML Code" w:semiHidden="1" w:unhideWhenUsed="1"/>
+    <w:lsdException w:name="HTML Definition" w:semiHidden="1" w:unhideWhenUsed="1"/>
+    <w:lsdException w:name="HTML Keyboard" w:semiHidden="1" w:unhideWhenUsed="1"/>
+    <w:lsdException w:name="HTML Preformatted" w:semiHidden="1" w:unhideWhenUsed="1"/>
+    <w:lsdException w:name="HTML Sample" w:semiHidden="1" w:unhideWhenUsed="1"/>
+    <w:lsdException w:name="HTML Typewriter" w:semiHidden="1" w:unhideWhenUsed="1"/>
+    <w:lsdException w:name="HTML Variable" w:semiHidden="1" w:unhideWhenUsed="1"/>
+    <w:lsdException w:name="Normal Table" w:semiHidden="1" w:unhideWhenUsed="1"/>
+    <w:lsdException w:name="annotation subject" w:semiHidden="1" w:unhideWhenUsed="1"/>
+    <w:lsdException w:name="No List" w:semiHidden="1" w:unhideWhenUsed="1"/>
+    <w:lsdException w:name="Outline List 1" w:semiHidden="1" w:unhideWhenUsed="1"/>
+    <w:lsdException w:name="Outline List 2" w:semiHidden="1" w:unhideWhenUsed="1"/>
+    <w:lsdException w:name="Outline List 3" w:semiHidden="1" w:unhideWhenUsed="1"/>
+    <w:lsdException w:name="Table Simple 1" w:semiHidden="1" w:unhideWhenUsed="1"/>
+    <w:lsdException w:name="Table Simple 2" w:semiHidden="1" w:unhideWhenUsed="1"/>
+    <w:lsdException w:name="Table Simple 3" w:semiHidden="1" w:unhideWhenUsed="1"/>
+    <w:lsdException w:name="Table Classic 1" w:semiHidden="1" w:unhideWhenUsed="1"/>
+    <w:lsdException w:name="Table Classic 2" w:semiHidden="1" w:unhideWhenUsed="1"/>
+    <w:lsdException w:name="Table Classic 3" w:semiHidden="1" w:unhideWhenUsed="1"/>
+    <w:lsdException w:name="Table Classic 4" w:semiHidden="1" w:unhideWhenUsed="1"/>
+    <w:lsdException w:name="Table Colorful 1" w:semiHidden="1" w:unhideWhenUsed="1"/>
+    <w:lsdException w:name="Table Colorful 2" w:semiHidden="1" w:unhideWhenUsed="1"/>
+    <w:lsdException w:name="Table Colorful 3" w:semiHidden="1" w:unhideWhenUsed="1"/>
+    <w:lsdException w:name="Table Columns 1" w:semiHidden="1" w:unhideWhenUsed="1"/>
+    <w:lsdException w:name="Table Columns 2" w:semiHidden="1" w:unhideWhenUsed="1"/>
+    <w:lsdException w:name="Table Columns 3" w:semiHidden="1" w:unhideWhenUsed="1"/>
+    <w:lsdException w:name="Table Columns 4" w:semiHidden="1" w:unhideWhenUsed="1"/>
+    <w:lsdException w:name="Table Columns 5" w:semiHidden="1" w:unhideWhenUsed="1"/>
+    <w:lsdException w:name="Table Grid 1" w:semiHidden="1" w:unhideWhenUsed="1"/>
+    <w:lsdException w:name="Table Grid 2" w:semiHidden="1" w:unhideWhenUsed="1"/>
+    <w:lsdException w:name="Table Grid 3" w:semiHidden="1" w:unhideWhenUsed="1"/>
+    <w:lsdException w:name="Table Grid 4" w:semiHidden="1" w:unhideWhenUsed="1"/>
+    <w:lsdException w:name="Table Grid 5" w:semiHidden="1" w:unhideWhenUsed="1"/>
+    <w:lsdException w:name="Table Grid 6" w:semiHidden="1" w:unhideWhenUsed="1"/>
+    <w:lsdException w:name="Table Grid 7" w:semiHidden="1" w:unhideWhenUsed="1"/>
+    <w:lsdException w:name="Table Grid 8" w:semiHidden="1" w:unhideWhenUsed="1"/>
+    <w:lsdException w:name="Table List 1" w:semiHidden="1" w:unhideWhenUsed="1"/>
+    <w:lsdException w:name="Table List 2" w:semiHidden="1" w:unhideWhenUsed="1"/>
+    <w:lsdException w:name="Table List 3" w:semiHidden="1" w:unhideWhenUsed="1"/>
+    <w:lsdException w:name="Table List 4" w:semiHidden="1" w:unhideWhenUsed="1"/>
+    <w:lsdException w:name="Table List 5" w:semiHidden="1" w:unhideWhenUsed="1"/>
+    <w:lsdException w:name="Table List 6" w:semiHidden="1" w:unhideWhenUsed="1"/>
+    <w:lsdException w:name="Table List 7" w:semiHidden="1" w:unhideWhenUsed="1"/>
+    <w:lsdException w:name="Table List 8" w:semiHidden="1" w:unhideWhenUsed="1"/>
+    <w:lsdException w:name="Table 3D effects 1" w:semiHidden="1" w:unhideWhenUsed="1"/>
+    <w:lsdException w:name="Table 3D effects 2" w:semiHidden="1" w:unhideWhenUsed="1"/>
+    <w:lsdException w:name="Table 3D effects 3" w:semiHidden="1" w:unhideWhenUsed="1"/>
+    <w:lsdException w:name="Table Contemporary" w:semiHidden="1" w:unhideWhenUsed="1"/>
+    <w:lsdException w:name="Table Elegant" w:semiHidden="1" w:unhideWhenUsed="1"/>
+    <w:lsdException w:name="Table Professional" w:semiHidden="1" w:unhideWhenUsed="1"/>
+    <w:lsdException w:name="Table Subtle 1" w:semiHidden="1" w:unhideWhenUsed="1"/>
+    <w:lsdException w:name="Table Subtle 2" w:semiHidden="1" w:unhideWhenUsed="1"/>
+    <w:lsdException w:name="Table Web 1" w:semiHidden="1" w:unhideWhenUsed="1"/>
+    <w:lsdException w:name="Table Web 2" w:semiHidden="1" w:unhideWhenUsed="1"/>
+    <w:lsdException w:name="Table Web 3" w:semiHidden="1" w:unhideWhenUsed="1"/>
+    <w:lsdException w:name="Balloon Text" w:semiHidden="1" w:unhideWhenUsed="1"/>
+    <w:lsdException w:name="Table Grid" w:uiPriority="39"/>
+    <w:lsdException w:name="Table Theme" w:semiHidden="1" w:unhideWhenUsed="1"/>
+    <w:lsdException w:name="Placeholder Text" w:semiHidden="1"/>
+    <w:lsdException w:name="No Spacing" w:uiPriority="1" w:qFormat="1"/>
+    <w:lsdException w:name="Light Shading" w:uiPriority="60"/>
+    <w:lsdException w:name="Light List" w:uiPriority="61"/>
+    <w:lsdException w:name="Light Grid" w:uiPriority="62"/>
+    <w:lsdException w:name="Medium Shading 1" w:uiPriority="63"/>
+    <w:lsdException w:name="Medium Shading 2" w:uiPriority="64"/>
+    <w:lsdException w:name="Medium List 1" w:uiPriority="65"/>
+    <w:lsdException w:name="Medium List 2" w:uiPriority="66"/>
+    <w:lsdException w:name="Medium Grid 1" w:uiPriority="67"/>
+    <w:lsdException w:name="Medium Grid 2" w:uiPriority="68"/>
+    <w:lsdException w:name="Medium Grid 3" w:uiPriority="69"/>
+    <w:lsdException w:name="Dark List" w:uiPriority="70"/>
+    <w:lsdException w:name="Colorful Shading" w:uiPriority="71"/>
+    <w:lsdException w:name="Colorful List" w:uiPriority="72"/>
+    <w:lsdException w:name="Colorful Grid" w:uiPriority="73"/>
+    <w:lsdException w:name="Light Shading Accent 1" w:uiPriority="60"/>
+    <w:lsdException w:name="Light List Accent 1" w:uiPriority="61"/>
+    <w:lsdException w:name="Light Grid Accent 1" w:uiPriority="62"/>
+    <w:lsdException w:name="Medium Shading 1 Accent 1" w:uiPriority="63"/>
+    <w:lsdException w:name="Medium Shading 2 Accent 1" w:uiPriority="64"/>
+    <w:lsdException w:name="Medium List 1 Accent 1" w:uiPriority="65"/>
+    <w:lsdException w:name="Revision" w:semiHidden="1"/>
+    <w:lsdException w:name="List Paragraph" w:uiPriority="34" w:qFormat="1"/>
+    <w:lsdException w:name="Quote" w:uiPriority="29" w:qFormat="1"/>
+    <w:lsdException w:name="Intense Quote" w:uiPriority="30" w:qFormat="1"/>
+    <w:lsdException w:name="Medium List 2 Accent 1" w:uiPriority="66"/>
+    <w:lsdException w:name="Medium Grid 1 Accent 1" w:uiPriority="67"/>
+    <w:lsdException w:name="Medium Grid 2 Accent 1" w:uiPriority="68"/>
+    <w:lsdException w:name="Medium Grid 3 Accent 1" w:uiPriority="69"/>
+    <w:lsdException w:name="Dark List Accent 1" w:uiPriority="70"/>
+    <w:lsdException w:name="Colorful Shading Accent 1" w:uiPriority="71"/>
+    <w:lsdException w:name="Colorful List Accent 1" w:uiPriority="72"/>
+    <w:lsdException w:name="Colorful Grid Accent 1" w:uiPriority="73"/>
+    <w:lsdException w:name="Light Shading Accent 2" w:uiPriority="60"/>
+    <w:lsdException w:name="Light List Accent 2" w:uiPriority="61"/>
+    <w:lsdException w:name="Light Grid Accent 2" w:uiPriority="62"/>
+    <w:lsdException w:name="Medium Shading 1 Accent 2" w:uiPriority="63"/>
+    <w:lsdException w:name="Medium Shading 2 Accent 2" w:uiPriority="64"/>
+    <w:lsdException w:name="Medium List 1 Accent 2" w:uiPriority="65"/>
+    <w:lsdException w:name="Medium List 2 Accent 2" w:uiPriority="66"/>
+    <w:lsdException w:name="Medium Grid 1 Accent 2" w:uiPriority="67"/>
+    <w:lsdException w:name="Medium Grid 2 Accent 2" w:uiPriority="68"/>
+    <w:lsdException w:name="Medium Grid 3 Accent 2" w:uiPriority="69"/>
+    <w:lsdException w:name="Dark List Accent 2" w:uiPriority="70"/>
+    <w:lsdException w:name="Colorful Shading Accent 2" w:uiPriority="71"/>
+    <w:lsdException w:name="Colorful List Accent 2" w:uiPriority="72"/>
+    <w:lsdException w:name="Colorful Grid Accent 2" w:uiPriority="73"/>
+    <w:lsdException w:name="Light Shading Accent 3" w:uiPriority="60"/>
+    <w:lsdException w:name="Light List Accent 3" w:uiPriority="61"/>
+    <w:lsdException w:name="Light Grid Accent 3" w:uiPriority="62"/>
+    <w:lsdException w:name="Medium Shading 1 Accent 3" w:uiPriority="63"/>
+    <w:lsdException w:name="Medium Shading 2 Accent 3" w:uiPriority="64"/>
+    <w:lsdException w:name="Medium List 1 Accent 3" w:uiPriority="65"/>
+    <w:lsdException w:name="Medium List 2 Accent 3" w:uiPriority="66"/>
+    <w:lsdException w:name="Medium Grid 1 Accent 3" w:uiPriority="67"/>
+    <w:lsdException w:name="Medium Grid 2 Accent 3" w:uiPriority="68"/>
+    <w:lsdException w:name="Medium Grid 3 Accent 3" w:uiPriority="69"/>
+    <w:lsdException w:name="Dark List Accent 3" w:uiPriority="70"/>
+    <w:lsdException w:name="Colorful Shading Accent 3" w:uiPriority="71"/>
+    <w:lsdException w:name="Colorful List Accent 3" w:uiPriority="72"/>
+    <w:lsdException w:name="Colorful Grid Accent 3" w:uiPriority="73"/>
+    <w:lsdException w:name="Light Shading Accent 4" w:uiPriority="60"/>
+    <w:lsdException w:name="Light List Accent 4" w:uiPriority="61"/>
+    <w:lsdException w:name="Light Grid Accent 4" w:uiPriority="62"/>
+    <w:lsdException w:name="Medium Shading 1 Accent 4" w:uiPriority="63"/>
+    <w:lsdException w:name="Medium Shading 2 Accent 4" w:uiPriority="64"/>
+    <w:lsdException w:name="Medium List 1 Accent 4" w:uiPriority="65"/>
+    <w:lsdException w:name="Medium List 2 Accent 4" w:uiPriority="66"/>
+    <w:lsdException w:name="Medium Grid 1 Accent 4" w:uiPriority="67"/>
+    <w:lsdException w:name="Medium Grid 2 Accent 4" w:uiPriority="68"/>
+    <w:lsdException w:name="Medium Grid 3 Accent 4" w:uiPriority="69"/>
+    <w:lsdException w:name="Dark List Accent 4" w:uiPriority="70"/>
+    <w:lsdException w:name="Colorful Shading Accent 4" w:uiPriority="71"/>
+    <w:lsdException w:name="Colorful List Accent 4" w:uiPriority="72"/>
+    <w:lsdException w:name="Colorful Grid Accent 4" w:uiPriority="73"/>
+    <w:lsdException w:name="Light Shading Accent 5" w:uiPriority="60"/>
+    <w:lsdException w:name="Light List Accent 5" w:uiPriority="61"/>
+    <w:lsdException w:name="Light Grid Accent 5" w:uiPriority="62"/>
+    <w:lsdException w:name="Medium Shading 1 Accent 5" w:uiPriority="63"/>
+    <w:lsdException w:name="Medium Shading 2 Accent 5" w:uiPriority="64"/>
+    <w:lsdException w:name="Medium List 1 Accent 5" w:uiPriority="65"/>
+    <w:lsdException w:name="Medium List 2 Accent 5" w:uiPriority="66"/>
+    <w:lsdException w:name="Medium Grid 1 Accent 5" w:uiPriority="67"/>
+    <w:lsdException w:name="Medium Grid 2 Accent 5" w:uiPriority="68"/>
+    <w:lsdException w:name="Medium Grid 3 Accent 5" w:uiPriority="69"/>
+    <w:lsdException w:name="Dark List Accent 5" w:uiPriority="70"/>
+    <w:lsdException w:name="Colorful Shading Accent 5" w:uiPriority="71"/>
+    <w:lsdException w:name="Colorful List Accent 5" w:uiPriority="72"/>
+    <w:lsdException w:name="Colorful Grid Accent 5" w:uiPriority="73"/>
+    <w:lsdException w:name="Light Shading Accent 6" w:uiPriority="60"/>
+    <w:lsdException w:name="Light List Accent 6" w:uiPriority="61"/>
+    <w:lsdException w:name="Light Grid Accent 6" w:uiPriority="62"/>
+    <w:lsdException w:name="Medium Shading 1 Accent 6" w:uiPriority="63"/>
+    <w:lsdException w:name="Medium Shading 2 Accent 6" w:uiPriority="64"/>
+    <w:lsdException w:name="Medium List 1 Accent 6" w:uiPriority="65"/>
+    <w:lsdException w:name="Medium List 2 Accent 6" w:uiPriority="66"/>
+    <w:lsdException w:name="Medium Grid 1 Accent 6" w:uiPriority="67"/>
+    <w:lsdException w:name="Medium Grid 2 Accent 6" w:uiPriority="68"/>
+    <w:lsdException w:name="Medium Grid 3 Accent 6" w:uiPriority="69"/>
+    <w:lsdException w:name="Dark List Accent 6" w:uiPriority="70"/>
+    <w:lsdException w:name="Colorful Shading Accent 6" w:uiPriority="71"/>
+    <w:lsdException w:name="Colorful List Accent 6" w:uiPriority="72"/>
+    <w:lsdException w:name="Colorful Grid Accent 6" w:uiPriority="73"/>
+    <w:lsdException w:name="Subtle Emphasis" w:uiPriority="19" w:qFormat="1"/>
+    <w:lsdException w:name="Intense Emphasis" w:uiPriority="21" w:qFormat="1"/>
+    <w:lsdException w:name="Subtle Reference" w:uiPriority="31" w:qFormat="1"/>
+    <w:lsdException w:name="Intense Reference" w:uiPriority="32" w:qFormat="1"/>
+    <w:lsdException w:name="Book Title" w:uiPriority="33" w:qFormat="1"/>
+    <w:lsdException w:name="Bibliography" w:semiHidden="1" w:uiPriority="37" w:unhideWhenUsed="1"/>
+    <w:lsdException w:name="TOC Heading" w:semiHidden="1" w:uiPriority="39" w:unhideWhenUsed="1" w:qFormat="1"/>
+    <w:lsdException w:name="Plain Table 1" w:uiPriority="41"/>
+    <w:lsdException w:name="Plain Table 2" w:uiPriority="42"/>
+    <w:lsdException w:name="Plain Table 3" w:uiPriority="43"/>
+    <w:lsdException w:name="Plain Table 4" w:uiPriority="44"/>
+    <w:lsdException w:name="Plain Table 5" w:uiPriority="45"/>
+    <w:lsdException w:name="Grid Table Light" w:uiPriority="40"/>
+    <w:lsdException w:name="Grid Table 1 Light" w:uiPriority="46"/>
+    <w:lsdException w:name="Grid Table 2" w:uiPriority="47"/>
+    <w:lsdException w:name="Grid Table 3" w:uiPriority="48"/>
+    <w:lsdException w:name="Grid Table 4" w:uiPriority="49"/>
+    <w:lsdException w:name="Grid Table 5 Dark" w:uiPriority="50"/>
+    <w:lsdException w:name="Grid Table 6 Colorful" w:uiPriority="51"/>
+    <w:lsdException w:name="Grid Table 7 Colorful" w:uiPriority="52"/>
+    <w:lsdException w:name="Grid Table 1 Light Accent 1" w:uiPriority="46"/>
+    <w:lsdException w:name="Grid Table 2 Accent 1" w:uiPriority="47"/>
+    <w:lsdException w:name="Grid Table 3 Accent 1" w:uiPriority="48"/>
+    <w:lsdException w:name="Grid Table 4 Accent 1" w:uiPriority="49"/>
+    <w:lsdException w:name="Grid Table 5 Dark Accent 1" w:uiPriority="50"/>
+    <w:lsdException w:name="Grid Table 6 Colorful Accent 1" w:uiPriority="51"/>
+    <w:lsdException w:name="Grid Table 7 Colorful Accent 1" w:uiPriority="52"/>
+    <w:lsdException w:name="Grid Table 1 Light Accent 2" w:uiPriority="46"/>
+    <w:lsdException w:name="Grid Table 2 Accent 2" w:uiPriority="47"/>
+    <w:lsdException w:name="Grid Table 3 Accent 2" w:uiPriority="48"/>
+    <w:lsdException w:name="Grid Table 4 Accent 2" w:uiPriority="49"/>
+    <w:lsdException w:name="Grid Table 5 Dark Accent 2" w:uiPriority="50"/>
+    <w:lsdException w:name="Grid Table 6 Colorful Accent 2" w:uiPriority="51"/>
+    <w:lsdException w:name="Grid Table 7 Colorful Accent 2" w:uiPriority="52"/>
+    <w:lsdException w:name="Grid Table 1 Light Accent 3" w:uiPriority="46"/>
+    <w:lsdException w:name="Grid Table 2 Accent 3" w:uiPriority="47"/>
+    <w:lsdException w:name="Grid Table 3 Accent 3" w:uiPriority="48"/>
+    <w:lsdException w:name="Grid Table 4 Accent 3" w:uiPriority="49"/>
+    <w:lsdException w:name="Grid Table 5 Dark Accent 3" w:uiPriority="50"/>
+    <w:lsdException w:name="Grid Table 6 Colorful Accent 3" w:uiPriority="51"/>
+    <w:lsdException w:name="Grid Table 7 Colorful Accent 3" w:uiPriority="52"/>
+    <w:lsdException w:name="Grid Table 1 Light Accent 4" w:uiPriority="46"/>
+    <w:lsdException w:name="Grid Table 2 Accent 4" w:uiPriority="47"/>
+    <w:lsdException w:name="Grid Table 3 Accent 4" w:uiPriority="48"/>
+    <w:lsdException w:name="Grid Table 4 Accent 4" w:uiPriority="49"/>
+    <w:lsdException w:name="Grid Table 5 Dark Accent 4" w:uiPriority="50"/>
+    <w:lsdException w:name="Grid Table 6 Colorful Accent 4" w:uiPriority="51"/>
+    <w:lsdException w:name="Grid Table 7 Colorful Accent 4" w:uiPriority="52"/>
+    <w:lsdException w:name="Grid Table 1 Light Accent 5" w:uiPriority="46"/>
+    <w:lsdException w:name="Grid Table 2 Accent 5" w:uiPriority="47"/>
+    <w:lsdException w:name="Grid Table 3 Accent 5" w:uiPriority="48"/>
+    <w:lsdException w:name="Grid Table 4 Accent 5" w:uiPriority="49"/>
+    <w:lsdException w:name="Grid Table 5 Dark Accent 5" w:uiPriority="50"/>
+    <w:lsdException w:name="Grid Table 6 Colorful Accent 5" w:uiPriority="51"/>
+    <w:lsdException w:name="Grid Table 7 Colorful Accent 5" w:uiPriority="52"/>
+    <w:lsdException w:name="Grid Table 1 Light Accent 6" w:uiPriority="46"/>
+    <w:lsdException w:name="Grid Table 2 Accent 6" w:uiPriority="47"/>
+    <w:lsdException w:name="Grid Table 3 Accent 6" w:uiPriority="48"/>
+    <w:lsdException w:name="Grid Table 4 Accent 6" w:uiPriority="49"/>
+    <w:lsdException w:name="Grid Table 5 Dark Accent 6" w:uiPriority="50"/>
+    <w:lsdException w:name="Grid Table 6 Colorful Accent 6" w:uiPriority="51"/>
+    <w:lsdException w:name="Grid Table 7 Colorful Accent 6" w:uiPriority="52"/>
+    <w:lsdException w:name="List Table 1 Light" w:uiPriority="46"/>
+    <w:lsdException w:name="List Table 2" w:uiPriority="47"/>
+    <w:lsdException w:name="List Table 3" w:uiPriority="48"/>
+    <w:lsdException w:name="List Table 4" w:uiPriority="49"/>
+    <w:lsdException w:name="List Table 5 Dark" w:uiPriority="50"/>
+    <w:lsdException w:name="List Table 6 Colorful" w:uiPriority="51"/>
+    <w:lsdException w:name="List Table 7 Colorful" w:uiPriority="52"/>
+    <w:lsdException w:name="List Table 1 Light Accent 1" w:uiPriority="46"/>
+    <w:lsdException w:name="List Table 2 Accent 1" w:uiPriority="47"/>
+    <w:lsdException w:name="List Table 3 Accent 1" w:uiPriority="48"/>
+    <w:lsdException w:name="List Table 4 Accent 1" w:uiPriority="49"/>
+    <w:lsdException w:name="List Table 5 Dark Accent 1" w:uiPriority="50"/>
+    <w:lsdException w:name="List Table 6 Colorful Accent 1" w:uiPriority="51"/>
+    <w:lsdException w:name="List Table 7 Colorful Accent 1" w:uiPriority="52"/>
+    <w:lsdException w:name="List Table 1 Light Accent 2" w:uiPriority="46"/>
+    <w:lsdException w:name="List Table 2 Accent 2" w:uiPriority="47"/>
+    <w:lsdException w:name="List Table 3 Accent 2" w:uiPriority="48"/>
+    <w:lsdException w:name="List Table 4 Accent 2" w:uiPriority="49"/>
+    <w:lsdException w:name="List Table 5 Dark Accent 2" w:uiPriority="50"/>
+    <w:lsdException w:name="List Table 6 Colorful Accent 2" w:uiPriority="51"/>
+    <w:lsdException w:name="List Table 7 Colorful Accent 2" w:uiPriority="52"/>
+    <w:lsdException w:name="List Table 1 Light Accent 3" w:uiPriority="46"/>
+    <w:lsdException w:name="List Table 2 Accent 3" w:uiPriority="47"/>
+    <w:lsdException w:name="List Table 3 Accent 3" w:uiPriority="48"/>
+    <w:lsdException w:name="List Table 4 Accent 3" w:uiPriority="49"/>
+    <w:lsdException w:name="List Table 5 Dark Accent 3" w:uiPriority="50"/>
+    <w:lsdException w:name="List Table 6 Colorful Accent 3" w:uiPriority="51"/>
+    <w:lsdException w:name="List Table 7 Colorful Accent 3" w:uiPriority="52"/>
+    <w:lsdException w:name="List Table 1 Light Accent 4" w:uiPriority="46"/>
+    <w:lsdException w:name="List Table 2 Accent 4" w:uiPriority="47"/>
+    <w:lsdException w:name="List Table 3 Accent 4" w:uiPriority="48"/>
+    <w:lsdException w:name="List Table 4 Accent 4" w:uiPriority="49"/>
+    <w:lsdException w:name="List Table 5 Dark Accent 4" w:uiPriority="50"/>
+    <w:lsdException w:name="List Table 6 Colorful Accent 4" w:uiPriority="51"/>
+    <w:lsdException w:name="List Table 7 Colorful Accent 4" w:uiPriority="52"/>
+    <w:lsdException w:name="List Table 1 Light Accent 5" w:uiPriority="46"/>
+    <w:lsdException w:name="List Table 2 Accent 5" w:uiPriority="47"/>
+    <w:lsdException w:name="List Table 3 Accent 5" w:uiPriority="48"/>
+    <w:lsdException w:name="List Table 4 Accent 5" w:uiPriority="49"/>
+    <w:lsdException w:name="List Table 5 Dark Accent 5" w:uiPriority="50"/>
+    <w:lsdException w:name="List Table 6 Colorful Accent 5" w:uiPriority="51"/>
+    <w:lsdException w:name="List Table 7 Colorful Accent 5" w:uiPriority="52"/>
+    <w:lsdException w:name="List Table 1 Light Accent 6" w:uiPriority="46"/>
+    <w:lsdException w:name="List Table 2 Accent 6" w:uiPriority="47"/>
+    <w:lsdException w:name="List Table 3 Accent 6" w:uiPriority="48"/>
+    <w:lsdException w:name="List Table 4 Accent 6" w:uiPriority="49"/>
+    <w:lsdException w:name="List Table 5 Dark Accent 6" w:uiPriority="50"/>
+    <w:lsdException w:name="List Table 6 Colorful Accent 6" w:uiPriority="51"/>
+    <w:lsdException w:name="List Table 7 Colorful Accent 6" w:uiPriority="52"/>
+    <w:lsdException w:name="Mention" w:semiHidden="1" w:unhideWhenUsed="1"/>
+    <w:lsdException w:name="Smart Hyperlink" w:semiHidden="1" w:unhideWhenUsed="1"/>
+    <w:lsdException w:name="Hashtag" w:semiHidden="1" w:unhideWhenUsed="1"/>
+    <w:lsdException w:name="Unresolved Mention" w:semiHidden="1" w:unhideWhenUsed="1"/>
+    <w:lsdException w:name="Smart Link" w:semiHidden="1" w:unhideWhenUsed="1"/>
+  </w:latentStyles>
   <w:style w:type="paragraph" w:default="1" w:styleId="Normal">
     <w:name w:val="Normal"/>
     <w:qFormat/>
@@ -4941,6 +5932,7 @@
     <w:name w:val="heading 1"/>
     <w:basedOn w:val="Normal"/>
     <w:next w:val="Normal"/>
+    <w:uiPriority w:val="9"/>
     <w:qFormat/>
     <w:pPr>
       <w:keepNext/>
@@ -4956,6 +5948,8 @@
     <w:name w:val="heading 2"/>
     <w:basedOn w:val="Normal"/>
     <w:next w:val="Normal"/>
+    <w:uiPriority w:val="9"/>
+    <w:unhideWhenUsed/>
     <w:qFormat/>
     <w:pPr>
       <w:keepNext/>
@@ -4971,6 +5965,8 @@
     <w:name w:val="heading 3"/>
     <w:basedOn w:val="Normal"/>
     <w:next w:val="Normal"/>
+    <w:uiPriority w:val="9"/>
+    <w:unhideWhenUsed/>
     <w:qFormat/>
     <w:pPr>
       <w:keepNext/>
@@ -4986,6 +5982,9 @@
     <w:name w:val="heading 4"/>
     <w:basedOn w:val="Normal"/>
     <w:next w:val="Normal"/>
+    <w:uiPriority w:val="9"/>
+    <w:semiHidden/>
+    <w:unhideWhenUsed/>
     <w:qFormat/>
     <w:pPr>
       <w:keepNext/>
@@ -4993,13 +5992,15 @@
     </w:pPr>
     <w:rPr>
       <w:b/>
-      <w:sz w:val="22"/>
     </w:rPr>
   </w:style>
   <w:style w:type="paragraph" w:styleId="Heading5">
     <w:name w:val="heading 5"/>
     <w:basedOn w:val="Normal"/>
     <w:next w:val="Normal"/>
+    <w:uiPriority w:val="9"/>
+    <w:semiHidden/>
+    <w:unhideWhenUsed/>
     <w:qFormat/>
     <w:pPr>
       <w:keepNext/>
@@ -5007,13 +6008,15 @@
     </w:pPr>
     <w:rPr>
       <w:b/>
-      <w:sz w:val="22"/>
     </w:rPr>
   </w:style>
   <w:style w:type="paragraph" w:styleId="Heading6">
     <w:name w:val="heading 6"/>
     <w:basedOn w:val="Normal"/>
     <w:next w:val="Normal"/>
+    <w:uiPriority w:val="9"/>
+    <w:semiHidden/>
+    <w:unhideWhenUsed/>
     <w:qFormat/>
     <w:pPr>
       <w:keepNext/>
@@ -5021,13 +6024,40 @@
     </w:pPr>
     <w:rPr>
       <w:i/>
-      <w:sz w:val="22"/>
     </w:rPr>
+  </w:style>
+  <w:style w:type="character" w:default="1" w:styleId="DefaultParagraphFont">
+    <w:name w:val="Default Paragraph Font"/>
+    <w:uiPriority w:val="1"/>
+    <w:semiHidden/>
+    <w:unhideWhenUsed/>
+  </w:style>
+  <w:style w:type="table" w:default="1" w:styleId="TableNormal">
+    <w:name w:val="Normal Table"/>
+    <w:uiPriority w:val="99"/>
+    <w:semiHidden/>
+    <w:unhideWhenUsed/>
+    <w:tblPr>
+      <w:tblInd w:w="0" w:type="dxa"/>
+      <w:tblCellMar>
+        <w:top w:w="0" w:type="dxa"/>
+        <w:left w:w="108" w:type="dxa"/>
+        <w:bottom w:w="0" w:type="dxa"/>
+        <w:right w:w="108" w:type="dxa"/>
+      </w:tblCellMar>
+    </w:tblPr>
+  </w:style>
+  <w:style w:type="numbering" w:default="1" w:styleId="NoList">
+    <w:name w:val="No List"/>
+    <w:uiPriority w:val="99"/>
+    <w:semiHidden/>
+    <w:unhideWhenUsed/>
   </w:style>
   <w:style w:type="paragraph" w:styleId="Title">
     <w:name w:val="Title"/>
     <w:basedOn w:val="Normal"/>
     <w:next w:val="Normal"/>
+    <w:uiPriority w:val="10"/>
     <w:qFormat/>
     <w:pPr>
       <w:spacing w:after="80"/>
@@ -5042,35 +6072,35 @@
     <w:basedOn w:val="Normal"/>
     <w:qFormat/>
     <w:pPr>
-      <w:ind w:left="720" w:right="720"/>
       <w:pBdr>
         <w:left w:val="single" w:sz="12" w:space="8" w:color="A0A0A0"/>
       </w:pBdr>
+      <w:ind w:left="720" w:right="720"/>
     </w:pPr>
     <w:rPr>
       <w:i/>
       <w:color w:val="404040"/>
     </w:rPr>
   </w:style>
-  <w:style w:type="paragraph" w:styleId="Code">
+  <w:style w:type="paragraph" w:customStyle="1" w:styleId="Code">
     <w:name w:val="Code"/>
     <w:basedOn w:val="Normal"/>
     <w:link w:val="CodeChar"/>
     <w:pPr>
+      <w:shd w:val="clear" w:color="auto" w:fill="F5F5F5"/>
       <w:spacing w:after="0" w:line="240" w:lineRule="auto"/>
       <w:contextualSpacing/>
-      <w:shd w:val="clear" w:color="auto" w:fill="F5F5F5"/>
     </w:pPr>
     <w:rPr>
-      <w:rFonts w:ascii="Consolas" w:hAnsi="Consolas" w:eastAsia="Consolas" w:cs="Consolas"/>
+      <w:rFonts w:ascii="Consolas" w:eastAsia="Consolas" w:hAnsi="Consolas" w:cs="Consolas"/>
       <w:sz w:val="20"/>
     </w:rPr>
   </w:style>
-  <w:style w:type="character" w:styleId="CodeChar">
+  <w:style w:type="character" w:customStyle="1" w:styleId="CodeChar">
     <w:name w:val="Code Char"/>
     <w:link w:val="Code"/>
     <w:rPr>
-      <w:rFonts w:ascii="Consolas" w:hAnsi="Consolas" w:eastAsia="Consolas" w:cs="Consolas"/>
+      <w:rFonts w:ascii="Consolas" w:eastAsia="Consolas" w:hAnsi="Consolas" w:cs="Consolas"/>
       <w:sz w:val="20"/>
       <w:shd w:val="clear" w:color="auto" w:fill="F5F5F5"/>
     </w:rPr>
@@ -5094,7 +6124,6 @@
   <w:style w:type="paragraph" w:styleId="CommentText">
     <w:name w:val="annotation text"/>
     <w:basedOn w:val="Normal"/>
-    <w:link w:val="CommentTextChar"/>
     <w:pPr>
       <w:spacing w:line="240" w:lineRule="auto"/>
     </w:pPr>
@@ -5109,18 +6138,6 @@
       <w:sz w:val="16"/>
       <w:szCs w:val="16"/>
     </w:rPr>
-  </w:style>
-  <w:style w:type="table" w:default="1" w:styleId="TableNormal">
-    <w:name w:val="Normal Table"/>
-    <w:tblPr>
-      <w:tblInd w:w="0" w:type="dxa"/>
-      <w:tblCellMar>
-        <w:top w:w="0" w:type="dxa"/>
-        <w:left w:w="108" w:type="dxa"/>
-        <w:bottom w:w="0" w:type="dxa"/>
-        <w:right w:w="108" w:type="dxa"/>
-      </w:tblCellMar>
-    </w:tblPr>
   </w:style>
   <w:style w:type="table" w:styleId="TableGrid">
     <w:name w:val="Table Grid"/>
@@ -5137,4 +6154,319 @@
     </w:tblPr>
   </w:style>
 </w:styles>
+</file>
+
+<file path=word/theme/theme1.xml><?xml version="1.0" encoding="utf-8"?>
+<a:theme xmlns:a="http://schemas.openxmlformats.org/drawingml/2006/main" name="Office Theme">
+  <a:themeElements>
+    <a:clrScheme name="Office">
+      <a:dk1>
+        <a:sysClr val="windowText" lastClr="000000"/>
+      </a:dk1>
+      <a:lt1>
+        <a:sysClr val="window" lastClr="FFFFFF"/>
+      </a:lt1>
+      <a:dk2>
+        <a:srgbClr val="0E2841"/>
+      </a:dk2>
+      <a:lt2>
+        <a:srgbClr val="E8E8E8"/>
+      </a:lt2>
+      <a:accent1>
+        <a:srgbClr val="156082"/>
+      </a:accent1>
+      <a:accent2>
+        <a:srgbClr val="E97132"/>
+      </a:accent2>
+      <a:accent3>
+        <a:srgbClr val="196B24"/>
+      </a:accent3>
+      <a:accent4>
+        <a:srgbClr val="0F9ED5"/>
+      </a:accent4>
+      <a:accent5>
+        <a:srgbClr val="A02B93"/>
+      </a:accent5>
+      <a:accent6>
+        <a:srgbClr val="4EA72E"/>
+      </a:accent6>
+      <a:hlink>
+        <a:srgbClr val="467886"/>
+      </a:hlink>
+      <a:folHlink>
+        <a:srgbClr val="96607D"/>
+      </a:folHlink>
+    </a:clrScheme>
+    <a:fontScheme name="Office">
+      <a:majorFont>
+        <a:latin typeface="Aptos Display" panose="02110004020202020204"/>
+        <a:ea typeface=""/>
+        <a:cs typeface=""/>
+        <a:font script="Jpan" typeface="游ゴシック Light"/>
+        <a:font script="Hang" typeface="맑은 고딕"/>
+        <a:font script="Hans" typeface="等线 Light"/>
+        <a:font script="Hant" typeface="新細明體"/>
+        <a:font script="Arab" typeface="Times New Roman"/>
+        <a:font script="Hebr" typeface="Times New Roman"/>
+        <a:font script="Thai" typeface="Angsana New"/>
+        <a:font script="Ethi" typeface="Nyala"/>
+        <a:font script="Beng" typeface="Vrinda"/>
+        <a:font script="Gujr" typeface="Shruti"/>
+        <a:font script="Khmr" typeface="MoolBoran"/>
+        <a:font script="Knda" typeface="Tunga"/>
+        <a:font script="Guru" typeface="Raavi"/>
+        <a:font script="Cans" typeface="Euphemia"/>
+        <a:font script="Cher" typeface="Plantagenet Cherokee"/>
+        <a:font script="Yiii" typeface="Microsoft Yi Baiti"/>
+        <a:font script="Tibt" typeface="Microsoft Himalaya"/>
+        <a:font script="Thaa" typeface="MV Boli"/>
+        <a:font script="Deva" typeface="Mangal"/>
+        <a:font script="Telu" typeface="Gautami"/>
+        <a:font script="Taml" typeface="Latha"/>
+        <a:font script="Syrc" typeface="Estrangelo Edessa"/>
+        <a:font script="Orya" typeface="Kalinga"/>
+        <a:font script="Mlym" typeface="Kartika"/>
+        <a:font script="Laoo" typeface="DokChampa"/>
+        <a:font script="Sinh" typeface="Iskoola Pota"/>
+        <a:font script="Mong" typeface="Mongolian Baiti"/>
+        <a:font script="Viet" typeface="Times New Roman"/>
+        <a:font script="Uigh" typeface="Microsoft Uighur"/>
+        <a:font script="Geor" typeface="Sylfaen"/>
+        <a:font script="Armn" typeface="Arial"/>
+        <a:font script="Bugi" typeface="Leelawadee UI"/>
+        <a:font script="Bopo" typeface="Microsoft JhengHei"/>
+        <a:font script="Java" typeface="Javanese Text"/>
+        <a:font script="Lisu" typeface="Segoe UI"/>
+        <a:font script="Mymr" typeface="Myanmar Text"/>
+        <a:font script="Nkoo" typeface="Ebrima"/>
+        <a:font script="Olck" typeface="Nirmala UI"/>
+        <a:font script="Osma" typeface="Ebrima"/>
+        <a:font script="Phag" typeface="Phagspa"/>
+        <a:font script="Syrn" typeface="Estrangelo Edessa"/>
+        <a:font script="Syrj" typeface="Estrangelo Edessa"/>
+        <a:font script="Syre" typeface="Estrangelo Edessa"/>
+        <a:font script="Sora" typeface="Nirmala UI"/>
+        <a:font script="Tale" typeface="Microsoft Tai Le"/>
+        <a:font script="Talu" typeface="Microsoft New Tai Lue"/>
+        <a:font script="Tfng" typeface="Ebrima"/>
+      </a:majorFont>
+      <a:minorFont>
+        <a:latin typeface="Aptos" panose="02110004020202020204"/>
+        <a:ea typeface=""/>
+        <a:cs typeface=""/>
+        <a:font script="Jpan" typeface="游明朝"/>
+        <a:font script="Hang" typeface="맑은 고딕"/>
+        <a:font script="Hans" typeface="等线"/>
+        <a:font script="Hant" typeface="新細明體"/>
+        <a:font script="Arab" typeface="Arial"/>
+        <a:font script="Hebr" typeface="Arial"/>
+        <a:font script="Thai" typeface="Cordia New"/>
+        <a:font script="Ethi" typeface="Nyala"/>
+        <a:font script="Beng" typeface="Vrinda"/>
+        <a:font script="Gujr" typeface="Shruti"/>
+        <a:font script="Khmr" typeface="DaunPenh"/>
+        <a:font script="Knda" typeface="Tunga"/>
+        <a:font script="Guru" typeface="Raavi"/>
+        <a:font script="Cans" typeface="Euphemia"/>
+        <a:font script="Cher" typeface="Plantagenet Cherokee"/>
+        <a:font script="Yiii" typeface="Microsoft Yi Baiti"/>
+        <a:font script="Tibt" typeface="Microsoft Himalaya"/>
+        <a:font script="Thaa" typeface="MV Boli"/>
+        <a:font script="Deva" typeface="Mangal"/>
+        <a:font script="Telu" typeface="Gautami"/>
+        <a:font script="Taml" typeface="Latha"/>
+        <a:font script="Syrc" typeface="Estrangelo Edessa"/>
+        <a:font script="Orya" typeface="Kalinga"/>
+        <a:font script="Mlym" typeface="Kartika"/>
+        <a:font script="Laoo" typeface="DokChampa"/>
+        <a:font script="Sinh" typeface="Iskoola Pota"/>
+        <a:font script="Mong" typeface="Mongolian Baiti"/>
+        <a:font script="Viet" typeface="Arial"/>
+        <a:font script="Uigh" typeface="Microsoft Uighur"/>
+        <a:font script="Geor" typeface="Sylfaen"/>
+        <a:font script="Armn" typeface="Arial"/>
+        <a:font script="Bugi" typeface="Leelawadee UI"/>
+        <a:font script="Bopo" typeface="Microsoft JhengHei"/>
+        <a:font script="Java" typeface="Javanese Text"/>
+        <a:font script="Lisu" typeface="Segoe UI"/>
+        <a:font script="Mymr" typeface="Myanmar Text"/>
+        <a:font script="Nkoo" typeface="Ebrima"/>
+        <a:font script="Olck" typeface="Nirmala UI"/>
+        <a:font script="Osma" typeface="Ebrima"/>
+        <a:font script="Phag" typeface="Phagspa"/>
+        <a:font script="Syrn" typeface="Estrangelo Edessa"/>
+        <a:font script="Syrj" typeface="Estrangelo Edessa"/>
+        <a:font script="Syre" typeface="Estrangelo Edessa"/>
+        <a:font script="Sora" typeface="Nirmala UI"/>
+        <a:font script="Tale" typeface="Microsoft Tai Le"/>
+        <a:font script="Talu" typeface="Microsoft New Tai Lue"/>
+        <a:font script="Tfng" typeface="Ebrima"/>
+      </a:minorFont>
+    </a:fontScheme>
+    <a:fmtScheme name="Office">
+      <a:fillStyleLst>
+        <a:solidFill>
+          <a:schemeClr val="phClr"/>
+        </a:solidFill>
+        <a:gradFill rotWithShape="1">
+          <a:gsLst>
+            <a:gs pos="0">
+              <a:schemeClr val="phClr">
+                <a:lumMod val="110000"/>
+                <a:satMod val="105000"/>
+                <a:tint val="67000"/>
+              </a:schemeClr>
+            </a:gs>
+            <a:gs pos="50000">
+              <a:schemeClr val="phClr">
+                <a:lumMod val="105000"/>
+                <a:satMod val="103000"/>
+                <a:tint val="73000"/>
+              </a:schemeClr>
+            </a:gs>
+            <a:gs pos="100000">
+              <a:schemeClr val="phClr">
+                <a:lumMod val="105000"/>
+                <a:satMod val="109000"/>
+                <a:tint val="81000"/>
+              </a:schemeClr>
+            </a:gs>
+          </a:gsLst>
+          <a:lin ang="5400000" scaled="0"/>
+        </a:gradFill>
+        <a:gradFill rotWithShape="1">
+          <a:gsLst>
+            <a:gs pos="0">
+              <a:schemeClr val="phClr">
+                <a:satMod val="103000"/>
+                <a:lumMod val="102000"/>
+                <a:tint val="94000"/>
+              </a:schemeClr>
+            </a:gs>
+            <a:gs pos="50000">
+              <a:schemeClr val="phClr">
+                <a:satMod val="110000"/>
+                <a:lumMod val="100000"/>
+                <a:shade val="100000"/>
+              </a:schemeClr>
+            </a:gs>
+            <a:gs pos="100000">
+              <a:schemeClr val="phClr">
+                <a:lumMod val="99000"/>
+                <a:satMod val="120000"/>
+                <a:shade val="78000"/>
+              </a:schemeClr>
+            </a:gs>
+          </a:gsLst>
+          <a:lin ang="5400000" scaled="0"/>
+        </a:gradFill>
+      </a:fillStyleLst>
+      <a:lnStyleLst>
+        <a:ln w="12700" cap="flat" cmpd="sng" algn="ctr">
+          <a:solidFill>
+            <a:schemeClr val="phClr"/>
+          </a:solidFill>
+          <a:prstDash val="solid"/>
+          <a:miter lim="800000"/>
+        </a:ln>
+        <a:ln w="19050" cap="flat" cmpd="sng" algn="ctr">
+          <a:solidFill>
+            <a:schemeClr val="phClr"/>
+          </a:solidFill>
+          <a:prstDash val="solid"/>
+          <a:miter lim="800000"/>
+        </a:ln>
+        <a:ln w="25400" cap="flat" cmpd="sng" algn="ctr">
+          <a:solidFill>
+            <a:schemeClr val="phClr"/>
+          </a:solidFill>
+          <a:prstDash val="solid"/>
+          <a:miter lim="800000"/>
+        </a:ln>
+      </a:lnStyleLst>
+      <a:effectStyleLst>
+        <a:effectStyle>
+          <a:effectLst/>
+        </a:effectStyle>
+        <a:effectStyle>
+          <a:effectLst/>
+        </a:effectStyle>
+        <a:effectStyle>
+          <a:effectLst>
+            <a:outerShdw blurRad="57150" dist="19050" dir="5400000" algn="ctr" rotWithShape="0">
+              <a:srgbClr val="000000">
+                <a:alpha val="63000"/>
+              </a:srgbClr>
+            </a:outerShdw>
+          </a:effectLst>
+        </a:effectStyle>
+      </a:effectStyleLst>
+      <a:bgFillStyleLst>
+        <a:solidFill>
+          <a:schemeClr val="phClr"/>
+        </a:solidFill>
+        <a:solidFill>
+          <a:schemeClr val="phClr">
+            <a:tint val="95000"/>
+            <a:satMod val="170000"/>
+          </a:schemeClr>
+        </a:solidFill>
+        <a:gradFill rotWithShape="1">
+          <a:gsLst>
+            <a:gs pos="0">
+              <a:schemeClr val="phClr">
+                <a:tint val="93000"/>
+                <a:satMod val="150000"/>
+                <a:shade val="98000"/>
+                <a:lumMod val="102000"/>
+              </a:schemeClr>
+            </a:gs>
+            <a:gs pos="50000">
+              <a:schemeClr val="phClr">
+                <a:tint val="98000"/>
+                <a:satMod val="130000"/>
+                <a:shade val="90000"/>
+                <a:lumMod val="103000"/>
+              </a:schemeClr>
+            </a:gs>
+            <a:gs pos="100000">
+              <a:schemeClr val="phClr">
+                <a:shade val="63000"/>
+                <a:satMod val="120000"/>
+              </a:schemeClr>
+            </a:gs>
+          </a:gsLst>
+          <a:lin ang="5400000" scaled="0"/>
+        </a:gradFill>
+      </a:bgFillStyleLst>
+    </a:fmtScheme>
+  </a:themeElements>
+  <a:objectDefaults>
+    <a:lnDef>
+      <a:spPr/>
+      <a:bodyPr/>
+      <a:lstStyle/>
+      <a:style>
+        <a:lnRef idx="2">
+          <a:schemeClr val="accent1"/>
+        </a:lnRef>
+        <a:fillRef idx="0">
+          <a:schemeClr val="accent1"/>
+        </a:fillRef>
+        <a:effectRef idx="1">
+          <a:schemeClr val="accent1"/>
+        </a:effectRef>
+        <a:fontRef idx="minor">
+          <a:schemeClr val="tx1"/>
+        </a:fontRef>
+      </a:style>
+    </a:lnDef>
+  </a:objectDefaults>
+  <a:extraClrSchemeLst/>
+  <a:extLst>
+    <a:ext uri="{05A4C25C-085E-4340-85A3-A5531E510DB2}">
+      <thm15:themeFamily xmlns:thm15="http://schemas.microsoft.com/office/thememl/2012/main" name="Office Theme" id="{2E142A2C-CD16-42D6-873A-C26D2A0506FA}" vid="{1BDDFF52-6CD6-40A5-AB3C-68EB2F1E4D0A}"/>
+    </a:ext>
+  </a:extLst>
+</a:theme>
 </file>